--- a/zht/docx/141.content.docx
+++ b/zht/docx/141.content.docx
@@ -19,7 +19,7 @@
         <w:rPr>
           <w:lang w:val="zh_TW" w:bidi="zh_TW"/>
         </w:rPr>
-        <w:t>Resource: 聖經詞典 (Tyndale)</w:t>
+        <w:t>Resource: Tyndale Open Bible Dictionary</w:t>
       </w:r>
       <w:r>
         <w:rPr>
@@ -112,7 +112,7 @@
         <w:rPr>
           <w:lang w:val="zh_TW" w:bidi="zh_TW"/>
         </w:rPr>
-        <w:t>聖經詞典 (Tyndale)</w:t>
+        <w:t>Tyndale Open Bible Dictionary</w:t>
       </w:r>
     </w:p>
     <w:p>
@@ -149,7 +149,7 @@
         <w:rPr>
           <w:lang w:val="zh_TW" w:bidi="zh_TW"/>
         </w:rPr>
-        <w:t>wei</w:t>
+        <w:t>tou</w:t>
       </w:r>
       <w:r>
         <w:rPr>
@@ -212,7 +212,7 @@
         <w:rPr>
           <w:lang w:val="zh_TW" w:bidi="zh_TW"/>
         </w:rPr>
-        <w:t>偽善</w:t>
+        <w:t>頭</w:t>
       </w:r>
       <w:r>
         <w:rPr>
@@ -231,7 +231,7 @@
         <w:rPr>
           <w:lang w:val="zh_TW" w:bidi="zh_TW"/>
         </w:rPr>
-        <w:t>假裝成跟自己實際上不同的樣子，尤其是裝作表面看來很敬虔或有德行。在現代英語世界中，對「偽善」一詞的理解主要來自於其在新約中的使用，特別是耶穌如何使用這個詞語。在新約和隨後而來的理解中，這個詞通常意指欺騙、歪曲事實或聲稱擁有自己並不具備的美德或品質。</w:t>
+        <w:t>身體的最頂部，包括大腦、主要感官和嘴巴。在聖經中多次出現來描述身體。希伯來文中的「頭」一詞在舊約聖經中也被用作比喻。它通常表示能力和權柄。</w:t>
       </w:r>
     </w:p>
     <w:p>
@@ -245,7 +245,373 @@
         <w:rPr>
           <w:lang w:val="zh_TW" w:bidi="zh_TW"/>
         </w:rPr>
-        <w:t>偽善在聖經中一直是負面的意思，相比之下，希臘人最早使用的偽善則是作為一個中性的詞語。在其動詞形式中，它的意思是「解釋、詮釋或闡述」。雖然名詞「偽善」可以意味著「回答」，但另一個名詞「偽君子」幾乎總是意味著「演員」的意思，這個意思可能來自於動詞「闡述」。</w:t>
+        <w:t>抬起一個人的頭（昂首）被視為是驕傲的行為（</w:t>
+      </w:r>
+      <w:hyperlink r:id="rId13">
+        <w:r>
+          <w:rPr>
+            <w:lang w:val="zh_TW" w:bidi="zh_TW"/>
+          </w:rPr>
+          <w:rPr>
+            <w:color w:val="0000EE"/>
+            <w:u w:val="single"/>
+          </w:rPr>
+          <w:t>詩140:9</w:t>
+        </w:r>
+      </w:hyperlink>
+      <w:r>
+        <w:rPr>
+          <w:lang w:val="zh_TW" w:bidi="zh_TW"/>
+        </w:rPr>
+        <w:t>）或榮譽（</w:t>
+      </w:r>
+      <w:hyperlink r:id="rId14">
+        <w:r>
+          <w:rPr>
+            <w:lang w:val="zh_TW" w:bidi="zh_TW"/>
+          </w:rPr>
+          <w:rPr>
+            <w:color w:val="0000EE"/>
+            <w:u w:val="single"/>
+          </w:rPr>
+          <w:t>創40:20</w:t>
+        </w:r>
+      </w:hyperlink>
+      <w:r>
+        <w:rPr>
+          <w:lang w:val="zh_TW" w:bidi="zh_TW"/>
+        </w:rPr>
+        <w:t>；</w:t>
+      </w:r>
+      <w:hyperlink r:id="rId15">
+        <w:r>
+          <w:rPr>
+            <w:lang w:val="zh_TW" w:bidi="zh_TW"/>
+          </w:rPr>
+          <w:rPr>
+            <w:color w:val="0000EE"/>
+            <w:u w:val="single"/>
+          </w:rPr>
+          <w:t>詩3:3</w:t>
+        </w:r>
+      </w:hyperlink>
+      <w:r>
+        <w:rPr>
+          <w:lang w:val="zh_TW" w:bidi="zh_TW"/>
+        </w:rPr>
+        <w:t>，</w:t>
+      </w:r>
+      <w:hyperlink r:id="rId16">
+        <w:r>
+          <w:rPr>
+            <w:lang w:val="zh_TW" w:bidi="zh_TW"/>
+          </w:rPr>
+          <w:rPr>
+            <w:color w:val="0000EE"/>
+            <w:u w:val="single"/>
+          </w:rPr>
+          <w:t>27:6</w:t>
+        </w:r>
+      </w:hyperlink>
+      <w:r>
+        <w:rPr>
+          <w:lang w:val="zh_TW" w:bidi="zh_TW"/>
+        </w:rPr>
+        <w:t>）。低頭表示謙卑（</w:t>
+      </w:r>
+      <w:hyperlink r:id="rId17">
+        <w:r>
+          <w:rPr>
+            <w:lang w:val="zh_TW" w:bidi="zh_TW"/>
+          </w:rPr>
+          <w:rPr>
+            <w:color w:val="0000EE"/>
+            <w:u w:val="single"/>
+          </w:rPr>
+          <w:t>賽58:5</w:t>
+        </w:r>
+      </w:hyperlink>
+      <w:r>
+        <w:rPr>
+          <w:lang w:val="zh_TW" w:bidi="zh_TW"/>
+        </w:rPr>
+        <w:t>）或悲傷（</w:t>
+      </w:r>
+      <w:hyperlink r:id="rId18">
+        <w:r>
+          <w:rPr>
+            <w:lang w:val="zh_TW" w:bidi="zh_TW"/>
+          </w:rPr>
+          <w:rPr>
+            <w:color w:val="0000EE"/>
+            <w:u w:val="single"/>
+          </w:rPr>
+          <w:t>哀2:10</w:t>
+        </w:r>
+      </w:hyperlink>
+      <w:r>
+        <w:rPr>
+          <w:lang w:val="zh_TW" w:bidi="zh_TW"/>
+        </w:rPr>
+        <w:t>）。這個希伯來文詞語被比喻用於山峰（</w:t>
+      </w:r>
+      <w:hyperlink r:id="rId19">
+        <w:r>
+          <w:rPr>
+            <w:lang w:val="zh_TW" w:bidi="zh_TW"/>
+          </w:rPr>
+          <w:rPr>
+            <w:color w:val="0000EE"/>
+            <w:u w:val="single"/>
+          </w:rPr>
+          <w:t>創8:5</w:t>
+        </w:r>
+      </w:hyperlink>
+      <w:r>
+        <w:rPr>
+          <w:lang w:val="zh_TW" w:bidi="zh_TW"/>
+        </w:rPr>
+        <w:t>）、建築物的頂部（</w:t>
+      </w:r>
+      <w:hyperlink r:id="rId20">
+        <w:r>
+          <w:rPr>
+            <w:lang w:val="zh_TW" w:bidi="zh_TW"/>
+          </w:rPr>
+          <w:rPr>
+            <w:color w:val="0000EE"/>
+            <w:u w:val="single"/>
+          </w:rPr>
+          <w:t>創11:4</w:t>
+        </w:r>
+      </w:hyperlink>
+      <w:r>
+        <w:rPr>
+          <w:lang w:val="zh_TW" w:bidi="zh_TW"/>
+        </w:rPr>
+        <w:t>）或樹木（</w:t>
+      </w:r>
+      <w:hyperlink r:id="rId21">
+        <w:r>
+          <w:rPr>
+            <w:lang w:val="zh_TW" w:bidi="zh_TW"/>
+          </w:rPr>
+          <w:rPr>
+            <w:color w:val="0000EE"/>
+            <w:u w:val="single"/>
+          </w:rPr>
+          <w:t>撒下5:24</w:t>
+        </w:r>
+      </w:hyperlink>
+      <w:r>
+        <w:rPr>
+          <w:lang w:val="zh_TW" w:bidi="zh_TW"/>
+        </w:rPr>
+        <w:t>），以及河流的源頭（</w:t>
+      </w:r>
+      <w:hyperlink r:id="rId22">
+        <w:r>
+          <w:rPr>
+            <w:lang w:val="zh_TW" w:bidi="zh_TW"/>
+          </w:rPr>
+          <w:rPr>
+            <w:color w:val="0000EE"/>
+            <w:u w:val="single"/>
+          </w:rPr>
+          <w:t>創2:10</w:t>
+        </w:r>
+      </w:hyperlink>
+      <w:r>
+        <w:rPr>
+          <w:lang w:val="zh_TW" w:bidi="zh_TW"/>
+        </w:rPr>
+        <w:t>）。這個詞通常用來指政治、軍事或家庭權柄的首位。在這個意義上，「頭」對所有屬於他的人有控制權（</w:t>
+      </w:r>
+      <w:hyperlink r:id="rId23">
+        <w:r>
+          <w:rPr>
+            <w:lang w:val="zh_TW" w:bidi="zh_TW"/>
+          </w:rPr>
+          <w:rPr>
+            <w:color w:val="0000EE"/>
+            <w:u w:val="single"/>
+          </w:rPr>
+          <w:t>士10:18</w:t>
+        </w:r>
+      </w:hyperlink>
+      <w:r>
+        <w:rPr>
+          <w:lang w:val="zh_TW" w:bidi="zh_TW"/>
+        </w:rPr>
+        <w:t>；</w:t>
+      </w:r>
+      <w:hyperlink r:id="rId24">
+        <w:r>
+          <w:rPr>
+            <w:lang w:val="zh_TW" w:bidi="zh_TW"/>
+          </w:rPr>
+          <w:rPr>
+            <w:color w:val="0000EE"/>
+            <w:u w:val="single"/>
+          </w:rPr>
+          <w:t>撒上15:17</w:t>
+        </w:r>
+      </w:hyperlink>
+      <w:r>
+        <w:rPr>
+          <w:lang w:val="zh_TW" w:bidi="zh_TW"/>
+        </w:rPr>
+        <w:t>；</w:t>
+      </w:r>
+      <w:hyperlink r:id="rId25">
+        <w:r>
+          <w:rPr>
+            <w:lang w:val="zh_TW" w:bidi="zh_TW"/>
+          </w:rPr>
+          <w:rPr>
+            <w:color w:val="0000EE"/>
+            <w:u w:val="single"/>
+          </w:rPr>
+          <w:t>詩18:43</w:t>
+        </w:r>
+      </w:hyperlink>
+      <w:r>
+        <w:rPr>
+          <w:lang w:val="zh_TW" w:bidi="zh_TW"/>
+        </w:rPr>
+        <w:t>；</w:t>
+      </w:r>
+      <w:hyperlink r:id="rId26">
+        <w:r>
+          <w:rPr>
+            <w:lang w:val="zh_TW" w:bidi="zh_TW"/>
+          </w:rPr>
+          <w:rPr>
+            <w:color w:val="0000EE"/>
+            <w:u w:val="single"/>
+          </w:rPr>
+          <w:t>賽7:8–9</w:t>
+        </w:r>
+      </w:hyperlink>
+      <w:r>
+        <w:rPr>
+          <w:lang w:val="zh_TW" w:bidi="zh_TW"/>
+        </w:rPr>
+        <w:t>；</w:t>
+      </w:r>
+      <w:hyperlink r:id="rId27">
+        <w:r>
+          <w:rPr>
+            <w:lang w:val="zh_TW" w:bidi="zh_TW"/>
+          </w:rPr>
+          <w:rPr>
+            <w:color w:val="0000EE"/>
+            <w:u w:val="single"/>
+          </w:rPr>
+          <w:t>耶31:7</w:t>
+        </w:r>
+      </w:hyperlink>
+      <w:r>
+        <w:rPr>
+          <w:lang w:val="zh_TW" w:bidi="zh_TW"/>
+        </w:rPr>
+        <w:t>；</w:t>
+      </w:r>
+      <w:hyperlink r:id="rId28">
+        <w:r>
+          <w:rPr>
+            <w:lang w:val="zh_TW" w:bidi="zh_TW"/>
+          </w:rPr>
+          <w:rPr>
+            <w:color w:val="0000EE"/>
+            <w:u w:val="single"/>
+          </w:rPr>
+          <w:t>何1:11</w:t>
+        </w:r>
+      </w:hyperlink>
+      <w:r>
+        <w:rPr>
+          <w:lang w:val="zh_TW" w:bidi="zh_TW"/>
+        </w:rPr>
+        <w:t>）。大衛在擔任亞吉的保鏢時被稱為「</w:t>
+      </w:r>
+      <w:r>
+        <w:rPr>
+          <w:lang w:val="zh_TW" w:bidi="zh_TW"/>
+        </w:rPr>
+        <w:t>我立你永遠作我的護衛長（有些譯本譯為：</w:t>
+      </w:r>
+      <w:r>
+        <w:rPr>
+          <w:lang w:val="zh_TW" w:bidi="zh_TW"/>
+        </w:rPr>
+        <w:t>我的頭，守護者</w:t>
+      </w:r>
+      <w:r>
+        <w:rPr>
+          <w:lang w:val="zh_TW" w:bidi="zh_TW"/>
+        </w:rPr>
+        <w:t>）</w:t>
+      </w:r>
+      <w:r>
+        <w:rPr>
+          <w:lang w:val="zh_TW" w:bidi="zh_TW"/>
+        </w:rPr>
+        <w:t>」（</w:t>
+      </w:r>
+      <w:hyperlink r:id="rId29">
+        <w:r>
+          <w:rPr>
+            <w:lang w:val="zh_TW" w:bidi="zh_TW"/>
+          </w:rPr>
+          <w:rPr>
+            <w:color w:val="0000EE"/>
+            <w:u w:val="single"/>
+          </w:rPr>
+          <w:t>撒上28:2</w:t>
+        </w:r>
+      </w:hyperlink>
+      <w:r>
+        <w:rPr>
+          <w:lang w:val="zh_TW" w:bidi="zh_TW"/>
+        </w:rPr>
+        <w:t>；參：</w:t>
+      </w:r>
+      <w:hyperlink r:id="rId30">
+        <w:r>
+          <w:rPr>
+            <w:lang w:val="zh_TW" w:bidi="zh_TW"/>
+          </w:rPr>
+          <w:rPr>
+            <w:color w:val="0000EE"/>
+            <w:u w:val="single"/>
+          </w:rPr>
+          <w:t>士9:53</w:t>
+        </w:r>
+      </w:hyperlink>
+      <w:r>
+        <w:rPr>
+          <w:lang w:val="zh_TW" w:bidi="zh_TW"/>
+        </w:rPr>
+        <w:t>；</w:t>
+      </w:r>
+      <w:hyperlink r:id="rId31">
+        <w:r>
+          <w:rPr>
+            <w:lang w:val="zh_TW" w:bidi="zh_TW"/>
+          </w:rPr>
+          <w:rPr>
+            <w:color w:val="0000EE"/>
+            <w:u w:val="single"/>
+          </w:rPr>
+          <w:t>詩68:21</w:t>
+        </w:r>
+      </w:hyperlink>
+      <w:r>
+        <w:rPr>
+          <w:lang w:val="zh_TW" w:bidi="zh_TW"/>
+        </w:rPr>
+        <w:t>）。</w:t>
       </w:r>
     </w:p>
     <w:p>
@@ -259,7 +625,7 @@
         <w:rPr>
           <w:lang w:val="zh_TW" w:bidi="zh_TW"/>
         </w:rPr>
-        <w:t>最初，偽君子可以是解釋詩人文字或作曲家音樂的演說者或演員。演員或「偽君子」試圖讓觀眾理解詩人或作曲家所寫的內容。在更大的範圍內，「偽君子」可以是舞台上表演戲劇的眾多演員之一。一個好的「偽君子」忠實地詮釋他被分配的角色，而一個不受歡迎的「偽君子」則糟糕地詮釋他的角色。由於這個詞本質上的中立性，因此必須有附帶的詞語，才能確定其定義的走向。</w:t>
+        <w:t>希臘哲學家使用身體的特徵來代表宇宙。這個身體的頭部——稱為「宙斯」或理性——被視為是來創造和維持其餘成員（天體、人類、動物、植物和無生命的物體）的部分。宇宙，或「身體」，其存在歸功於「頭部」。</w:t>
       </w:r>
     </w:p>
     <w:p>
@@ -273,7 +639,7 @@
         <w:rPr>
           <w:lang w:val="zh_TW" w:bidi="zh_TW"/>
         </w:rPr>
-        <w:t>在希臘化時期（約公元前325–125年），通常視世界為一個舞台，所有人的一生被視為表演的藝術。個人的角色和劇本是由他的家庭、文化和宗教環境所為他編寫的，他可以成功或不成功地演繹出來。當在這個意義上使用時，「偽善」並不帶有虛偽或欺騙的意思。然而，有些情況下，「偽君子」一詞被用來形容那些以欺騙方式表演其生命角色的人。向公眾展示的形象只是一個面具，背後隱藏著真實而不同的自我。</w:t>
+        <w:t>在公元前460年（通常被認為是希波克拉底〔Hippocrates〕最早著作的日期）和公元200年（發展希波克拉底研究的蓋倫〔Galen〕去世）之間，希臘醫學科學逐漸理解頭部是智慧的所在。身體之所以能夠有效地運作，是因為大腦能夠解釋從身體（眼睛、耳朵、皮膚等）接收到的數據，並且能夠根據接收到的數據向身體的各個部份發出適當的信號，大腦解釋和指導的能力使身體的存在完全依賴於它。</w:t>
       </w:r>
     </w:p>
     <w:p>
@@ -287,9 +653,9 @@
         <w:rPr>
           <w:lang w:val="zh_TW" w:bidi="zh_TW"/>
         </w:rPr>
-        <w:t>福音書經常使用「偽善」這個詞（</w:t>
-      </w:r>
-      <w:hyperlink r:id="rId13">
+        <w:t>在新約中，這個詞指的是人類的頭部（</w:t>
+      </w:r>
+      <w:hyperlink r:id="rId32">
         <w:r>
           <w:rPr>
             <w:lang w:val="zh_TW" w:bidi="zh_TW"/>
@@ -298,16 +664,16 @@
             <w:color w:val="0000EE"/>
             <w:u w:val="single"/>
           </w:rPr>
-          <w:t>太23:28</w:t>
+          <w:t>太5:36</w:t>
         </w:r>
       </w:hyperlink>
       <w:r>
         <w:rPr>
           <w:lang w:val="zh_TW" w:bidi="zh_TW"/>
         </w:rPr>
-        <w:t>；</w:t>
-      </w:r>
-      <w:hyperlink r:id="rId14">
+        <w:t>，</w:t>
+      </w:r>
+      <w:hyperlink r:id="rId33">
         <w:r>
           <w:rPr>
             <w:lang w:val="zh_TW" w:bidi="zh_TW"/>
@@ -316,16 +682,16 @@
             <w:color w:val="0000EE"/>
             <w:u w:val="single"/>
           </w:rPr>
-          <w:t>可12:15下</w:t>
+          <w:t>6:17</w:t>
         </w:r>
       </w:hyperlink>
       <w:r>
         <w:rPr>
           <w:lang w:val="zh_TW" w:bidi="zh_TW"/>
         </w:rPr>
-        <w:t>；</w:t>
-      </w:r>
-      <w:hyperlink r:id="rId15">
+        <w:t>，</w:t>
+      </w:r>
+      <w:hyperlink r:id="rId34">
         <w:r>
           <w:rPr>
             <w:lang w:val="zh_TW" w:bidi="zh_TW"/>
@@ -334,16 +700,16 @@
             <w:color w:val="0000EE"/>
             <w:u w:val="single"/>
           </w:rPr>
-          <w:t>路12:1</w:t>
+          <w:t>14:8</w:t>
         </w:r>
       </w:hyperlink>
       <w:r>
         <w:rPr>
           <w:lang w:val="zh_TW" w:bidi="zh_TW"/>
         </w:rPr>
-        <w:t>）和「偽君子」（</w:t>
-      </w:r>
-      <w:hyperlink r:id="rId16">
+        <w:t>，</w:t>
+      </w:r>
+      <w:hyperlink r:id="rId35">
         <w:r>
           <w:rPr>
             <w:lang w:val="zh_TW" w:bidi="zh_TW"/>
@@ -352,7 +718,7 @@
             <w:color w:val="0000EE"/>
             <w:u w:val="single"/>
           </w:rPr>
-          <w:t>太7:5</w:t>
+          <w:t>26:7</w:t>
         </w:r>
       </w:hyperlink>
       <w:r>
@@ -361,7 +727,7 @@
         </w:rPr>
         <w:t>；</w:t>
       </w:r>
-      <w:hyperlink r:id="rId17">
+      <w:hyperlink r:id="rId36">
         <w:r>
           <w:rPr>
             <w:lang w:val="zh_TW" w:bidi="zh_TW"/>
@@ -370,16 +736,16 @@
             <w:color w:val="0000EE"/>
             <w:u w:val="single"/>
           </w:rPr>
-          <w:t>24:51</w:t>
+          <w:t>可6:27</w:t>
         </w:r>
       </w:hyperlink>
       <w:r>
         <w:rPr>
           <w:lang w:val="zh_TW" w:bidi="zh_TW"/>
         </w:rPr>
-        <w:t>；</w:t>
-      </w:r>
-      <w:hyperlink r:id="rId18">
+        <w:t>，</w:t>
+      </w:r>
+      <w:hyperlink r:id="rId37">
         <w:r>
           <w:rPr>
             <w:lang w:val="zh_TW" w:bidi="zh_TW"/>
@@ -388,16 +754,16 @@
             <w:color w:val="0000EE"/>
             <w:u w:val="single"/>
           </w:rPr>
-          <w:t>路6:42</w:t>
+          <w:t>14:3</w:t>
         </w:r>
       </w:hyperlink>
       <w:r>
         <w:rPr>
           <w:lang w:val="zh_TW" w:bidi="zh_TW"/>
         </w:rPr>
-        <w:t>，</w:t>
-      </w:r>
-      <w:hyperlink r:id="rId19">
+        <w:t>；</w:t>
+      </w:r>
+      <w:hyperlink r:id="rId38">
         <w:r>
           <w:rPr>
             <w:lang w:val="zh_TW" w:bidi="zh_TW"/>
@@ -406,16 +772,16 @@
             <w:color w:val="0000EE"/>
             <w:u w:val="single"/>
           </w:rPr>
-          <w:t>13:15</w:t>
+          <w:t>路7:46</w:t>
         </w:r>
       </w:hyperlink>
       <w:r>
         <w:rPr>
           <w:lang w:val="zh_TW" w:bidi="zh_TW"/>
         </w:rPr>
-        <w:t>）來記錄耶穌與他的對手之間的衝突。關於法利賽人和撒都該人，耶穌察覺到他們外在形式的公義，與他們未能接受內在公義之間的鮮明對比，如：憐憫、公正、謙卑、寬恕和對不可愛之人的愛（</w:t>
-      </w:r>
-      <w:hyperlink r:id="rId20">
+        <w:t>；</w:t>
+      </w:r>
+      <w:hyperlink r:id="rId39">
         <w:r>
           <w:rPr>
             <w:lang w:val="zh_TW" w:bidi="zh_TW"/>
@@ -424,16 +790,16 @@
             <w:color w:val="0000EE"/>
             <w:u w:val="single"/>
           </w:rPr>
-          <w:t>路11:38、42</w:t>
+          <w:t>約13:9</w:t>
         </w:r>
       </w:hyperlink>
       <w:r>
         <w:rPr>
           <w:lang w:val="zh_TW" w:bidi="zh_TW"/>
         </w:rPr>
-        <w:t>）。他們在這方面的失敗，隱藏在虔誠的外表中（</w:t>
-      </w:r>
-      <w:hyperlink r:id="rId21">
+        <w:t>，</w:t>
+      </w:r>
+      <w:hyperlink r:id="rId40">
         <w:r>
           <w:rPr>
             <w:lang w:val="zh_TW" w:bidi="zh_TW"/>
@@ -442,16 +808,16 @@
             <w:color w:val="0000EE"/>
             <w:u w:val="single"/>
           </w:rPr>
-          <w:t>可7:1–13</w:t>
+          <w:t>20:7</w:t>
         </w:r>
       </w:hyperlink>
       <w:r>
         <w:rPr>
           <w:lang w:val="zh_TW" w:bidi="zh_TW"/>
         </w:rPr>
-        <w:t>），他們心裡充滿了貪婪和邪惡（</w:t>
-      </w:r>
-      <w:hyperlink r:id="rId22">
+        <w:t>），指天啟生物（</w:t>
+      </w:r>
+      <w:hyperlink r:id="rId41">
         <w:r>
           <w:rPr>
             <w:lang w:val="zh_TW" w:bidi="zh_TW"/>
@@ -460,16 +826,16 @@
             <w:color w:val="0000EE"/>
             <w:u w:val="single"/>
           </w:rPr>
-          <w:t>路11:39</w:t>
+          <w:t>啟1:14</w:t>
         </w:r>
       </w:hyperlink>
       <w:r>
         <w:rPr>
           <w:lang w:val="zh_TW" w:bidi="zh_TW"/>
         </w:rPr>
-        <w:t>）。偽善定義了那些表現出行為上的公義，但內心卻充滿邪惡的人（</w:t>
-      </w:r>
-      <w:hyperlink r:id="rId13">
+        <w:t>，</w:t>
+      </w:r>
+      <w:hyperlink r:id="rId42">
         <w:r>
           <w:rPr>
             <w:lang w:val="zh_TW" w:bidi="zh_TW"/>
@@ -478,7 +844,187 @@
             <w:color w:val="0000EE"/>
             <w:u w:val="single"/>
           </w:rPr>
-          <w:t>太23:28</w:t>
+          <w:t>4:4</w:t>
+        </w:r>
+      </w:hyperlink>
+      <w:r>
+        <w:rPr>
+          <w:lang w:val="zh_TW" w:bidi="zh_TW"/>
+        </w:rPr>
+        <w:t>，</w:t>
+      </w:r>
+      <w:hyperlink r:id="rId43">
+        <w:r>
+          <w:rPr>
+            <w:lang w:val="zh_TW" w:bidi="zh_TW"/>
+          </w:rPr>
+          <w:rPr>
+            <w:color w:val="0000EE"/>
+            <w:u w:val="single"/>
+          </w:rPr>
+          <w:t>12:1</w:t>
+        </w:r>
+      </w:hyperlink>
+      <w:r>
+        <w:rPr>
+          <w:lang w:val="zh_TW" w:bidi="zh_TW"/>
+        </w:rPr>
+        <w:t>），以及動物（</w:t>
+      </w:r>
+      <w:hyperlink r:id="rId44">
+        <w:r>
+          <w:rPr>
+            <w:lang w:val="zh_TW" w:bidi="zh_TW"/>
+          </w:rPr>
+          <w:rPr>
+            <w:color w:val="0000EE"/>
+            <w:u w:val="single"/>
+          </w:rPr>
+          <w:t>啟9:7、17、19</w:t>
+        </w:r>
+      </w:hyperlink>
+      <w:r>
+        <w:rPr>
+          <w:lang w:val="zh_TW" w:bidi="zh_TW"/>
+        </w:rPr>
+        <w:t>，</w:t>
+      </w:r>
+      <w:hyperlink r:id="rId45">
+        <w:r>
+          <w:rPr>
+            <w:lang w:val="zh_TW" w:bidi="zh_TW"/>
+          </w:rPr>
+          <w:rPr>
+            <w:color w:val="0000EE"/>
+            <w:u w:val="single"/>
+          </w:rPr>
+          <w:t>12:3</w:t>
+        </w:r>
+      </w:hyperlink>
+      <w:r>
+        <w:rPr>
+          <w:lang w:val="zh_TW" w:bidi="zh_TW"/>
+        </w:rPr>
+        <w:t>）。此外，它出現在諸如「</w:t>
+      </w:r>
+      <w:r>
+        <w:rPr>
+          <w:lang w:val="zh_TW" w:bidi="zh_TW"/>
+        </w:rPr>
+        <w:t>炭火堆在他的頭上</w:t>
+      </w:r>
+      <w:r>
+        <w:rPr>
+          <w:lang w:val="zh_TW" w:bidi="zh_TW"/>
+        </w:rPr>
+        <w:t>」這樣的表達中，意指以善報惡（</w:t>
+      </w:r>
+      <w:hyperlink r:id="rId46">
+        <w:r>
+          <w:rPr>
+            <w:lang w:val="zh_TW" w:bidi="zh_TW"/>
+          </w:rPr>
+          <w:rPr>
+            <w:color w:val="0000EE"/>
+            <w:u w:val="single"/>
+          </w:rPr>
+          <w:t>羅12:20</w:t>
+        </w:r>
+      </w:hyperlink>
+      <w:r>
+        <w:rPr>
+          <w:lang w:val="zh_TW" w:bidi="zh_TW"/>
+        </w:rPr>
+        <w:t>；參：</w:t>
+      </w:r>
+      <w:hyperlink r:id="rId47">
+        <w:r>
+          <w:rPr>
+            <w:lang w:val="zh_TW" w:bidi="zh_TW"/>
+          </w:rPr>
+          <w:rPr>
+            <w:color w:val="0000EE"/>
+            <w:u w:val="single"/>
+          </w:rPr>
+          <w:t>太5:44</w:t>
+        </w:r>
+      </w:hyperlink>
+      <w:r>
+        <w:rPr>
+          <w:lang w:val="zh_TW" w:bidi="zh_TW"/>
+        </w:rPr>
+        <w:t>）；「剪髮」或「</w:t>
+      </w:r>
+      <w:r>
+        <w:rPr>
+          <w:lang w:val="zh_TW" w:bidi="zh_TW"/>
+        </w:rPr>
+        <w:t>剃</w:t>
+      </w:r>
+      <w:r>
+        <w:rPr>
+          <w:lang w:val="zh_TW" w:bidi="zh_TW"/>
+        </w:rPr>
+        <w:t>頭」表示一個誓言（</w:t>
+      </w:r>
+      <w:hyperlink r:id="rId48">
+        <w:r>
+          <w:rPr>
+            <w:lang w:val="zh_TW" w:bidi="zh_TW"/>
+          </w:rPr>
+          <w:rPr>
+            <w:color w:val="0000EE"/>
+            <w:u w:val="single"/>
+          </w:rPr>
+          <w:t>徒21:24</w:t>
+        </w:r>
+      </w:hyperlink>
+      <w:r>
+        <w:rPr>
+          <w:lang w:val="zh_TW" w:bidi="zh_TW"/>
+        </w:rPr>
+        <w:t>）；以及「</w:t>
+      </w:r>
+      <w:r>
+        <w:rPr>
+          <w:lang w:val="zh_TW" w:bidi="zh_TW"/>
+        </w:rPr>
+        <w:t>枕頭</w:t>
+      </w:r>
+      <w:r>
+        <w:rPr>
+          <w:lang w:val="zh_TW" w:bidi="zh_TW"/>
+        </w:rPr>
+        <w:t>」，意指睡覺（</w:t>
+      </w:r>
+      <w:hyperlink r:id="rId49">
+        <w:r>
+          <w:rPr>
+            <w:lang w:val="zh_TW" w:bidi="zh_TW"/>
+          </w:rPr>
+          <w:rPr>
+            <w:color w:val="0000EE"/>
+            <w:u w:val="single"/>
+          </w:rPr>
+          <w:t>太8:20</w:t>
+        </w:r>
+      </w:hyperlink>
+      <w:r>
+        <w:rPr>
+          <w:lang w:val="zh_TW" w:bidi="zh_TW"/>
+        </w:rPr>
+        <w:t>；</w:t>
+      </w:r>
+      <w:hyperlink r:id="rId50">
+        <w:r>
+          <w:rPr>
+            <w:lang w:val="zh_TW" w:bidi="zh_TW"/>
+          </w:rPr>
+          <w:rPr>
+            <w:color w:val="0000EE"/>
+            <w:u w:val="single"/>
+          </w:rPr>
+          <w:t>路9:58</w:t>
         </w:r>
       </w:hyperlink>
       <w:r>
@@ -499,9 +1045,9 @@
         <w:rPr>
           <w:lang w:val="zh_TW" w:bidi="zh_TW"/>
         </w:rPr>
-        <w:t>耶穌譴責偽善，因為它扭曲了神公義的命令。偽善者不追求真實的內在聖潔，而是將公義扭曲成一種僵化的模式，其主要用途是在人面前展示出來（</w:t>
-      </w:r>
-      <w:hyperlink r:id="rId23">
+        <w:t>使徒保羅借用了舊約中對該詞語的隱喻，來表達神對基督的權柄、基督對人的權柄，以及男人對婦女的權柄（</w:t>
+      </w:r>
+      <w:hyperlink r:id="rId51">
         <w:r>
           <w:rPr>
             <w:lang w:val="zh_TW" w:bidi="zh_TW"/>
@@ -510,16 +1056,16 @@
             <w:color w:val="0000EE"/>
             <w:u w:val="single"/>
           </w:rPr>
-          <w:t>太23:2–7</w:t>
+          <w:t>林前11:3–16；</w:t>
         </w:r>
       </w:hyperlink>
       <w:r>
         <w:rPr>
           <w:lang w:val="zh_TW" w:bidi="zh_TW"/>
         </w:rPr>
-        <w:t>）。他們對公義的觀念揭示了他們對神認識的扭曲，以及對祂如何使罪人與自己和好的錯誤理解（</w:t>
-      </w:r>
-      <w:hyperlink r:id="rId24">
+        <w:t>參：</w:t>
+      </w:r>
+      <w:hyperlink r:id="rId52">
         <w:r>
           <w:rPr>
             <w:lang w:val="zh_TW" w:bidi="zh_TW"/>
@@ -528,16 +1074,16 @@
             <w:color w:val="0000EE"/>
             <w:u w:val="single"/>
           </w:rPr>
-          <w:t>路16:15</w:t>
+          <w:t>弗 5:23</w:t>
         </w:r>
       </w:hyperlink>
       <w:r>
         <w:rPr>
           <w:lang w:val="zh_TW" w:bidi="zh_TW"/>
         </w:rPr>
-        <w:t>）。這些偽善者雖向人解釋神的性情，實際上只是誤解祂。因此，他們的虛假使人遠離神，而不是走向神，與祂和好（</w:t>
-      </w:r>
-      <w:hyperlink r:id="rId25">
+        <w:t>）。在這些關係的亮光中，保羅鼓勵哥林多的婦女在敬拜時戴上面紗，面紗賦予婦女在神面前與男人平等敬拜的權柄。這詞再次被用來表達基督對宇宙的主權（</w:t>
+      </w:r>
+      <w:hyperlink r:id="rId53">
         <w:r>
           <w:rPr>
             <w:lang w:val="zh_TW" w:bidi="zh_TW"/>
@@ -546,16 +1092,16 @@
             <w:color w:val="0000EE"/>
             <w:u w:val="single"/>
           </w:rPr>
-          <w:t>路11:52</w:t>
+          <w:t>弗1:21–22</w:t>
         </w:r>
       </w:hyperlink>
       <w:r>
         <w:rPr>
           <w:lang w:val="zh_TW" w:bidi="zh_TW"/>
         </w:rPr>
-        <w:t>）。偽善者不僅阻止他人進入神的國，其實自己也進不去（</w:t>
-      </w:r>
-      <w:hyperlink r:id="rId26">
+        <w:t>；</w:t>
+      </w:r>
+      <w:hyperlink r:id="rId54">
         <w:r>
           <w:rPr>
             <w:lang w:val="zh_TW" w:bidi="zh_TW"/>
@@ -564,7 +1110,7 @@
             <w:color w:val="0000EE"/>
             <w:u w:val="single"/>
           </w:rPr>
-          <w:t>太23:13</w:t>
+          <w:t>西2:10</w:t>
         </w:r>
       </w:hyperlink>
       <w:r>
@@ -572,16 +1118,6 @@
           <w:lang w:val="zh_TW" w:bidi="zh_TW"/>
         </w:rPr>
         <w:t>）。</w:t>
-      </w:r>
-      <w:r>
-        <w:rPr>
-          <w:lang w:val="zh_TW" w:bidi="zh_TW"/>
-        </w:rPr>
-      </w:r>
-      <w:r>
-        <w:rPr>
-          <w:lang w:val="zh_TW" w:bidi="zh_TW"/>
-        </w:rPr>
       </w:r>
     </w:p>
     <w:p>
@@ -591,37 +1127,13 @@
           <w:lang w:val="zh_TW" w:bidi="zh_TW"/>
         </w:rPr>
       </w:r>
-    </w:p>
-    <w:p>
-      <w:pPr>
-        <w:pStyle w:val="Heading2"/>
-      </w:pPr>
-      <w:r>
-        <w:rPr>
-          <w:lang w:val="zh_TW" w:bidi="zh_TW"/>
-        </w:rPr>
-        <w:t>為死人受洗</w:t>
-      </w:r>
-      <w:r>
-        <w:rPr>
-          <w:lang w:val="zh_TW" w:bidi="zh_TW"/>
-        </w:rPr>
-      </w:r>
-    </w:p>
-    <w:p>
-      <w:pPr/>
-      <w:r>
-        <w:rPr>
-          <w:lang w:val="zh_TW" w:bidi="zh_TW"/>
-        </w:rPr>
-      </w:r>
-      <w:r>
-        <w:rPr>
-          <w:lang w:val="zh_TW" w:bidi="zh_TW"/>
-        </w:rPr>
-        <w:t>一個意義不明的習俗，在新約聖經中提到一次（</w:t>
-      </w:r>
-      <w:hyperlink r:id="rId27">
+      <w:r>
+        <w:rPr>
+          <w:lang w:val="zh_TW" w:bidi="zh_TW"/>
+        </w:rPr>
+        <w:t>保羅使用頭與身體的表達來說明基督與祂自己教會之間的關係（</w:t>
+      </w:r>
+      <w:hyperlink r:id="rId55">
         <w:r>
           <w:rPr>
             <w:lang w:val="zh_TW" w:bidi="zh_TW"/>
@@ -630,113 +1142,16 @@
             <w:color w:val="0000EE"/>
             <w:u w:val="single"/>
           </w:rPr>
-          <w:t>林前15:29</w:t>
+          <w:t>弗4:15</w:t>
         </w:r>
       </w:hyperlink>
       <w:r>
         <w:rPr>
           <w:lang w:val="zh_TW" w:bidi="zh_TW"/>
         </w:rPr>
-        <w:t>）。對於這段有爭議的經文，已經有許多人提出了許多解釋。主要的問題是，為死者施行的洗禮是怎樣的，以及保羅是否認可這種做法。</w:t>
-      </w:r>
-    </w:p>
-    <w:p>
-      <w:pPr>
-        <w:pStyle w:val="Heading3"/>
-      </w:pPr>
-      <w:r>
-        <w:rPr>
-          <w:lang w:val="zh_TW" w:bidi="zh_TW"/>
-        </w:rPr>
-        <w:t>為死人受洗的不同解釋方式</w:t>
-      </w:r>
-    </w:p>
-    <w:p>
-      <w:pPr/>
-      <w:r>
-        <w:rPr>
-          <w:lang w:val="zh_TW" w:bidi="zh_TW"/>
-        </w:rPr>
-      </w:r>
-      <w:r>
-        <w:rPr>
-          <w:lang w:val="zh_TW" w:bidi="zh_TW"/>
-        </w:rPr>
-        <w:t>對「為死人受洗」這個片語的解釋可歸納為三類：</w:t>
-      </w:r>
-    </w:p>
-    <w:p>
-      <w:pPr>
-        <w:pStyle w:val="ListNumber"/>
-        <w:numPr>
-          <w:ilvl w:val="0"/>
-          <w:numId w:val="14"/>
-        </w:numPr>
-        <w:spacing w:line="240" w:lineRule="auto"/>
-        <w:ind w:left="720"/>
-      </w:pPr>
-      <w:r>
-        <w:rPr>
-          <w:lang w:val="zh_TW" w:bidi="zh_TW"/>
-        </w:rPr>
-      </w:r>
-      <w:r>
-        <w:rPr>
-          <w:lang w:val="zh_TW" w:bidi="zh_TW"/>
-        </w:rPr>
-        <w:t>洗禮作為象徵</w:t>
-      </w:r>
-    </w:p>
-    <w:p>
-      <w:pPr>
-        <w:pStyle w:val="ListNumber"/>
-        <w:spacing w:line="240" w:lineRule="auto"/>
-        <w:ind w:left="720"/>
-      </w:pPr>
-      <w:r>
-        <w:rPr>
-          <w:lang w:val="zh_TW" w:bidi="zh_TW"/>
-        </w:rPr>
-      </w:r>
-      <w:r>
-        <w:rPr>
-          <w:lang w:val="zh_TW" w:bidi="zh_TW"/>
-        </w:rPr>
-        <w:t>普通洗禮</w:t>
-      </w:r>
-    </w:p>
-    <w:p>
-      <w:pPr>
-        <w:pStyle w:val="ListNumber"/>
-        <w:spacing w:line="240" w:lineRule="auto"/>
-        <w:ind w:left="720"/>
-      </w:pPr>
-      <w:r>
-        <w:rPr>
-          <w:lang w:val="zh_TW" w:bidi="zh_TW"/>
-        </w:rPr>
-      </w:r>
-      <w:r>
-        <w:rPr>
-          <w:lang w:val="zh_TW" w:bidi="zh_TW"/>
-        </w:rPr>
-        <w:t>代表他人受洗</w:t>
-      </w:r>
-    </w:p>
-    <w:p>
-      <w:pPr/>
-      <w:r>
-        <w:rPr>
-          <w:lang w:val="zh_TW" w:bidi="zh_TW"/>
-        </w:rPr>
-      </w:r>
-      <w:r>
-        <w:rPr>
-          <w:lang w:val="zh_TW" w:bidi="zh_TW"/>
-        </w:rPr>
-        <w:t>在</w:t>
-      </w:r>
-      <w:hyperlink r:id="rId28">
+        <w:t>，</w:t>
+      </w:r>
+      <w:hyperlink r:id="rId52">
         <w:r>
           <w:rPr>
             <w:lang w:val="zh_TW" w:bidi="zh_TW"/>
@@ -745,16 +1160,16 @@
             <w:color w:val="0000EE"/>
             <w:u w:val="single"/>
           </w:rPr>
-          <w:t>馬可福音十章38節</w:t>
+          <w:t>5:23</w:t>
         </w:r>
       </w:hyperlink>
       <w:r>
         <w:rPr>
           <w:lang w:val="zh_TW" w:bidi="zh_TW"/>
         </w:rPr>
-        <w:t>和</w:t>
-      </w:r>
-      <w:hyperlink r:id="rId29">
+        <w:t>；參</w:t>
+      </w:r>
+      <w:hyperlink r:id="rId56">
         <w:r>
           <w:rPr>
             <w:lang w:val="zh_TW" w:bidi="zh_TW"/>
@@ -763,135 +1178,14 @@
             <w:color w:val="0000EE"/>
             <w:u w:val="single"/>
           </w:rPr>
-          <w:t>路加福音十二章50節</w:t>
+          <w:t>林前12:12–27</w:t>
         </w:r>
       </w:hyperlink>
       <w:r>
         <w:rPr>
           <w:lang w:val="zh_TW" w:bidi="zh_TW"/>
         </w:rPr>
-        <w:t>中，洗禮被用作受苦或殉道（為信仰而死）的象徵。有些學者認為「為死人受洗」意味著殉道，並將其翻譯為「以死亡為目標而受洗」。</w:t>
-      </w:r>
-    </w:p>
-    <w:p>
-      <w:pPr/>
-      <w:r>
-        <w:rPr>
-          <w:lang w:val="zh_TW" w:bidi="zh_TW"/>
-        </w:rPr>
-      </w:r>
-      <w:r>
-        <w:rPr>
-          <w:lang w:val="zh_TW" w:bidi="zh_TW"/>
-        </w:rPr>
-        <w:t>許多人認為這意味著為自己受洗。馬丁‧路德（Martin Luther）認為這意味著在死者墓旁施洗。約翰‧加爾文（John Calvin）認為這是指臨終基督徒渴望受洗。另一些人認為，這是指新信徒因基督徒殉道者或已故親人的見證而接受洗禮。</w:t>
-      </w:r>
-    </w:p>
-    <w:p>
-      <w:pPr>
-        <w:pStyle w:val="Heading3"/>
-      </w:pPr>
-      <w:r>
-        <w:rPr>
-          <w:lang w:val="zh_TW" w:bidi="zh_TW"/>
-        </w:rPr>
-        <w:t>保羅贊成為死者施洗嗎？</w:t>
-      </w:r>
-    </w:p>
-    <w:p>
-      <w:pPr/>
-      <w:r>
-        <w:rPr>
-          <w:lang w:val="zh_TW" w:bidi="zh_TW"/>
-        </w:rPr>
-      </w:r>
-      <w:r>
-        <w:rPr>
-          <w:lang w:val="zh_TW" w:bidi="zh_TW"/>
-        </w:rPr>
-        <w:t>這句話最直接的意思似乎是一種為死人代受洗的做法。這句話似乎表明，有哥林多人為死人受洗。哥林多教會可能對洗禮持有一種神秘化的觀點，這或許解釋了為什麼保羅淡化了他作為施洗者的角色（</w:t>
-      </w:r>
-      <w:hyperlink r:id="rId30">
-        <w:r>
-          <w:rPr>
-            <w:lang w:val="zh_TW" w:bidi="zh_TW"/>
-          </w:rPr>
-          <w:rPr>
-            <w:color w:val="0000EE"/>
-            <w:u w:val="single"/>
-          </w:rPr>
-          <w:t>林前1:14–17</w:t>
-        </w:r>
-      </w:hyperlink>
-      <w:r>
-        <w:rPr>
-          <w:lang w:val="zh_TW" w:bidi="zh_TW"/>
-        </w:rPr>
-        <w:t>）。</w:t>
-      </w:r>
-    </w:p>
-    <w:p>
-      <w:pPr/>
-      <w:r>
-        <w:rPr>
-          <w:lang w:val="zh_TW" w:bidi="zh_TW"/>
-        </w:rPr>
-      </w:r>
-      <w:r>
-        <w:rPr>
-          <w:lang w:val="zh_TW" w:bidi="zh_TW"/>
-        </w:rPr>
-        <w:t>保羅將哥林多教會的經歷與以色列人在曠野中的經歷相比較（</w:t>
-      </w:r>
-      <w:hyperlink r:id="rId31">
-        <w:r>
-          <w:rPr>
-            <w:lang w:val="zh_TW" w:bidi="zh_TW"/>
-          </w:rPr>
-          <w:rPr>
-            <w:color w:val="0000EE"/>
-            <w:u w:val="single"/>
-          </w:rPr>
-          <w:t>林前10:1–13</w:t>
-        </w:r>
-      </w:hyperlink>
-      <w:r>
-        <w:rPr>
-          <w:lang w:val="zh_TW" w:bidi="zh_TW"/>
-        </w:rPr>
-        <w:t>）。他描述以色列人如何過紅海和收取嗎哪，這些事件讓我們聯想到洗禮和聖餐。但保羅提醒他的讀者，這些戲劇性的經歷並未使以色列人免於犯罪。某些哥林多人可能認為，參與基督教儀式如洗禮能自動帶來救恩。如果是這樣，那麼那些實踐為死人受洗的人可能相信這一儀式對死者也有幫助。</w:t>
-      </w:r>
-    </w:p>
-    <w:p>
-      <w:pPr/>
-      <w:r>
-        <w:rPr>
-          <w:lang w:val="zh_TW" w:bidi="zh_TW"/>
-        </w:rPr>
-      </w:r>
-      <w:r>
-        <w:rPr>
-          <w:lang w:val="zh_TW" w:bidi="zh_TW"/>
-        </w:rPr>
-        <w:t>保羅是否贊成為死人受洗的做法？可能不是。在</w:t>
-      </w:r>
-      <w:hyperlink r:id="rId32">
-        <w:r>
-          <w:rPr>
-            <w:lang w:val="zh_TW" w:bidi="zh_TW"/>
-          </w:rPr>
-          <w:rPr>
-            <w:color w:val="0000EE"/>
-            <w:u w:val="single"/>
-          </w:rPr>
-          <w:t>哥林多前書十五章29至34節</w:t>
-        </w:r>
-      </w:hyperlink>
-      <w:r>
-        <w:rPr>
-          <w:lang w:val="zh_TW" w:bidi="zh_TW"/>
-        </w:rPr>
-        <w:t>保羅關於死人復活的討論中，並未表示贊成這種做法。相反，他用這個例子來說明一個道理，他說，若死人沒有復活，那麼為死人受洗便毫無意義。</w:t>
+        <w:t>）。除了舊約的意義外，在保羅時代中，當時的人對醫學上的理解可能提供了見解，因為基督不僅是教會的主宰者，也是提供其方向和團結的動力。教會存在的能力及其活動的焦點根植於其「頭」，就是耶穌基督的工作。在這個理解中，現代解經家認為，頭不僅意味著「權柄」，更意味著「源頭」一詞。因此，作為頭的人是源頭，是供應者。這些解釋者認為神是基督的供應者，基督是教會的供應者，而男人是婦女的供應者。</w:t>
       </w:r>
       <w:r>
         <w:rPr>
@@ -2793,12 +3087,6 @@
   </w:num>
   <w:num w:numId="13" w16cid:durableId="592781308">
     <w:abstractNumId w:val="11"/>
-  </w:num>
-  <w:num w:numId="14">
-    <w:abstractNumId w:val="3"/>
-    <w:lvlOverride w:ilvl="0">
-      <w:startOverride w:val="1"/>
-    </w:lvlOverride>
   </w:num>
   <w:numIdMacAtCleanup w:val="10"/>
 </w:numbering>

--- a/zht/docx/141.content.docx
+++ b/zht/docx/141.content.docx
@@ -149,7 +149,7 @@
         <w:rPr>
           <w:lang w:val="zh_TW" w:bidi="zh_TW"/>
         </w:rPr>
-        <w:t>tou</w:t>
+        <w:t>ti</w:t>
       </w:r>
       <w:r>
         <w:rPr>
@@ -212,7 +212,7 @@
         <w:rPr>
           <w:lang w:val="zh_TW" w:bidi="zh_TW"/>
         </w:rPr>
-        <w:t>頭</w:t>
+        <w:t>提八（人物）</w:t>
       </w:r>
       <w:r>
         <w:rPr>
@@ -231,7 +231,35 @@
         <w:rPr>
           <w:lang w:val="zh_TW" w:bidi="zh_TW"/>
         </w:rPr>
-        <w:t>身體的最頂部，包括大腦、主要感官和嘴巴。在聖經中多次出現來描述身體。希伯來文中的「頭」一詞在舊約聖經中也被用作比喻。它通常表示能力和權柄。</w:t>
+        <w:t>亞伯拉罕的兄弟拿鶴的兒子（</w:t>
+      </w:r>
+      <w:hyperlink r:id="rId13">
+        <w:r>
+          <w:rPr>
+            <w:lang w:val="zh_TW" w:bidi="zh_TW"/>
+          </w:rPr>
+          <w:rPr>
+            <w:color w:val="0000EE"/>
+            <w:u w:val="single"/>
+          </w:rPr>
+          <w:t>創22:24</w:t>
+        </w:r>
+      </w:hyperlink>
+      <w:r>
+        <w:rPr>
+          <w:lang w:val="zh_TW" w:bidi="zh_TW"/>
+        </w:rPr>
+        <w:t>）。他的母親是拿鶴的妾流瑪。</w:t>
+      </w:r>
+      <w:r>
+        <w:rPr>
+          <w:lang w:val="zh_TW" w:bidi="zh_TW"/>
+        </w:rPr>
+      </w:r>
+      <w:r>
+        <w:rPr>
+          <w:lang w:val="zh_TW" w:bidi="zh_TW"/>
+        </w:rPr>
       </w:r>
     </w:p>
     <w:p>
@@ -241,29 +269,43 @@
           <w:lang w:val="zh_TW" w:bidi="zh_TW"/>
         </w:rPr>
       </w:r>
-      <w:r>
-        <w:rPr>
-          <w:lang w:val="zh_TW" w:bidi="zh_TW"/>
-        </w:rPr>
-        <w:t>抬起一個人的頭（昂首）被視為是驕傲的行為（</w:t>
-      </w:r>
-      <w:hyperlink r:id="rId13">
-        <w:r>
-          <w:rPr>
-            <w:lang w:val="zh_TW" w:bidi="zh_TW"/>
-          </w:rPr>
-          <w:rPr>
-            <w:color w:val="0000EE"/>
-            <w:u w:val="single"/>
-          </w:rPr>
-          <w:t>詩140:9</w:t>
-        </w:r>
-      </w:hyperlink>
-      <w:r>
-        <w:rPr>
-          <w:lang w:val="zh_TW" w:bidi="zh_TW"/>
-        </w:rPr>
-        <w:t>）或榮譽（</w:t>
+    </w:p>
+    <w:p>
+      <w:pPr>
+        <w:pStyle w:val="Heading2"/>
+      </w:pPr>
+      <w:r>
+        <w:rPr>
+          <w:lang w:val="zh_TW" w:bidi="zh_TW"/>
+        </w:rPr>
+        <w:t>提多（人物）</w:t>
+      </w:r>
+      <w:r>
+        <w:rPr>
+          <w:lang w:val="zh_TW" w:bidi="zh_TW"/>
+        </w:rPr>
+      </w:r>
+    </w:p>
+    <w:p>
+      <w:pPr>
+        <w:pStyle w:val="ListNumber"/>
+        <w:numPr>
+          <w:ilvl w:val="0"/>
+          <w:numId w:val="14"/>
+        </w:numPr>
+        <w:spacing w:line="240" w:lineRule="auto"/>
+        <w:ind w:left="720"/>
+      </w:pPr>
+      <w:r>
+        <w:rPr>
+          <w:lang w:val="zh_TW" w:bidi="zh_TW"/>
+        </w:rPr>
+      </w:r>
+      <w:r>
+        <w:rPr>
+          <w:lang w:val="zh_TW" w:bidi="zh_TW"/>
+        </w:rPr>
+        <w:t>保羅的門徒之一——「照著我們共信之道作我真兒子的」（</w:t>
       </w:r>
       <w:hyperlink r:id="rId14">
         <w:r>
@@ -274,7 +316,25 @@
             <w:color w:val="0000EE"/>
             <w:u w:val="single"/>
           </w:rPr>
-          <w:t>創40:20</w:t>
+          <w:t>提後1:4</w:t>
+        </w:r>
+      </w:hyperlink>
+      <w:r>
+        <w:rPr>
+          <w:lang w:val="zh_TW" w:bidi="zh_TW"/>
+        </w:rPr>
+        <w:t>）。提多是保羅的門徒和親密朋友，幫助保羅將基督教傳遍地中海世界（</w:t>
+      </w:r>
+      <w:hyperlink r:id="rId15">
+        <w:r>
+          <w:rPr>
+            <w:lang w:val="zh_TW" w:bidi="zh_TW"/>
+          </w:rPr>
+          <w:rPr>
+            <w:color w:val="0000EE"/>
+            <w:u w:val="single"/>
+          </w:rPr>
+          <w:t>林後8:23</w:t>
         </w:r>
       </w:hyperlink>
       <w:r>
@@ -283,6 +343,597 @@
         </w:rPr>
         <w:t>；</w:t>
       </w:r>
+      <w:hyperlink r:id="rId16">
+        <w:r>
+          <w:rPr>
+            <w:lang w:val="zh_TW" w:bidi="zh_TW"/>
+          </w:rPr>
+          <w:rPr>
+            <w:color w:val="0000EE"/>
+            <w:u w:val="single"/>
+          </w:rPr>
+          <w:t>提後4:10</w:t>
+        </w:r>
+      </w:hyperlink>
+      <w:r>
+        <w:rPr>
+          <w:lang w:val="zh_TW" w:bidi="zh_TW"/>
+        </w:rPr>
+        <w:t>；</w:t>
+      </w:r>
+      <w:hyperlink r:id="rId17">
+        <w:r>
+          <w:rPr>
+            <w:lang w:val="zh_TW" w:bidi="zh_TW"/>
+          </w:rPr>
+          <w:rPr>
+            <w:color w:val="0000EE"/>
+            <w:u w:val="single"/>
+          </w:rPr>
+          <w:t>多1:4–5</w:t>
+        </w:r>
+      </w:hyperlink>
+      <w:r>
+        <w:rPr>
+          <w:lang w:val="zh_TW" w:bidi="zh_TW"/>
+        </w:rPr>
+        <w:t>）。保羅在他的信中多次提到提多（在哥林多後書提到八次，在加拉太書提到兩次，在提摩太後書和提多書各提到一次）。使徒行傳沒有提及提多，學者對此原因不詳。有些人推測他是使徒行傳的作者路加的兄弟。</w:t>
+        <w:br/>
+      </w:r>
+      <w:r>
+        <w:rPr>
+          <w:lang w:val="zh_TW" w:bidi="zh_TW"/>
+        </w:rPr>
+        <w:t>提多與提摩太不同，提摩太有一位猶太母親，而提多由非猶太父母所生。我們不知道提多如何成為基督徒或如何遇見保羅。第一次提到提多，是在他與保羅和巴拿巴一起前往耶路撒冷的時候（</w:t>
+      </w:r>
+      <w:hyperlink r:id="rId18">
+        <w:r>
+          <w:rPr>
+            <w:lang w:val="zh_TW" w:bidi="zh_TW"/>
+          </w:rPr>
+          <w:rPr>
+            <w:color w:val="0000EE"/>
+            <w:u w:val="single"/>
+          </w:rPr>
+          <w:t>加2:3</w:t>
+        </w:r>
+      </w:hyperlink>
+      <w:r>
+        <w:rPr>
+          <w:lang w:val="zh_TW" w:bidi="zh_TW"/>
+        </w:rPr>
+        <w:t>）。這大概是在公元50年左右，當時教會領袖在耶路撒冷會議上討論重要問題（</w:t>
+      </w:r>
+      <w:hyperlink r:id="rId19">
+        <w:r>
+          <w:rPr>
+            <w:lang w:val="zh_TW" w:bidi="zh_TW"/>
+          </w:rPr>
+          <w:rPr>
+            <w:color w:val="0000EE"/>
+            <w:u w:val="single"/>
+          </w:rPr>
+          <w:t>徒15章</w:t>
+        </w:r>
+      </w:hyperlink>
+      <w:r>
+        <w:rPr>
+          <w:lang w:val="zh_TW" w:bidi="zh_TW"/>
+        </w:rPr>
+        <w:t>）。在保羅第一次宣教旅行之後不久，安提阿教會就差遣保羅和巴拿巴參加這次會議。</w:t>
+        <w:br/>
+      </w:r>
+      <w:r>
+        <w:rPr>
+          <w:lang w:val="zh_TW" w:bidi="zh_TW"/>
+        </w:rPr>
+        <w:t>當時，一些基督徒認為新的信徒如果不是猶太人（即不是出生於猶太信仰之家），就應該遵循猶太習俗。保羅不同意這個觀點，他帶來了不是猶太人的提多，以證明成為基督徒不需要遵循猶太習俗。教會領袖同意保羅的觀點。他們接受提多為基督徒，而不要求他遵循猶太習俗。這一決定幫助早期教會歡迎更多非猶太人。</w:t>
+        <w:br/>
+      </w:r>
+      <w:r>
+        <w:rPr>
+          <w:lang w:val="zh_TW" w:bidi="zh_TW"/>
+        </w:rPr>
+        <w:t>提多可能在此之後與保羅一起旅行，但直到保羅與哥林多教會發生問題時，我們才再次聽到提多的名字，這發生在保羅第三次宣教旅程中分享耶穌的信息時。</w:t>
+        <w:br/>
+        <w:br/>
+      </w:r>
+      <w:r>
+        <w:rPr>
+          <w:lang w:val="zh_TW" w:bidi="zh_TW"/>
+        </w:rPr>
+        <w:t>根據哥林多後書，保羅在以弗所教導了很長一段時間。在此期間，他聽說哥林多的基督徒對他感到不滿。他們不再接受保羅作為神所揀選的領袖（使徒）。保羅試圖與他們和好，但並未成功。所以保羅派提多去哥林多幫助修復關係。後來，提多在馬其頓（希臘的一個地區）見到保羅，並帶來了好消息。他說哥林多的基督徒已經改變心意，他們現在重新愛戴和尊重保羅（</w:t>
+      </w:r>
+      <w:hyperlink r:id="rId20">
+        <w:r>
+          <w:rPr>
+            <w:lang w:val="zh_TW" w:bidi="zh_TW"/>
+          </w:rPr>
+          <w:rPr>
+            <w:color w:val="0000EE"/>
+            <w:u w:val="single"/>
+          </w:rPr>
+          <w:t>林後7:6–7</w:t>
+        </w:r>
+      </w:hyperlink>
+      <w:r>
+        <w:rPr>
+          <w:lang w:val="zh_TW" w:bidi="zh_TW"/>
+        </w:rPr>
+        <w:t>）。因此，保羅讓提多帶著哥林多後書返回哥林多。這封信包括為猶太地區貧困的基督徒籌集資金的指示（</w:t>
+      </w:r>
+      <w:hyperlink r:id="rId21">
+        <w:r>
+          <w:rPr>
+            <w:lang w:val="zh_TW" w:bidi="zh_TW"/>
+          </w:rPr>
+          <w:rPr>
+            <w:color w:val="0000EE"/>
+            <w:u w:val="single"/>
+          </w:rPr>
+          <w:t>8:6、16</w:t>
+        </w:r>
+      </w:hyperlink>
+      <w:r>
+        <w:rPr>
+          <w:lang w:val="zh_TW" w:bidi="zh_TW"/>
+        </w:rPr>
+        <w:t>）。提多也成功完成了這項任務（</w:t>
+      </w:r>
+      <w:hyperlink r:id="rId22">
+        <w:r>
+          <w:rPr>
+            <w:lang w:val="zh_TW" w:bidi="zh_TW"/>
+          </w:rPr>
+          <w:rPr>
+            <w:color w:val="0000EE"/>
+            <w:u w:val="single"/>
+          </w:rPr>
+          <w:t>羅15:25–6</w:t>
+        </w:r>
+      </w:hyperlink>
+      <w:r>
+        <w:rPr>
+          <w:lang w:val="zh_TW" w:bidi="zh_TW"/>
+        </w:rPr>
+        <w:t>）。</w:t>
+        <w:br/>
+      </w:r>
+      <w:r>
+        <w:rPr>
+          <w:lang w:val="zh_TW" w:bidi="zh_TW"/>
+        </w:rPr>
+        <w:t>有些人認為保羅在羅馬監禁後被釋放。如果這是真的，提多可能與保羅一起前往克里特島。當保羅離開克里特時，他要求提多留下來幫助那裡的新基督徒群體變得更堅固（</w:t>
+      </w:r>
+      <w:hyperlink r:id="rId23">
+        <w:r>
+          <w:rPr>
+            <w:lang w:val="zh_TW" w:bidi="zh_TW"/>
+          </w:rPr>
+          <w:rPr>
+            <w:color w:val="0000EE"/>
+            <w:u w:val="single"/>
+          </w:rPr>
+          <w:t>多1:5</w:t>
+        </w:r>
+      </w:hyperlink>
+      <w:r>
+        <w:rPr>
+          <w:lang w:val="zh_TW" w:bidi="zh_TW"/>
+        </w:rPr>
+        <w:t>）。這項工作並不容易，因為克里特人難以管理，並且有假教師在給新基督徒製造麻煩（</w:t>
+      </w:r>
+      <w:hyperlink r:id="rId24">
+        <w:r>
+          <w:rPr>
+            <w:lang w:val="zh_TW" w:bidi="zh_TW"/>
+          </w:rPr>
+          <w:rPr>
+            <w:color w:val="0000EE"/>
+            <w:u w:val="single"/>
+          </w:rPr>
+          <w:t>10–16節</w:t>
+        </w:r>
+      </w:hyperlink>
+      <w:r>
+        <w:rPr>
+          <w:lang w:val="zh_TW" w:bidi="zh_TW"/>
+        </w:rPr>
+        <w:t>）。但保羅知道提多能夠應付這個困難的任務。</w:t>
+        <w:br/>
+      </w:r>
+      <w:r>
+        <w:rPr>
+          <w:lang w:val="zh_TW" w:bidi="zh_TW"/>
+        </w:rPr>
+        <w:t>後來，保羅寫了一封信給提多。這封信是保羅的三封教牧書信之一（寫給教會領袖的信）。保羅寫這封信是為了鼓勵提多在克里特與基督徒的工作。保羅在信的結尾吩咐提多在尼哥坡里與他會合，這是一個位於希臘西海岸的城，保羅計劃在那裡過冬（</w:t>
+      </w:r>
+      <w:hyperlink r:id="rId25">
+        <w:r>
+          <w:rPr>
+            <w:lang w:val="zh_TW" w:bidi="zh_TW"/>
+          </w:rPr>
+          <w:rPr>
+            <w:color w:val="0000EE"/>
+            <w:u w:val="single"/>
+          </w:rPr>
+          <w:t>多3:12</w:t>
+        </w:r>
+      </w:hyperlink>
+      <w:r>
+        <w:rPr>
+          <w:lang w:val="zh_TW" w:bidi="zh_TW"/>
+        </w:rPr>
+        <w:t>）。保羅可能從尼哥坡里派提多去撻馬太執行任務，或者保羅稍後在羅馬再次被監禁時差遣提多（見</w:t>
+      </w:r>
+      <w:hyperlink r:id="rId16">
+        <w:r>
+          <w:rPr>
+            <w:lang w:val="zh_TW" w:bidi="zh_TW"/>
+          </w:rPr>
+          <w:rPr>
+            <w:color w:val="0000EE"/>
+            <w:u w:val="single"/>
+          </w:rPr>
+          <w:t>提後4:10</w:t>
+        </w:r>
+      </w:hyperlink>
+      <w:r>
+        <w:rPr>
+          <w:lang w:val="zh_TW" w:bidi="zh_TW"/>
+        </w:rPr>
+        <w:t>）。撻馬太是現在克羅地亞的一個地區。如果後來的傳統資料是正確的話，提多後來回到克里特，並在那裡擔任監督（教會領袖）直到老年。</w:t>
+        <w:br/>
+      </w:r>
+      <w:r>
+        <w:rPr>
+          <w:i/>
+          <w:lang w:val="zh_TW" w:bidi="zh_TW"/>
+        </w:rPr>
+        <w:t>另見</w:t>
+      </w:r>
+      <w:r>
+        <w:rPr>
+          <w:lang w:val="zh_TW" w:bidi="zh_TW"/>
+        </w:rPr>
+        <w:t xml:space="preserve"> </w:t>
+      </w:r>
+      <w:r>
+        <w:rPr>
+          <w:lang w:val="zh_TW" w:bidi="zh_TW"/>
+        </w:rPr>
+        <w:t>提多書</w:t>
+      </w:r>
+      <w:r>
+        <w:rPr>
+          <w:lang w:val="zh_TW" w:bidi="zh_TW"/>
+        </w:rPr>
+        <w:t>。</w:t>
+      </w:r>
+    </w:p>
+    <w:p>
+      <w:pPr>
+        <w:pStyle w:val="ListNumber"/>
+        <w:spacing w:line="240" w:lineRule="auto"/>
+        <w:ind w:left="720"/>
+      </w:pPr>
+      <w:r>
+        <w:rPr>
+          <w:lang w:val="zh_TW" w:bidi="zh_TW"/>
+        </w:rPr>
+      </w:r>
+      <w:r>
+        <w:rPr>
+          <w:lang w:val="zh_TW" w:bidi="zh_TW"/>
+        </w:rPr>
+        <w:t>哥林多一位外邦歸信者的名字的另一種拼寫。當猶太群體拒絕保羅的信息時，保羅前往這個人的家（</w:t>
+      </w:r>
+      <w:hyperlink r:id="rId26">
+        <w:r>
+          <w:rPr>
+            <w:lang w:val="zh_TW" w:bidi="zh_TW"/>
+          </w:rPr>
+          <w:rPr>
+            <w:color w:val="0000EE"/>
+            <w:u w:val="single"/>
+          </w:rPr>
+          <w:t>徒18:7</w:t>
+        </w:r>
+      </w:hyperlink>
+      <w:r>
+        <w:rPr>
+          <w:lang w:val="zh_TW" w:bidi="zh_TW"/>
+        </w:rPr>
+        <w:t>）。更好的抄本證據稱他為提多‧猶士都。</w:t>
+      </w:r>
+      <w:r>
+        <w:rPr>
+          <w:i/>
+          <w:lang w:val="zh_TW" w:bidi="zh_TW"/>
+        </w:rPr>
+        <w:t>另見</w:t>
+      </w:r>
+      <w:r>
+        <w:rPr>
+          <w:lang w:val="zh_TW" w:bidi="zh_TW"/>
+        </w:rPr>
+        <w:t xml:space="preserve"> </w:t>
+      </w:r>
+      <w:r>
+        <w:rPr>
+          <w:lang w:val="zh_TW" w:bidi="zh_TW"/>
+        </w:rPr>
+        <w:t>猶士都#2</w:t>
+      </w:r>
+      <w:r>
+        <w:rPr>
+          <w:lang w:val="zh_TW" w:bidi="zh_TW"/>
+        </w:rPr>
+        <w:t>。</w:t>
+      </w:r>
+    </w:p>
+    <w:p>
+      <w:pPr>
+        <w:pStyle w:val="ListNumber"/>
+        <w:spacing w:line="240" w:lineRule="auto"/>
+        <w:ind w:left="720"/>
+      </w:pPr>
+      <w:r>
+        <w:rPr>
+          <w:lang w:val="zh_TW" w:bidi="zh_TW"/>
+        </w:rPr>
+      </w:r>
+      <w:r>
+        <w:rPr>
+          <w:lang w:val="zh_TW" w:bidi="zh_TW"/>
+        </w:rPr>
+        <w:t>維斯帕先（Vespasian）的兒子。他是公元79年至81年的羅馬皇帝。</w:t>
+      </w:r>
+      <w:r>
+        <w:rPr>
+          <w:i/>
+          <w:lang w:val="zh_TW" w:bidi="zh_TW"/>
+        </w:rPr>
+        <w:t>另見</w:t>
+      </w:r>
+      <w:r>
+        <w:rPr>
+          <w:lang w:val="zh_TW" w:bidi="zh_TW"/>
+        </w:rPr>
+        <w:t xml:space="preserve"> </w:t>
+      </w:r>
+      <w:r>
+        <w:rPr>
+          <w:lang w:val="zh_TW" w:bidi="zh_TW"/>
+        </w:rPr>
+        <w:t>凱撒</w:t>
+      </w:r>
+      <w:r>
+        <w:rPr>
+          <w:lang w:val="zh_TW" w:bidi="zh_TW"/>
+        </w:rPr>
+        <w:t>。</w:t>
+      </w:r>
+      <w:r>
+        <w:rPr>
+          <w:lang w:val="zh_TW" w:bidi="zh_TW"/>
+        </w:rPr>
+      </w:r>
+      <w:r>
+        <w:rPr>
+          <w:lang w:val="zh_TW" w:bidi="zh_TW"/>
+        </w:rPr>
+      </w:r>
+    </w:p>
+    <w:p>
+      <w:pPr/>
+      <w:r>
+        <w:rPr>
+          <w:lang w:val="zh_TW" w:bidi="zh_TW"/>
+        </w:rPr>
+      </w:r>
+    </w:p>
+    <w:p>
+      <w:pPr>
+        <w:pStyle w:val="Heading2"/>
+      </w:pPr>
+      <w:r>
+        <w:rPr>
+          <w:lang w:val="zh_TW" w:bidi="zh_TW"/>
+        </w:rPr>
+        <w:t>提多書，信件至</w:t>
+      </w:r>
+      <w:r>
+        <w:rPr>
+          <w:lang w:val="zh_TW" w:bidi="zh_TW"/>
+        </w:rPr>
+      </w:r>
+    </w:p>
+    <w:p>
+      <w:pPr/>
+      <w:r>
+        <w:rPr>
+          <w:lang w:val="zh_TW" w:bidi="zh_TW"/>
+        </w:rPr>
+      </w:r>
+      <w:r>
+        <w:rPr>
+          <w:lang w:val="zh_TW" w:bidi="zh_TW"/>
+        </w:rPr>
+        <w:t>保羅寫給他同工提多的書信。</w:t>
+      </w:r>
+    </w:p>
+    <w:p>
+      <w:pPr/>
+      <w:r>
+        <w:rPr>
+          <w:lang w:val="zh_TW" w:bidi="zh_TW"/>
+        </w:rPr>
+      </w:r>
+      <w:r>
+        <w:rPr>
+          <w:lang w:val="zh_TW" w:bidi="zh_TW"/>
+        </w:rPr>
+        <w:t>概述</w:t>
+      </w:r>
+    </w:p>
+    <w:p>
+      <w:pPr>
+        <w:pStyle w:val="ListBullet"/>
+        <w:spacing w:line="240" w:lineRule="auto"/>
+        <w:ind w:left="720"/>
+      </w:pPr>
+      <w:r>
+        <w:rPr>
+          <w:lang w:val="zh_TW" w:bidi="zh_TW"/>
+        </w:rPr>
+      </w:r>
+      <w:r>
+        <w:rPr>
+          <w:lang w:val="zh_TW" w:bidi="zh_TW"/>
+        </w:rPr>
+        <w:t>作者</w:t>
+      </w:r>
+    </w:p>
+    <w:p>
+      <w:pPr>
+        <w:pStyle w:val="ListBullet"/>
+        <w:spacing w:line="240" w:lineRule="auto"/>
+        <w:ind w:left="720"/>
+      </w:pPr>
+      <w:r>
+        <w:rPr>
+          <w:lang w:val="zh_TW" w:bidi="zh_TW"/>
+        </w:rPr>
+      </w:r>
+      <w:r>
+        <w:rPr>
+          <w:lang w:val="zh_TW" w:bidi="zh_TW"/>
+        </w:rPr>
+        <w:t>收信人</w:t>
+      </w:r>
+    </w:p>
+    <w:p>
+      <w:pPr>
+        <w:pStyle w:val="ListBullet"/>
+        <w:spacing w:line="240" w:lineRule="auto"/>
+        <w:ind w:left="720"/>
+      </w:pPr>
+      <w:r>
+        <w:rPr>
+          <w:lang w:val="zh_TW" w:bidi="zh_TW"/>
+        </w:rPr>
+      </w:r>
+      <w:r>
+        <w:rPr>
+          <w:lang w:val="zh_TW" w:bidi="zh_TW"/>
+        </w:rPr>
+        <w:t>日期</w:t>
+      </w:r>
+    </w:p>
+    <w:p>
+      <w:pPr>
+        <w:pStyle w:val="ListBullet"/>
+        <w:spacing w:line="240" w:lineRule="auto"/>
+        <w:ind w:left="720"/>
+      </w:pPr>
+      <w:r>
+        <w:rPr>
+          <w:lang w:val="zh_TW" w:bidi="zh_TW"/>
+        </w:rPr>
+      </w:r>
+      <w:r>
+        <w:rPr>
+          <w:lang w:val="zh_TW" w:bidi="zh_TW"/>
+        </w:rPr>
+        <w:t>目的和教導</w:t>
+      </w:r>
+    </w:p>
+    <w:p>
+      <w:pPr>
+        <w:pStyle w:val="ListBullet"/>
+        <w:spacing w:line="240" w:lineRule="auto"/>
+        <w:ind w:left="720"/>
+      </w:pPr>
+      <w:r>
+        <w:rPr>
+          <w:lang w:val="zh_TW" w:bidi="zh_TW"/>
+        </w:rPr>
+      </w:r>
+      <w:r>
+        <w:rPr>
+          <w:lang w:val="zh_TW" w:bidi="zh_TW"/>
+        </w:rPr>
+        <w:t>內容</w:t>
+      </w:r>
+    </w:p>
+    <w:p>
+      <w:pPr>
+        <w:pStyle w:val="Heading3"/>
+      </w:pPr>
+      <w:r>
+        <w:rPr>
+          <w:lang w:val="zh_TW" w:bidi="zh_TW"/>
+        </w:rPr>
+        <w:t>作者</w:t>
+      </w:r>
+    </w:p>
+    <w:p>
+      <w:pPr/>
+      <w:r>
+        <w:rPr>
+          <w:lang w:val="zh_TW" w:bidi="zh_TW"/>
+        </w:rPr>
+      </w:r>
+      <w:r>
+        <w:rPr>
+          <w:lang w:val="zh_TW" w:bidi="zh_TW"/>
+        </w:rPr>
+        <w:t>雖然這封信以保羅的名字和問候開始（</w:t>
+      </w:r>
+      <w:hyperlink r:id="rId27">
+        <w:r>
+          <w:rPr>
+            <w:lang w:val="zh_TW" w:bidi="zh_TW"/>
+          </w:rPr>
+          <w:rPr>
+            <w:color w:val="0000EE"/>
+            <w:u w:val="single"/>
+          </w:rPr>
+          <w:t>多1:1–3</w:t>
+        </w:r>
+      </w:hyperlink>
+      <w:r>
+        <w:rPr>
+          <w:lang w:val="zh_TW" w:bidi="zh_TW"/>
+        </w:rPr>
+        <w:t>），但現代學者基於其措辭和風格、所呈現的教會情況以及其闡述基督教教義的方式，對保羅的作者身份提出質疑。但是，著名學者和細心的研究者堅決捍衛保羅的作者身份，他們認為沒有理由假設這封書信是由其他人在保羅去世後使用保羅的名義寫的。這封書信與保羅其它書信的差異已在先前「提摩太前書」的「作者」部分中做了解釋。</w:t>
+      </w:r>
+    </w:p>
+    <w:p>
+      <w:pPr>
+        <w:pStyle w:val="Heading3"/>
+      </w:pPr>
+      <w:r>
+        <w:rPr>
+          <w:lang w:val="zh_TW" w:bidi="zh_TW"/>
+        </w:rPr>
+        <w:t>收信人</w:t>
+      </w:r>
+    </w:p>
+    <w:p>
+      <w:pPr/>
+      <w:r>
+        <w:rPr>
+          <w:lang w:val="zh_TW" w:bidi="zh_TW"/>
+        </w:rPr>
+      </w:r>
+      <w:r>
+        <w:rPr>
+          <w:lang w:val="zh_TW" w:bidi="zh_TW"/>
+        </w:rPr>
+        <w:t>提多似乎是保羅最信任和最寶貴的同工之一。保羅提到他（</w:t>
+      </w:r>
       <w:hyperlink r:id="rId15">
         <w:r>
           <w:rPr>
@@ -292,140 +943,135 @@
             <w:color w:val="0000EE"/>
             <w:u w:val="single"/>
           </w:rPr>
-          <w:t>詩3:3</w:t>
-        </w:r>
-      </w:hyperlink>
-      <w:r>
-        <w:rPr>
-          <w:lang w:val="zh_TW" w:bidi="zh_TW"/>
-        </w:rPr>
-        <w:t>，</w:t>
-      </w:r>
-      <w:hyperlink r:id="rId16">
-        <w:r>
-          <w:rPr>
-            <w:lang w:val="zh_TW" w:bidi="zh_TW"/>
-          </w:rPr>
-          <w:rPr>
-            <w:color w:val="0000EE"/>
-            <w:u w:val="single"/>
-          </w:rPr>
-          <w:t>27:6</w:t>
-        </w:r>
-      </w:hyperlink>
-      <w:r>
-        <w:rPr>
-          <w:lang w:val="zh_TW" w:bidi="zh_TW"/>
-        </w:rPr>
-        <w:t>）。低頭表示謙卑（</w:t>
-      </w:r>
-      <w:hyperlink r:id="rId17">
-        <w:r>
-          <w:rPr>
-            <w:lang w:val="zh_TW" w:bidi="zh_TW"/>
-          </w:rPr>
-          <w:rPr>
-            <w:color w:val="0000EE"/>
-            <w:u w:val="single"/>
-          </w:rPr>
-          <w:t>賽58:5</w:t>
-        </w:r>
-      </w:hyperlink>
-      <w:r>
-        <w:rPr>
-          <w:lang w:val="zh_TW" w:bidi="zh_TW"/>
-        </w:rPr>
-        <w:t>）或悲傷（</w:t>
-      </w:r>
-      <w:hyperlink r:id="rId18">
-        <w:r>
-          <w:rPr>
-            <w:lang w:val="zh_TW" w:bidi="zh_TW"/>
-          </w:rPr>
-          <w:rPr>
-            <w:color w:val="0000EE"/>
-            <w:u w:val="single"/>
-          </w:rPr>
-          <w:t>哀2:10</w:t>
-        </w:r>
-      </w:hyperlink>
-      <w:r>
-        <w:rPr>
-          <w:lang w:val="zh_TW" w:bidi="zh_TW"/>
-        </w:rPr>
-        <w:t>）。這個希伯來文詞語被比喻用於山峰（</w:t>
-      </w:r>
-      <w:hyperlink r:id="rId19">
-        <w:r>
-          <w:rPr>
-            <w:lang w:val="zh_TW" w:bidi="zh_TW"/>
-          </w:rPr>
-          <w:rPr>
-            <w:color w:val="0000EE"/>
-            <w:u w:val="single"/>
-          </w:rPr>
-          <w:t>創8:5</w:t>
-        </w:r>
-      </w:hyperlink>
-      <w:r>
-        <w:rPr>
-          <w:lang w:val="zh_TW" w:bidi="zh_TW"/>
-        </w:rPr>
-        <w:t>）、建築物的頂部（</w:t>
-      </w:r>
-      <w:hyperlink r:id="rId20">
-        <w:r>
-          <w:rPr>
-            <w:lang w:val="zh_TW" w:bidi="zh_TW"/>
-          </w:rPr>
-          <w:rPr>
-            <w:color w:val="0000EE"/>
-            <w:u w:val="single"/>
-          </w:rPr>
-          <w:t>創11:4</w:t>
-        </w:r>
-      </w:hyperlink>
-      <w:r>
-        <w:rPr>
-          <w:lang w:val="zh_TW" w:bidi="zh_TW"/>
-        </w:rPr>
-        <w:t>）或樹木（</w:t>
-      </w:r>
-      <w:hyperlink r:id="rId21">
-        <w:r>
-          <w:rPr>
-            <w:lang w:val="zh_TW" w:bidi="zh_TW"/>
-          </w:rPr>
-          <w:rPr>
-            <w:color w:val="0000EE"/>
-            <w:u w:val="single"/>
-          </w:rPr>
-          <w:t>撒下5:24</w:t>
-        </w:r>
-      </w:hyperlink>
-      <w:r>
-        <w:rPr>
-          <w:lang w:val="zh_TW" w:bidi="zh_TW"/>
-        </w:rPr>
-        <w:t>），以及河流的源頭（</w:t>
-      </w:r>
-      <w:hyperlink r:id="rId22">
-        <w:r>
-          <w:rPr>
-            <w:lang w:val="zh_TW" w:bidi="zh_TW"/>
-          </w:rPr>
-          <w:rPr>
-            <w:color w:val="0000EE"/>
-            <w:u w:val="single"/>
-          </w:rPr>
-          <w:t>創2:10</w:t>
-        </w:r>
-      </w:hyperlink>
-      <w:r>
-        <w:rPr>
-          <w:lang w:val="zh_TW" w:bidi="zh_TW"/>
-        </w:rPr>
-        <w:t>）。這個詞通常用來指政治、軍事或家庭權柄的首位。在這個意義上，「頭」對所有屬於他的人有控制權（</w:t>
+          <w:t>林後8:23</w:t>
+        </w:r>
+      </w:hyperlink>
+      <w:r>
+        <w:rPr>
+          <w:lang w:val="zh_TW" w:bidi="zh_TW"/>
+        </w:rPr>
+        <w:t>）是「我的同伴，一同為你們勞碌的」。根據</w:t>
+      </w:r>
+      <w:hyperlink r:id="rId14">
+        <w:r>
+          <w:rPr>
+            <w:lang w:val="zh_TW" w:bidi="zh_TW"/>
+          </w:rPr>
+          <w:rPr>
+            <w:color w:val="0000EE"/>
+            <w:u w:val="single"/>
+          </w:rPr>
+          <w:t>提多書一章4節，</w:t>
+        </w:r>
+      </w:hyperlink>
+      <w:r>
+        <w:rPr>
+          <w:lang w:val="zh_TW" w:bidi="zh_TW"/>
+        </w:rPr>
+        <w:t>提多因保羅的工作而信主。很明顯從</w:t>
+      </w:r>
+      <w:hyperlink r:id="rId28">
+        <w:r>
+          <w:rPr>
+            <w:lang w:val="zh_TW" w:bidi="zh_TW"/>
+          </w:rPr>
+          <w:rPr>
+            <w:color w:val="0000EE"/>
+            <w:u w:val="single"/>
+          </w:rPr>
+          <w:t>加拉太書二章1至4節</w:t>
+        </w:r>
+      </w:hyperlink>
+      <w:r>
+        <w:rPr>
+          <w:lang w:val="zh_TW" w:bidi="zh_TW"/>
+        </w:rPr>
+        <w:t>可以看出提多是外邦人，他成為外邦基督徒是否應受割禮的試金石。那時提多與保羅和巴拿巴在耶路撒冷。後來，在保羅第三次宣教旅程中，提多為保羅在哥林多執行了兩項艱鉅的任務：第一項任務涉及保羅與哥林多教會之間的緊張關係；第二項任務與為耶路撒冷教會收集外邦人的奉獻有關（</w:t>
+      </w:r>
+      <w:hyperlink r:id="rId29">
+        <w:r>
+          <w:rPr>
+            <w:lang w:val="zh_TW" w:bidi="zh_TW"/>
+          </w:rPr>
+          <w:rPr>
+            <w:color w:val="0000EE"/>
+            <w:u w:val="single"/>
+          </w:rPr>
+          <w:t>林後2:12–13，</w:t>
+        </w:r>
+      </w:hyperlink>
+      <w:hyperlink r:id="rId30">
+        <w:r>
+          <w:rPr>
+            <w:lang w:val="zh_TW" w:bidi="zh_TW"/>
+          </w:rPr>
+          <w:rPr>
+            <w:color w:val="0000EE"/>
+            <w:u w:val="single"/>
+          </w:rPr>
+          <w:t>7:5–16，</w:t>
+        </w:r>
+      </w:hyperlink>
+      <w:hyperlink r:id="rId31">
+        <w:r>
+          <w:rPr>
+            <w:lang w:val="zh_TW" w:bidi="zh_TW"/>
+          </w:rPr>
+          <w:rPr>
+            <w:color w:val="0000EE"/>
+            <w:u w:val="single"/>
+          </w:rPr>
+          <w:t>8:1–24</w:t>
+        </w:r>
+      </w:hyperlink>
+      <w:r>
+        <w:rPr>
+          <w:lang w:val="zh_TW" w:bidi="zh_TW"/>
+        </w:rPr>
+        <w:t>）。如果</w:t>
+      </w:r>
+      <w:hyperlink r:id="rId32">
+        <w:r>
+          <w:rPr>
+            <w:lang w:val="zh_TW" w:bidi="zh_TW"/>
+          </w:rPr>
+          <w:rPr>
+            <w:color w:val="0000EE"/>
+            <w:u w:val="single"/>
+          </w:rPr>
+          <w:t>提摩太後書四章9至18節</w:t>
+        </w:r>
+      </w:hyperlink>
+      <w:r>
+        <w:rPr>
+          <w:lang w:val="zh_TW" w:bidi="zh_TW"/>
+        </w:rPr>
+        <w:t>保羅在晚年所寫，那麼提多在此信寫成後前往撻馬太。</w:t>
+      </w:r>
+    </w:p>
+    <w:p>
+      <w:pPr>
+        <w:pStyle w:val="Heading3"/>
+      </w:pPr>
+      <w:r>
+        <w:rPr>
+          <w:lang w:val="zh_TW" w:bidi="zh_TW"/>
+        </w:rPr>
+        <w:t>日期</w:t>
+      </w:r>
+    </w:p>
+    <w:p>
+      <w:pPr/>
+      <w:r>
+        <w:rPr>
+          <w:lang w:val="zh_TW" w:bidi="zh_TW"/>
+        </w:rPr>
+      </w:r>
+      <w:r>
+        <w:rPr>
+          <w:lang w:val="zh_TW" w:bidi="zh_TW"/>
+        </w:rPr>
+        <w:t>要準確地確定這封信的日期並不容易。保羅吩咐提多留在克里特繼續他的工作（</w:t>
       </w:r>
       <w:hyperlink r:id="rId23">
         <w:r>
@@ -436,7 +1082,631 @@
             <w:color w:val="0000EE"/>
             <w:u w:val="single"/>
           </w:rPr>
-          <w:t>士10:18</w:t>
+          <w:t>多1:5</w:t>
+        </w:r>
+      </w:hyperlink>
+      <w:r>
+        <w:rPr>
+          <w:lang w:val="zh_TW" w:bidi="zh_TW"/>
+        </w:rPr>
+        <w:t>）。保羅曾在前往羅馬的途中短暫停留在克里特（</w:t>
+      </w:r>
+      <w:hyperlink r:id="rId33">
+        <w:r>
+          <w:rPr>
+            <w:lang w:val="zh_TW" w:bidi="zh_TW"/>
+          </w:rPr>
+          <w:rPr>
+            <w:color w:val="0000EE"/>
+            <w:u w:val="single"/>
+          </w:rPr>
+          <w:t>徒27:7–13</w:t>
+        </w:r>
+      </w:hyperlink>
+      <w:r>
+        <w:rPr>
+          <w:lang w:val="zh_TW" w:bidi="zh_TW"/>
+        </w:rPr>
+        <w:t>），但這並不是信中提到的事件。在</w:t>
+      </w:r>
+      <w:hyperlink r:id="rId25">
+        <w:r>
+          <w:rPr>
+            <w:lang w:val="zh_TW" w:bidi="zh_TW"/>
+          </w:rPr>
+          <w:rPr>
+            <w:color w:val="0000EE"/>
+            <w:u w:val="single"/>
+          </w:rPr>
+          <w:t>提多書三章12節</w:t>
+        </w:r>
+      </w:hyperlink>
+      <w:r>
+        <w:rPr>
+          <w:lang w:val="zh_TW" w:bidi="zh_TW"/>
+        </w:rPr>
+        <w:t>，提多被召來到尼哥坡里（可能是希臘伊庇魯斯〔Epirus〕的尼哥坡里），因為保羅決定在那裡過冬。許多學者認為，保羅在羅馬的第一次監禁結束後（</w:t>
+      </w:r>
+      <w:hyperlink r:id="rId34">
+        <w:r>
+          <w:rPr>
+            <w:lang w:val="zh_TW" w:bidi="zh_TW"/>
+          </w:rPr>
+          <w:rPr>
+            <w:color w:val="0000EE"/>
+            <w:u w:val="single"/>
+          </w:rPr>
+          <w:t>徒28:16–31</w:t>
+        </w:r>
+      </w:hyperlink>
+      <w:r>
+        <w:rPr>
+          <w:lang w:val="zh_TW" w:bidi="zh_TW"/>
+        </w:rPr>
+        <w:t>），他被釋放並繼續在各地（包括西班牙、克里特和希臘）進行事工，然後被逮捕，第二次被監禁，最後被處死。那些不接受保羅為提多書作者的人，則認為這封信與提摩太前書及提摩太後書一樣，都是保羅死後的那一代所寫的。</w:t>
+      </w:r>
+    </w:p>
+    <w:p>
+      <w:pPr>
+        <w:pStyle w:val="Heading3"/>
+      </w:pPr>
+      <w:r>
+        <w:rPr>
+          <w:lang w:val="zh_TW" w:bidi="zh_TW"/>
+        </w:rPr>
+        <w:t>目的和教導</w:t>
+      </w:r>
+    </w:p>
+    <w:p>
+      <w:pPr/>
+      <w:r>
+        <w:rPr>
+          <w:lang w:val="zh_TW" w:bidi="zh_TW"/>
+        </w:rPr>
+      </w:r>
+      <w:r>
+        <w:rPr>
+          <w:lang w:val="zh_TW" w:bidi="zh_TW"/>
+        </w:rPr>
+        <w:t>雖然這封信是寫給保羅的一位同工，但其中個人的提及和勸勉極少。保羅的主要關注點是克里特教會的成長和發展，這些教會當時遭受一些虛假教導的困擾，這些教導似乎帶有猶太元素、禁欲主義傾向，以及大量的推測性討論（</w:t>
+      </w:r>
+      <w:hyperlink r:id="rId35">
+        <w:r>
+          <w:rPr>
+            <w:lang w:val="zh_TW" w:bidi="zh_TW"/>
+          </w:rPr>
+          <w:rPr>
+            <w:color w:val="0000EE"/>
+            <w:u w:val="single"/>
+          </w:rPr>
+          <w:t>多1:10、14–15，</w:t>
+        </w:r>
+      </w:hyperlink>
+      <w:hyperlink r:id="rId36">
+        <w:r>
+          <w:rPr>
+            <w:lang w:val="zh_TW" w:bidi="zh_TW"/>
+          </w:rPr>
+          <w:rPr>
+            <w:color w:val="0000EE"/>
+            <w:u w:val="single"/>
+          </w:rPr>
+          <w:t>3:9</w:t>
+        </w:r>
+      </w:hyperlink>
+      <w:r>
+        <w:rPr>
+          <w:lang w:val="zh_TW" w:bidi="zh_TW"/>
+        </w:rPr>
+        <w:t>）。總的來說，這些教會似乎面臨著一種早期猶太形式的諾斯底主義的感脅。這些教導的提倡者是為了「貪不義之財」（</w:t>
+      </w:r>
+      <w:hyperlink r:id="rId37">
+        <w:r>
+          <w:rPr>
+            <w:lang w:val="zh_TW" w:bidi="zh_TW"/>
+          </w:rPr>
+          <w:rPr>
+            <w:color w:val="0000EE"/>
+            <w:u w:val="single"/>
+          </w:rPr>
+          <w:t>1:11</w:t>
+        </w:r>
+      </w:hyperlink>
+      <w:r>
+        <w:rPr>
+          <w:lang w:val="zh_TW" w:bidi="zh_TW"/>
+        </w:rPr>
+        <w:t>）。保羅吩咐提多和他要任命的長老們駁斥錯誤教導，並為信徒提供正確的教義（</w:t>
+      </w:r>
+      <w:hyperlink r:id="rId38">
+        <w:r>
+          <w:rPr>
+            <w:lang w:val="zh_TW" w:bidi="zh_TW"/>
+          </w:rPr>
+          <w:rPr>
+            <w:color w:val="0000EE"/>
+            <w:u w:val="single"/>
+          </w:rPr>
+          <w:t>9</w:t>
+        </w:r>
+      </w:hyperlink>
+      <w:r>
+        <w:rPr>
+          <w:lang w:val="zh_TW" w:bidi="zh_TW"/>
+        </w:rPr>
+        <w:t>節）。雖然這些正確的教義並未明確說明，但它必定涉及神在基督裡的救恩、聖靈更新的工作，以及主耶穌的再來（</w:t>
+      </w:r>
+      <w:hyperlink r:id="rId39">
+        <w:r>
+          <w:rPr>
+            <w:lang w:val="zh_TW" w:bidi="zh_TW"/>
+          </w:rPr>
+          <w:rPr>
+            <w:color w:val="0000EE"/>
+            <w:u w:val="single"/>
+          </w:rPr>
+          <w:t>2:11–13，</w:t>
+        </w:r>
+      </w:hyperlink>
+      <w:hyperlink r:id="rId40">
+        <w:r>
+          <w:rPr>
+            <w:lang w:val="zh_TW" w:bidi="zh_TW"/>
+          </w:rPr>
+          <w:rPr>
+            <w:color w:val="0000EE"/>
+            <w:u w:val="single"/>
+          </w:rPr>
+          <w:t>3:4–7</w:t>
+        </w:r>
+      </w:hyperlink>
+      <w:r>
+        <w:rPr>
+          <w:lang w:val="zh_TW" w:bidi="zh_TW"/>
+        </w:rPr>
+        <w:t>）。 在這封信中，不斷強調一種與福音相稱的生活方式——應用於基督教社區中的不同群體：年長的男女、年輕的男女和奴隸。</w:t>
+      </w:r>
+    </w:p>
+    <w:p>
+      <w:pPr>
+        <w:pStyle w:val="Heading3"/>
+      </w:pPr>
+      <w:r>
+        <w:rPr>
+          <w:lang w:val="zh_TW" w:bidi="zh_TW"/>
+        </w:rPr>
+        <w:t>內容</w:t>
+      </w:r>
+    </w:p>
+    <w:p>
+      <w:pPr>
+        <w:pStyle w:val="Heading4"/>
+      </w:pPr>
+      <w:r>
+        <w:rPr>
+          <w:lang w:val="zh_TW" w:bidi="zh_TW"/>
+        </w:rPr>
+        <w:t>問安（</w:t>
+      </w:r>
+      <w:hyperlink r:id="rId41">
+        <w:r>
+          <w:rPr>
+            <w:lang w:val="zh_TW" w:bidi="zh_TW"/>
+          </w:rPr>
+          <w:rPr>
+            <w:color w:val="0000EE"/>
+            <w:u w:val="single"/>
+          </w:rPr>
+          <w:t>1:1–4</w:t>
+        </w:r>
+      </w:hyperlink>
+      <w:r>
+        <w:rPr>
+          <w:lang w:val="zh_TW" w:bidi="zh_TW"/>
+        </w:rPr>
+        <w:t>）</w:t>
+      </w:r>
+    </w:p>
+    <w:p>
+      <w:pPr/>
+      <w:r>
+        <w:rPr>
+          <w:lang w:val="zh_TW" w:bidi="zh_TW"/>
+        </w:rPr>
+      </w:r>
+      <w:r>
+        <w:rPr>
+          <w:lang w:val="zh_TW" w:bidi="zh_TW"/>
+        </w:rPr>
+        <w:t>問安來自保羅——他的使徒職分被描述為作為福音的管家，這促進了信仰並加強了對真理的認識、永生的盼望和敬虔的生活——給提多，他被稱為「共信之道作我真兒子的」。</w:t>
+      </w:r>
+    </w:p>
+    <w:p>
+      <w:pPr>
+        <w:pStyle w:val="Heading4"/>
+      </w:pPr>
+      <w:r>
+        <w:rPr>
+          <w:lang w:val="zh_TW" w:bidi="zh_TW"/>
+        </w:rPr>
+        <w:t>提多在克里特的工作（</w:t>
+      </w:r>
+      <w:hyperlink r:id="rId42">
+        <w:r>
+          <w:rPr>
+            <w:lang w:val="zh_TW" w:bidi="zh_TW"/>
+          </w:rPr>
+          <w:rPr>
+            <w:color w:val="0000EE"/>
+            <w:u w:val="single"/>
+          </w:rPr>
+          <w:t>1:5–9</w:t>
+        </w:r>
+      </w:hyperlink>
+      <w:r>
+        <w:rPr>
+          <w:lang w:val="zh_TW" w:bidi="zh_TW"/>
+        </w:rPr>
+        <w:t>）</w:t>
+      </w:r>
+    </w:p>
+    <w:p>
+      <w:pPr/>
+      <w:r>
+        <w:rPr>
+          <w:lang w:val="zh_TW" w:bidi="zh_TW"/>
+        </w:rPr>
+      </w:r>
+      <w:r>
+        <w:rPr>
+          <w:lang w:val="zh_TW" w:bidi="zh_TW"/>
+        </w:rPr>
+        <w:t>提多留在克里特以繼續保羅的工作，並在各教會中選立長老（參</w:t>
+      </w:r>
+      <w:hyperlink r:id="rId43">
+        <w:r>
+          <w:rPr>
+            <w:lang w:val="zh_TW" w:bidi="zh_TW"/>
+          </w:rPr>
+          <w:rPr>
+            <w:color w:val="0000EE"/>
+            <w:u w:val="single"/>
+          </w:rPr>
+          <w:t>徒14:23</w:t>
+        </w:r>
+      </w:hyperlink>
+      <w:r>
+        <w:rPr>
+          <w:lang w:val="zh_TW" w:bidi="zh_TW"/>
+        </w:rPr>
+        <w:t>）。這些長老也被稱為監督（參</w:t>
+      </w:r>
+      <w:hyperlink r:id="rId44">
+        <w:r>
+          <w:rPr>
+            <w:lang w:val="zh_TW" w:bidi="zh_TW"/>
+          </w:rPr>
+          <w:rPr>
+            <w:color w:val="0000EE"/>
+            <w:u w:val="single"/>
+          </w:rPr>
+          <w:t>20:17、28</w:t>
+        </w:r>
+      </w:hyperlink>
+      <w:r>
+        <w:rPr>
+          <w:lang w:val="zh_TW" w:bidi="zh_TW"/>
+        </w:rPr>
+        <w:t>）——也就是那些負責照管教會的人。保羅在這裡描述了這些領袖應具備的生活品質（參照</w:t>
+      </w:r>
+      <w:hyperlink r:id="rId45">
+        <w:r>
+          <w:rPr>
+            <w:lang w:val="zh_TW" w:bidi="zh_TW"/>
+          </w:rPr>
+          <w:rPr>
+            <w:color w:val="0000EE"/>
+            <w:u w:val="single"/>
+          </w:rPr>
+          <w:t>提前3:2–7</w:t>
+        </w:r>
+      </w:hyperlink>
+      <w:r>
+        <w:rPr>
+          <w:lang w:val="zh_TW" w:bidi="zh_TW"/>
+        </w:rPr>
+        <w:t>）。</w:t>
+      </w:r>
+    </w:p>
+    <w:p>
+      <w:pPr>
+        <w:pStyle w:val="Heading4"/>
+      </w:pPr>
+      <w:r>
+        <w:rPr>
+          <w:lang w:val="zh_TW" w:bidi="zh_TW"/>
+        </w:rPr>
+        <w:t>處理錯誤教導（</w:t>
+      </w:r>
+      <w:hyperlink r:id="rId24">
+        <w:r>
+          <w:rPr>
+            <w:lang w:val="zh_TW" w:bidi="zh_TW"/>
+          </w:rPr>
+          <w:rPr>
+            <w:color w:val="0000EE"/>
+            <w:u w:val="single"/>
+          </w:rPr>
+          <w:t>1:10–16</w:t>
+        </w:r>
+      </w:hyperlink>
+      <w:r>
+        <w:rPr>
+          <w:lang w:val="zh_TW" w:bidi="zh_TW"/>
+        </w:rPr>
+        <w:t>）</w:t>
+      </w:r>
+    </w:p>
+    <w:p>
+      <w:pPr/>
+      <w:r>
+        <w:rPr>
+          <w:lang w:val="zh_TW" w:bidi="zh_TW"/>
+        </w:rPr>
+      </w:r>
+      <w:r>
+        <w:rPr>
+          <w:lang w:val="zh_TW" w:bidi="zh_TW"/>
+        </w:rPr>
+        <w:t>上一部分結束時提到長老們的責任：「將純正的教訓勸化人，又能把爭辯的人駁倒」。反對者透過錯誤的教導擾亂了「全家人」，保羅以貶損的語氣形容這些假教師，指出他們的生活與他們所宣稱認識的神並不相符。</w:t>
+      </w:r>
+    </w:p>
+    <w:p>
+      <w:pPr>
+        <w:pStyle w:val="Heading4"/>
+      </w:pPr>
+      <w:r>
+        <w:rPr>
+          <w:lang w:val="zh_TW" w:bidi="zh_TW"/>
+        </w:rPr>
+        <w:t>推廣正確的教導（</w:t>
+      </w:r>
+      <w:hyperlink r:id="rId46">
+        <w:r>
+          <w:rPr>
+            <w:lang w:val="zh_TW" w:bidi="zh_TW"/>
+          </w:rPr>
+          <w:rPr>
+            <w:color w:val="0000EE"/>
+            <w:u w:val="single"/>
+          </w:rPr>
+          <w:t>2:1–10</w:t>
+        </w:r>
+      </w:hyperlink>
+      <w:r>
+        <w:rPr>
+          <w:lang w:val="zh_TW" w:bidi="zh_TW"/>
+        </w:rPr>
+        <w:t>）</w:t>
+      </w:r>
+    </w:p>
+    <w:p>
+      <w:pPr/>
+      <w:r>
+        <w:rPr>
+          <w:lang w:val="zh_TW" w:bidi="zh_TW"/>
+        </w:rPr>
+      </w:r>
+      <w:r>
+        <w:rPr>
+          <w:lang w:val="zh_TW" w:bidi="zh_TW"/>
+        </w:rPr>
+        <w:t>提多有責任「講的總要合乎那純正的道理」。保羅託付他要勸誡年長的男人保持節制（</w:t>
+      </w:r>
+      <w:hyperlink r:id="rId47">
+        <w:r>
+          <w:rPr>
+            <w:lang w:val="zh_TW" w:bidi="zh_TW"/>
+          </w:rPr>
+          <w:rPr>
+            <w:color w:val="0000EE"/>
+            <w:u w:val="single"/>
+          </w:rPr>
+          <w:t>2:2</w:t>
+        </w:r>
+      </w:hyperlink>
+      <w:r>
+        <w:rPr>
+          <w:lang w:val="zh_TW" w:bidi="zh_TW"/>
+        </w:rPr>
+        <w:t>），並教導年長的婦女過敬虔的生活（</w:t>
+      </w:r>
+      <w:hyperlink r:id="rId48">
+        <w:r>
+          <w:rPr>
+            <w:lang w:val="zh_TW" w:bidi="zh_TW"/>
+          </w:rPr>
+          <w:rPr>
+            <w:color w:val="0000EE"/>
+            <w:u w:val="single"/>
+          </w:rPr>
+          <w:t>3節</w:t>
+        </w:r>
+      </w:hyperlink>
+      <w:r>
+        <w:rPr>
+          <w:lang w:val="zh_TW" w:bidi="zh_TW"/>
+        </w:rPr>
+        <w:t>）。這些年長的婦女則應教導年輕的婦女在家庭中過純潔且充滿愛的生活，這樣才能避免神的道被毀謗（</w:t>
+      </w:r>
+      <w:hyperlink r:id="rId49">
+        <w:r>
+          <w:rPr>
+            <w:lang w:val="zh_TW" w:bidi="zh_TW"/>
+          </w:rPr>
+          <w:rPr>
+            <w:color w:val="0000EE"/>
+            <w:u w:val="single"/>
+          </w:rPr>
+          <w:t>4–5節</w:t>
+        </w:r>
+      </w:hyperlink>
+      <w:r>
+        <w:rPr>
+          <w:lang w:val="zh_TW" w:bidi="zh_TW"/>
+        </w:rPr>
+        <w:t>）。年輕人則要保持節制（</w:t>
+      </w:r>
+      <w:hyperlink r:id="rId50">
+        <w:r>
+          <w:rPr>
+            <w:lang w:val="zh_TW" w:bidi="zh_TW"/>
+          </w:rPr>
+          <w:rPr>
+            <w:color w:val="0000EE"/>
+            <w:u w:val="single"/>
+          </w:rPr>
+          <w:t>6</w:t>
+        </w:r>
+      </w:hyperlink>
+      <w:r>
+        <w:rPr>
+          <w:lang w:val="zh_TW" w:bidi="zh_TW"/>
+        </w:rPr>
+        <w:t>節），而提多本身也應在言語和行為上做榜樣，以使反對者無可指責（</w:t>
+      </w:r>
+      <w:hyperlink r:id="rId51">
+        <w:r>
+          <w:rPr>
+            <w:lang w:val="zh_TW" w:bidi="zh_TW"/>
+          </w:rPr>
+          <w:rPr>
+            <w:color w:val="0000EE"/>
+            <w:u w:val="single"/>
+          </w:rPr>
+          <w:t>7–8</w:t>
+        </w:r>
+      </w:hyperlink>
+      <w:r>
+        <w:rPr>
+          <w:lang w:val="zh_TW" w:bidi="zh_TW"/>
+        </w:rPr>
+        <w:t>節）。最後，奴僕們應順服主人，誠實工作，目的是「以致凡事尊榮我們救主—神的道」（</w:t>
+      </w:r>
+      <w:hyperlink r:id="rId52">
+        <w:r>
+          <w:rPr>
+            <w:lang w:val="zh_TW" w:bidi="zh_TW"/>
+          </w:rPr>
+          <w:rPr>
+            <w:color w:val="0000EE"/>
+            <w:u w:val="single"/>
+          </w:rPr>
+          <w:t>10</w:t>
+        </w:r>
+      </w:hyperlink>
+      <w:r>
+        <w:rPr>
+          <w:lang w:val="zh_TW" w:bidi="zh_TW"/>
+        </w:rPr>
+        <w:t>節）。</w:t>
+      </w:r>
+    </w:p>
+    <w:p>
+      <w:pPr>
+        <w:pStyle w:val="Heading4"/>
+      </w:pPr>
+      <w:r>
+        <w:rPr>
+          <w:lang w:val="zh_TW" w:bidi="zh_TW"/>
+        </w:rPr>
+        <w:t>神的恩典（</w:t>
+      </w:r>
+      <w:hyperlink r:id="rId53">
+        <w:r>
+          <w:rPr>
+            <w:lang w:val="zh_TW" w:bidi="zh_TW"/>
+          </w:rPr>
+          <w:rPr>
+            <w:color w:val="0000EE"/>
+            <w:u w:val="single"/>
+          </w:rPr>
+          <w:t>2:11–15</w:t>
+        </w:r>
+      </w:hyperlink>
+      <w:r>
+        <w:rPr>
+          <w:lang w:val="zh_TW" w:bidi="zh_TW"/>
+        </w:rPr>
+        <w:t>）</w:t>
+      </w:r>
+    </w:p>
+    <w:p>
+      <w:pPr/>
+      <w:r>
+        <w:rPr>
+          <w:lang w:val="zh_TW" w:bidi="zh_TW"/>
+        </w:rPr>
+      </w:r>
+      <w:r>
+        <w:rPr>
+          <w:lang w:val="zh_TW" w:bidi="zh_TW"/>
+        </w:rPr>
+        <w:t>保羅接著闡述了神在耶穌基督裡恩典的啟示：目的是將救恩帶給所有人，使他們與不敬虔和世俗的情慾徹底決裂，並過正直的生活，同時常常期待「至大的神和我們救主耶穌基督」的再來。他們的生活將表明他們是屬於神的子民，總是渴望熱心行善。</w:t>
+      </w:r>
+    </w:p>
+    <w:p>
+      <w:pPr>
+        <w:pStyle w:val="Heading4"/>
+      </w:pPr>
+      <w:r>
+        <w:rPr>
+          <w:lang w:val="zh_TW" w:bidi="zh_TW"/>
+        </w:rPr>
+        <w:t>行善（</w:t>
+      </w:r>
+      <w:hyperlink r:id="rId54">
+        <w:r>
+          <w:rPr>
+            <w:lang w:val="zh_TW" w:bidi="zh_TW"/>
+          </w:rPr>
+          <w:rPr>
+            <w:color w:val="0000EE"/>
+            <w:u w:val="single"/>
+          </w:rPr>
+          <w:t>3:1–8</w:t>
+        </w:r>
+      </w:hyperlink>
+      <w:r>
+        <w:rPr>
+          <w:lang w:val="zh_TW" w:bidi="zh_TW"/>
+        </w:rPr>
+        <w:t>）</w:t>
+      </w:r>
+    </w:p>
+    <w:p>
+      <w:pPr/>
+      <w:r>
+        <w:rPr>
+          <w:lang w:val="zh_TW" w:bidi="zh_TW"/>
+        </w:rPr>
+      </w:r>
+      <w:r>
+        <w:rPr>
+          <w:lang w:val="zh_TW" w:bidi="zh_TW"/>
+        </w:rPr>
+        <w:t>在這部分，保羅勸告提多要提醒克里特的基督徒順服執政掌權者（參</w:t>
+      </w:r>
+      <w:hyperlink r:id="rId55">
+        <w:r>
+          <w:rPr>
+            <w:lang w:val="zh_TW" w:bidi="zh_TW"/>
+          </w:rPr>
+          <w:rPr>
+            <w:color w:val="0000EE"/>
+            <w:u w:val="single"/>
+          </w:rPr>
+          <w:t>羅13:1–7</w:t>
         </w:r>
       </w:hyperlink>
       <w:r>
@@ -445,70 +1715,222 @@
         </w:rPr>
         <w:t>；</w:t>
       </w:r>
-      <w:hyperlink r:id="rId24">
-        <w:r>
-          <w:rPr>
-            <w:lang w:val="zh_TW" w:bidi="zh_TW"/>
-          </w:rPr>
-          <w:rPr>
-            <w:color w:val="0000EE"/>
-            <w:u w:val="single"/>
-          </w:rPr>
-          <w:t>撒上15:17</w:t>
-        </w:r>
-      </w:hyperlink>
+      <w:hyperlink r:id="rId56">
+        <w:r>
+          <w:rPr>
+            <w:lang w:val="zh_TW" w:bidi="zh_TW"/>
+          </w:rPr>
+          <w:rPr>
+            <w:color w:val="0000EE"/>
+            <w:u w:val="single"/>
+          </w:rPr>
+          <w:t>彼前2:13–17</w:t>
+        </w:r>
+      </w:hyperlink>
+      <w:r>
+        <w:rPr>
+          <w:lang w:val="zh_TW" w:bidi="zh_TW"/>
+        </w:rPr>
+        <w:t>），積極參與社區中的工作並且要誠實地工作。保羅再次強調了生活的品質，尤其是禮貌和渴望與他人和平相處的態度。這種生活方式來自於靈命的更新，而這樣的更新是基於基督的救贖工作，這不是我們配得的，而是完全出於祂的憐憫。祂帶來了罪的潔淨，「藉著聖靈的重生和更新」。</w:t>
+      </w:r>
+    </w:p>
+    <w:p>
+      <w:pPr>
+        <w:pStyle w:val="Heading4"/>
+      </w:pPr>
+      <w:r>
+        <w:rPr>
+          <w:lang w:val="zh_TW" w:bidi="zh_TW"/>
+        </w:rPr>
+        <w:t>保羅的最後勸誡和問安（</w:t>
+      </w:r>
+      <w:hyperlink r:id="rId57">
+        <w:r>
+          <w:rPr>
+            <w:lang w:val="zh_TW" w:bidi="zh_TW"/>
+          </w:rPr>
+          <w:rPr>
+            <w:color w:val="0000EE"/>
+            <w:u w:val="single"/>
+          </w:rPr>
+          <w:t>3:9–15</w:t>
+        </w:r>
+      </w:hyperlink>
+      <w:r>
+        <w:rPr>
+          <w:lang w:val="zh_TW" w:bidi="zh_TW"/>
+        </w:rPr>
+        <w:t>）</w:t>
+      </w:r>
+    </w:p>
+    <w:p>
+      <w:pPr/>
+      <w:r>
+        <w:rPr>
+          <w:lang w:val="zh_TW" w:bidi="zh_TW"/>
+        </w:rPr>
+      </w:r>
+      <w:r>
+        <w:rPr>
+          <w:lang w:val="zh_TW" w:bidi="zh_TW"/>
+        </w:rPr>
+        <w:t>在最後的部分，保羅勸告提多要避開那些喜歡為了辯論而辯論宗教的人，並指導提多如何處理那些製造紛爭的人。</w:t>
+      </w:r>
+    </w:p>
+    <w:p>
+      <w:pPr/>
+      <w:r>
+        <w:rPr>
+          <w:lang w:val="zh_TW" w:bidi="zh_TW"/>
+        </w:rPr>
+      </w:r>
+      <w:r>
+        <w:rPr>
+          <w:lang w:val="zh_TW" w:bidi="zh_TW"/>
+        </w:rPr>
+        <w:t>接著，保羅告訴提多他將派亞提馬（在新約中未曾提及）或推基古來見他，並勸提多，若阿波羅和西納路過克里特，要好好照顧他們。提多自己則應在冬天之前到尼哥坡里見保羅。</w:t>
+      </w:r>
+    </w:p>
+    <w:p>
+      <w:pPr/>
+      <w:r>
+        <w:rPr>
+          <w:lang w:val="zh_TW" w:bidi="zh_TW"/>
+        </w:rPr>
+      </w:r>
+      <w:r>
+        <w:rPr>
+          <w:lang w:val="zh_TW" w:bidi="zh_TW"/>
+        </w:rPr>
+        <w:t>這封書信以對「行善」和屬靈上豐盛的生活的勸誡作結。</w:t>
+      </w:r>
+    </w:p>
+    <w:p>
+      <w:pPr/>
+      <w:r>
+        <w:rPr>
+          <w:lang w:val="zh_TW" w:bidi="zh_TW"/>
+        </w:rPr>
+      </w:r>
+      <w:r>
+        <w:rPr>
+          <w:i/>
+          <w:lang w:val="zh_TW" w:bidi="zh_TW"/>
+        </w:rPr>
+        <w:t>另見</w:t>
+      </w:r>
+      <w:r>
+        <w:rPr>
+          <w:lang w:val="zh_TW" w:bidi="zh_TW"/>
+        </w:rPr>
+        <w:t xml:space="preserve"> </w:t>
+      </w:r>
+      <w:r>
+        <w:rPr>
+          <w:lang w:val="zh_TW" w:bidi="zh_TW"/>
+        </w:rPr>
+        <w:t>使徒保羅</w:t>
+      </w:r>
       <w:r>
         <w:rPr>
           <w:lang w:val="zh_TW" w:bidi="zh_TW"/>
         </w:rPr>
         <w:t>；</w:t>
       </w:r>
-      <w:hyperlink r:id="rId25">
-        <w:r>
-          <w:rPr>
-            <w:lang w:val="zh_TW" w:bidi="zh_TW"/>
-          </w:rPr>
-          <w:rPr>
-            <w:color w:val="0000EE"/>
-            <w:u w:val="single"/>
-          </w:rPr>
-          <w:t>詩18:43</w:t>
-        </w:r>
-      </w:hyperlink>
+      <w:r>
+        <w:rPr>
+          <w:lang w:val="zh_TW" w:bidi="zh_TW"/>
+        </w:rPr>
+        <w:t>提摩太前書</w:t>
+      </w:r>
       <w:r>
         <w:rPr>
           <w:lang w:val="zh_TW" w:bidi="zh_TW"/>
         </w:rPr>
         <w:t>；</w:t>
       </w:r>
-      <w:hyperlink r:id="rId26">
-        <w:r>
-          <w:rPr>
-            <w:lang w:val="zh_TW" w:bidi="zh_TW"/>
-          </w:rPr>
-          <w:rPr>
-            <w:color w:val="0000EE"/>
-            <w:u w:val="single"/>
-          </w:rPr>
-          <w:t>賽7:8–9</w:t>
-        </w:r>
-      </w:hyperlink>
+      <w:r>
+        <w:rPr>
+          <w:lang w:val="zh_TW" w:bidi="zh_TW"/>
+        </w:rPr>
+        <w:t>提摩太後書</w:t>
+      </w:r>
       <w:r>
         <w:rPr>
           <w:lang w:val="zh_TW" w:bidi="zh_TW"/>
         </w:rPr>
         <w:t>；</w:t>
       </w:r>
-      <w:hyperlink r:id="rId27">
-        <w:r>
-          <w:rPr>
-            <w:lang w:val="zh_TW" w:bidi="zh_TW"/>
-          </w:rPr>
-          <w:rPr>
-            <w:color w:val="0000EE"/>
-            <w:u w:val="single"/>
-          </w:rPr>
-          <w:t>耶31:7</w:t>
+      <w:r>
+        <w:rPr>
+          <w:lang w:val="zh_TW" w:bidi="zh_TW"/>
+        </w:rPr>
+        <w:t>提多（人物）#1</w:t>
+      </w:r>
+      <w:r>
+        <w:rPr>
+          <w:lang w:val="zh_TW" w:bidi="zh_TW"/>
+        </w:rPr>
+        <w:t>。</w:t>
+      </w:r>
+      <w:r>
+        <w:rPr>
+          <w:lang w:val="zh_TW" w:bidi="zh_TW"/>
+        </w:rPr>
+      </w:r>
+      <w:r>
+        <w:rPr>
+          <w:lang w:val="zh_TW" w:bidi="zh_TW"/>
+        </w:rPr>
+      </w:r>
+    </w:p>
+    <w:p>
+      <w:pPr/>
+      <w:r>
+        <w:rPr>
+          <w:lang w:val="zh_TW" w:bidi="zh_TW"/>
+        </w:rPr>
+      </w:r>
+    </w:p>
+    <w:p>
+      <w:pPr>
+        <w:pStyle w:val="Heading2"/>
+      </w:pPr>
+      <w:r>
+        <w:rPr>
+          <w:lang w:val="zh_TW" w:bidi="zh_TW"/>
+        </w:rPr>
+        <w:t>提瑪（人物）</w:t>
+      </w:r>
+      <w:r>
+        <w:rPr>
+          <w:lang w:val="zh_TW" w:bidi="zh_TW"/>
+        </w:rPr>
+      </w:r>
+    </w:p>
+    <w:p>
+      <w:pPr/>
+      <w:r>
+        <w:rPr>
+          <w:lang w:val="zh_TW" w:bidi="zh_TW"/>
+        </w:rPr>
+      </w:r>
+      <w:r>
+        <w:rPr>
+          <w:lang w:val="zh_TW" w:bidi="zh_TW"/>
+        </w:rPr>
+        <w:t>以實瑪利的第九個兒子，後成為北阿拉伯曠野中一個強大游牧部落的首領（</w:t>
+      </w:r>
+      <w:hyperlink r:id="rId58">
+        <w:r>
+          <w:rPr>
+            <w:lang w:val="zh_TW" w:bidi="zh_TW"/>
+          </w:rPr>
+          <w:rPr>
+            <w:color w:val="0000EE"/>
+            <w:u w:val="single"/>
+          </w:rPr>
+          <w:t>創25:15</w:t>
         </w:r>
       </w:hyperlink>
       <w:r>
@@ -517,675 +1939,1425 @@
         </w:rPr>
         <w:t>；</w:t>
       </w:r>
-      <w:hyperlink r:id="rId28">
-        <w:r>
-          <w:rPr>
-            <w:lang w:val="zh_TW" w:bidi="zh_TW"/>
-          </w:rPr>
-          <w:rPr>
-            <w:color w:val="0000EE"/>
-            <w:u w:val="single"/>
-          </w:rPr>
-          <w:t>何1:11</w:t>
-        </w:r>
-      </w:hyperlink>
-      <w:r>
-        <w:rPr>
-          <w:lang w:val="zh_TW" w:bidi="zh_TW"/>
-        </w:rPr>
-        <w:t>）。大衛在擔任亞吉的保鏢時被稱為「</w:t>
-      </w:r>
-      <w:r>
-        <w:rPr>
-          <w:lang w:val="zh_TW" w:bidi="zh_TW"/>
-        </w:rPr>
-        <w:t>我立你永遠作我的護衛長（有些譯本譯為：</w:t>
-      </w:r>
-      <w:r>
-        <w:rPr>
-          <w:lang w:val="zh_TW" w:bidi="zh_TW"/>
-        </w:rPr>
-        <w:t>我的頭，守護者</w:t>
-      </w:r>
+      <w:hyperlink r:id="rId59">
+        <w:r>
+          <w:rPr>
+            <w:lang w:val="zh_TW" w:bidi="zh_TW"/>
+          </w:rPr>
+          <w:rPr>
+            <w:color w:val="0000EE"/>
+            <w:u w:val="single"/>
+          </w:rPr>
+          <w:t>代上1:30</w:t>
+        </w:r>
+      </w:hyperlink>
+      <w:r>
+        <w:rPr>
+          <w:lang w:val="zh_TW" w:bidi="zh_TW"/>
+        </w:rPr>
+        <w:t>；</w:t>
+      </w:r>
+      <w:hyperlink r:id="rId60">
+        <w:r>
+          <w:rPr>
+            <w:lang w:val="zh_TW" w:bidi="zh_TW"/>
+          </w:rPr>
+          <w:rPr>
+            <w:color w:val="0000EE"/>
+            <w:u w:val="single"/>
+          </w:rPr>
+          <w:t>耶25:23</w:t>
+        </w:r>
+      </w:hyperlink>
+      <w:r>
+        <w:rPr>
+          <w:lang w:val="zh_TW" w:bidi="zh_TW"/>
+        </w:rPr>
+        <w:t>）。提瑪的後裔主要是控制曠野重要路線的商隊貿易者（</w:t>
+      </w:r>
+      <w:hyperlink r:id="rId61">
+        <w:r>
+          <w:rPr>
+            <w:lang w:val="zh_TW" w:bidi="zh_TW"/>
+          </w:rPr>
+          <w:rPr>
+            <w:color w:val="0000EE"/>
+            <w:u w:val="single"/>
+          </w:rPr>
+          <w:t>伯6:19</w:t>
+        </w:r>
+      </w:hyperlink>
+      <w:r>
+        <w:rPr>
+          <w:lang w:val="zh_TW" w:bidi="zh_TW"/>
+        </w:rPr>
+        <w:t>）。提瑪也與一個地區和一個城市有關聯。</w:t>
+      </w:r>
+    </w:p>
+    <w:p>
+      <w:pPr/>
+      <w:r>
+        <w:rPr>
+          <w:lang w:val="zh_TW" w:bidi="zh_TW"/>
+        </w:rPr>
+      </w:r>
+      <w:r>
+        <w:rPr>
+          <w:i/>
+          <w:lang w:val="zh_TW" w:bidi="zh_TW"/>
+        </w:rPr>
+        <w:t xml:space="preserve">見 </w:t>
+      </w:r>
+      <w:r>
+        <w:rPr>
+          <w:lang w:val="zh_TW" w:bidi="zh_TW"/>
+        </w:rPr>
+        <w:t>提瑪（地點）</w:t>
+      </w:r>
+      <w:r>
+        <w:rPr>
+          <w:lang w:val="zh_TW" w:bidi="zh_TW"/>
+        </w:rPr>
+        <w:t>。</w:t>
+      </w:r>
+      <w:r>
+        <w:rPr>
+          <w:lang w:val="zh_TW" w:bidi="zh_TW"/>
+        </w:rPr>
+      </w:r>
+      <w:r>
+        <w:rPr>
+          <w:lang w:val="zh_TW" w:bidi="zh_TW"/>
+        </w:rPr>
+      </w:r>
+    </w:p>
+    <w:p>
+      <w:pPr/>
+      <w:r>
+        <w:rPr>
+          <w:lang w:val="zh_TW" w:bidi="zh_TW"/>
+        </w:rPr>
+      </w:r>
+    </w:p>
+    <w:p>
+      <w:pPr>
+        <w:pStyle w:val="Heading2"/>
+      </w:pPr>
+      <w:r>
+        <w:rPr>
+          <w:lang w:val="zh_TW" w:bidi="zh_TW"/>
+        </w:rPr>
+        <w:t>提摩太前書</w:t>
+      </w:r>
+      <w:r>
+        <w:rPr>
+          <w:lang w:val="zh_TW" w:bidi="zh_TW"/>
+        </w:rPr>
+      </w:r>
+    </w:p>
+    <w:p>
+      <w:pPr/>
+      <w:r>
+        <w:rPr>
+          <w:lang w:val="zh_TW" w:bidi="zh_TW"/>
+        </w:rPr>
+      </w:r>
+      <w:r>
+        <w:rPr>
+          <w:lang w:val="zh_TW" w:bidi="zh_TW"/>
+        </w:rPr>
+        <w:t>保羅寫給他年輕同工提摩太的第一封書信。</w:t>
+      </w:r>
+    </w:p>
+    <w:p>
+      <w:pPr/>
+      <w:r>
+        <w:rPr>
+          <w:lang w:val="zh_TW" w:bidi="zh_TW"/>
+        </w:rPr>
+      </w:r>
+      <w:r>
+        <w:rPr>
+          <w:lang w:val="zh_TW" w:bidi="zh_TW"/>
+        </w:rPr>
+        <w:t>提摩太前書的作者、日期和背景必須與其他兩封教牧書信提摩太後書和提多書一起考慮，這些書信是寫給保羅的兩位年輕同工，幫助他們處理以弗所和克里特教會的牧養問題。</w:t>
+      </w:r>
+    </w:p>
+    <w:p>
+      <w:pPr/>
+      <w:r>
+        <w:rPr>
+          <w:lang w:val="zh_TW" w:bidi="zh_TW"/>
+        </w:rPr>
+      </w:r>
+      <w:r>
+        <w:rPr>
+          <w:lang w:val="zh_TW" w:bidi="zh_TW"/>
+        </w:rPr>
+        <w:t>概述</w:t>
+      </w:r>
+    </w:p>
+    <w:p>
+      <w:pPr>
+        <w:pStyle w:val="ListBullet"/>
+        <w:spacing w:line="240" w:lineRule="auto"/>
+        <w:ind w:left="720"/>
+      </w:pPr>
+      <w:r>
+        <w:rPr>
+          <w:lang w:val="zh_TW" w:bidi="zh_TW"/>
+        </w:rPr>
+      </w:r>
+      <w:r>
+        <w:rPr>
+          <w:lang w:val="zh_TW" w:bidi="zh_TW"/>
+        </w:rPr>
+        <w:t>作者</w:t>
+      </w:r>
+    </w:p>
+    <w:p>
+      <w:pPr>
+        <w:pStyle w:val="ListBullet"/>
+        <w:spacing w:line="240" w:lineRule="auto"/>
+        <w:ind w:left="720"/>
+      </w:pPr>
+      <w:r>
+        <w:rPr>
+          <w:lang w:val="zh_TW" w:bidi="zh_TW"/>
+        </w:rPr>
+      </w:r>
+      <w:r>
+        <w:rPr>
+          <w:lang w:val="zh_TW" w:bidi="zh_TW"/>
+        </w:rPr>
+        <w:t>日期</w:t>
+      </w:r>
+    </w:p>
+    <w:p>
+      <w:pPr>
+        <w:pStyle w:val="ListBullet"/>
+        <w:spacing w:line="240" w:lineRule="auto"/>
+        <w:ind w:left="720"/>
+      </w:pPr>
+      <w:r>
+        <w:rPr>
+          <w:lang w:val="zh_TW" w:bidi="zh_TW"/>
+        </w:rPr>
+      </w:r>
+      <w:r>
+        <w:rPr>
+          <w:lang w:val="zh_TW" w:bidi="zh_TW"/>
+        </w:rPr>
+        <w:t>背景</w:t>
+      </w:r>
+    </w:p>
+    <w:p>
+      <w:pPr>
+        <w:pStyle w:val="ListBullet"/>
+        <w:spacing w:line="240" w:lineRule="auto"/>
+        <w:ind w:left="720"/>
+      </w:pPr>
+      <w:r>
+        <w:rPr>
+          <w:lang w:val="zh_TW" w:bidi="zh_TW"/>
+        </w:rPr>
+      </w:r>
+      <w:r>
+        <w:rPr>
+          <w:lang w:val="zh_TW" w:bidi="zh_TW"/>
+        </w:rPr>
+        <w:t>神學</w:t>
+      </w:r>
+    </w:p>
+    <w:p>
+      <w:pPr>
+        <w:pStyle w:val="ListBullet"/>
+        <w:spacing w:line="240" w:lineRule="auto"/>
+        <w:ind w:left="720"/>
+      </w:pPr>
+      <w:r>
+        <w:rPr>
+          <w:lang w:val="zh_TW" w:bidi="zh_TW"/>
+        </w:rPr>
+      </w:r>
+      <w:r>
+        <w:rPr>
+          <w:lang w:val="zh_TW" w:bidi="zh_TW"/>
+        </w:rPr>
+        <w:t>內容</w:t>
+      </w:r>
+    </w:p>
+    <w:p>
+      <w:pPr>
+        <w:pStyle w:val="Heading3"/>
+      </w:pPr>
+      <w:r>
+        <w:rPr>
+          <w:lang w:val="zh_TW" w:bidi="zh_TW"/>
+        </w:rPr>
+        <w:t>作者</w:t>
+      </w:r>
+    </w:p>
+    <w:p>
+      <w:pPr/>
+      <w:r>
+        <w:rPr>
+          <w:lang w:val="zh_TW" w:bidi="zh_TW"/>
+        </w:rPr>
+      </w:r>
+      <w:r>
+        <w:rPr>
+          <w:lang w:val="zh_TW" w:bidi="zh_TW"/>
+        </w:rPr>
+        <w:t>在提摩太前書中，如同提摩太後書和提多書一樣，保羅在第一節就被指名為作者。自愛任紐（Irenaeus）時期（大約公元185年）以來，在早期教會的傳統中，保羅始終是這三封信唯一被認定為作者的人。這三封信中包含了許多保羅生平的個人細節，這些都強有力地證明了保羅是真正的作者。</w:t>
+      </w:r>
+    </w:p>
+    <w:p>
+      <w:pPr/>
+      <w:r>
+        <w:rPr>
+          <w:lang w:val="zh_TW" w:bidi="zh_TW"/>
+        </w:rPr>
+      </w:r>
+      <w:r>
+        <w:rPr>
+          <w:lang w:val="zh_TW" w:bidi="zh_TW"/>
+        </w:rPr>
+        <w:t>然而，一些學者基於以下理由質疑保羅的作者身份：</w:t>
+      </w:r>
+    </w:p>
+    <w:p>
+      <w:pPr>
+        <w:pStyle w:val="ListNumber"/>
+        <w:numPr>
+          <w:ilvl w:val="0"/>
+          <w:numId w:val="15"/>
+        </w:numPr>
+        <w:spacing w:line="240" w:lineRule="auto"/>
+        <w:ind w:left="720"/>
+      </w:pPr>
+      <w:r>
+        <w:rPr>
+          <w:lang w:val="zh_TW" w:bidi="zh_TW"/>
+        </w:rPr>
+      </w:r>
+      <w:r>
+        <w:rPr>
+          <w:lang w:val="zh_TW" w:bidi="zh_TW"/>
+        </w:rPr>
+        <w:t>希臘文詞彙包含大量在其它保羅書信中未出現的詞彙。</w:t>
+        <w:br/>
+        <w:br/>
+      </w:r>
+      <w:r>
+        <w:rPr>
+          <w:lang w:val="zh_TW" w:bidi="zh_TW"/>
+        </w:rPr>
+        <w:t>但這些書信中的主題並不相同。在教牧書信中，作者所處理的是教會組織和紀律方面較為技術性的問題——是一位教會領袖寫信給其他領袖。保羅是一位受過高等教育的人，詞彙豐富。教牧書信中特有的詞彙並不會超出保羅所能使用的詞彙範圍。如果這些詞彙不是出自保羅本人，也可能來自經常幫助保羅撰寫書信的文士。</w:t>
+      </w:r>
+    </w:p>
+    <w:p>
+      <w:pPr>
+        <w:pStyle w:val="ListNumber"/>
+        <w:spacing w:line="240" w:lineRule="auto"/>
+        <w:ind w:left="720"/>
+      </w:pPr>
+      <w:r>
+        <w:rPr>
+          <w:lang w:val="zh_TW" w:bidi="zh_TW"/>
+        </w:rPr>
+      </w:r>
+      <w:r>
+        <w:rPr>
+          <w:lang w:val="zh_TW" w:bidi="zh_TW"/>
+        </w:rPr>
+        <w:t>有關保羅行程的記載，與使徒行傳中所描述的旅程不符。</w:t>
+        <w:br/>
+        <w:br/>
+      </w:r>
+      <w:r>
+        <w:rPr>
+          <w:lang w:val="zh_TW" w:bidi="zh_TW"/>
+        </w:rPr>
+        <w:t>如果相信保羅寫了教牧書信，並且完成了書信中所描述的事，那麼他必須是在羅馬被監禁後獲釋，並且前往了克里特、以弗所和馬其頓。使徒行傳中的記述以保羅在羅馬被囚禁為結尾，因此這些後來的行程可能沒有被提及。有法律證據表明，如果保羅在兩年內沒有被定罪，他應該會自動獲釋。</w:t>
+      </w:r>
+    </w:p>
+    <w:p>
+      <w:pPr>
+        <w:pStyle w:val="ListNumber"/>
+        <w:spacing w:line="240" w:lineRule="auto"/>
+        <w:ind w:left="720"/>
+      </w:pPr>
+      <w:r>
+        <w:rPr>
+          <w:lang w:val="zh_TW" w:bidi="zh_TW"/>
+        </w:rPr>
+      </w:r>
+      <w:r>
+        <w:rPr>
+          <w:lang w:val="zh_TW" w:bidi="zh_TW"/>
+        </w:rPr>
+        <w:t>教牧書信中提到的教會進步發展（如長老、監督和執事），證明其日期晚於保羅的生平。</w:t>
+        <w:br/>
+        <w:br/>
+      </w:r>
+      <w:r>
+        <w:rPr>
+          <w:lang w:val="zh_TW" w:bidi="zh_TW"/>
+        </w:rPr>
+        <w:t>然而，長老在舊約時代就已存在，而作為地方教會職員的監督，幾乎可以肯定與長老是同一職分。此外，保羅在他的其它書信中也提到執事，例如</w:t>
+      </w:r>
+      <w:hyperlink r:id="rId62">
+        <w:r>
+          <w:rPr>
+            <w:lang w:val="zh_TW" w:bidi="zh_TW"/>
+          </w:rPr>
+          <w:rPr>
+            <w:color w:val="0000EE"/>
+            <w:u w:val="single"/>
+          </w:rPr>
+          <w:t>腓立比書一章1節</w:t>
+        </w:r>
+      </w:hyperlink>
+      <w:r>
+        <w:rPr>
+          <w:lang w:val="zh_TW" w:bidi="zh_TW"/>
+        </w:rPr>
+        <w:t>。</w:t>
+      </w:r>
+    </w:p>
+    <w:p>
+      <w:pPr/>
+      <w:r>
+        <w:rPr>
+          <w:lang w:val="zh_TW" w:bidi="zh_TW"/>
+        </w:rPr>
+      </w:r>
+      <w:r>
+        <w:rPr>
+          <w:lang w:val="zh_TW" w:bidi="zh_TW"/>
+        </w:rPr>
+        <w:t>大多數保守派學者及許多其他學者強烈認為，保羅確實寫了這三封教牧書信。</w:t>
+      </w:r>
+    </w:p>
+    <w:p>
+      <w:pPr>
+        <w:pStyle w:val="Heading3"/>
+      </w:pPr>
+      <w:r>
+        <w:rPr>
+          <w:lang w:val="zh_TW" w:bidi="zh_TW"/>
+        </w:rPr>
+        <w:t>日期</w:t>
+      </w:r>
+    </w:p>
+    <w:p>
+      <w:pPr/>
+      <w:r>
+        <w:rPr>
+          <w:lang w:val="zh_TW" w:bidi="zh_TW"/>
+        </w:rPr>
+      </w:r>
+      <w:r>
+        <w:rPr>
+          <w:lang w:val="zh_TW" w:bidi="zh_TW"/>
+        </w:rPr>
+        <w:t>假設保羅寫了教牧書信，提摩太前書應該寫於他第一次羅馬監禁釋放後，大約公元61或62年，並在他第二次羅馬監禁之前，大約在64至67年間，即尼祿去世的日期。至於地點，保羅將提摩太留在以弗所，然後前往馬其頓（</w:t>
+      </w:r>
+      <w:hyperlink r:id="rId63">
+        <w:r>
+          <w:rPr>
+            <w:lang w:val="zh_TW" w:bidi="zh_TW"/>
+          </w:rPr>
+          <w:rPr>
+            <w:color w:val="0000EE"/>
+            <w:u w:val="single"/>
+          </w:rPr>
+          <w:t>提前1:3</w:t>
+        </w:r>
+      </w:hyperlink>
+      <w:r>
+        <w:rPr>
+          <w:lang w:val="zh_TW" w:bidi="zh_TW"/>
+        </w:rPr>
+        <w:t>），他可能在那裡寫了提摩太前書。這封信當然是寫給在以弗所的提摩太的。</w:t>
+      </w:r>
+    </w:p>
+    <w:p>
+      <w:pPr>
+        <w:pStyle w:val="Heading3"/>
+      </w:pPr>
+      <w:r>
+        <w:rPr>
+          <w:lang w:val="zh_TW" w:bidi="zh_TW"/>
+        </w:rPr>
+        <w:t>背景</w:t>
+      </w:r>
+    </w:p>
+    <w:p>
+      <w:pPr/>
+      <w:r>
+        <w:rPr>
+          <w:lang w:val="zh_TW" w:bidi="zh_TW"/>
+        </w:rPr>
+      </w:r>
+      <w:r>
+        <w:rPr>
+          <w:lang w:val="zh_TW" w:bidi="zh_TW"/>
+        </w:rPr>
+        <w:t>保羅把以弗所的教會交給提摩太管理（</w:t>
+      </w:r>
+      <w:hyperlink r:id="rId64">
+        <w:r>
+          <w:rPr>
+            <w:lang w:val="zh_TW" w:bidi="zh_TW"/>
+          </w:rPr>
+          <w:rPr>
+            <w:color w:val="0000EE"/>
+            <w:u w:val="single"/>
+          </w:rPr>
+          <w:t>1:2–3</w:t>
+        </w:r>
+      </w:hyperlink>
+      <w:r>
+        <w:rPr>
+          <w:lang w:val="zh_TW" w:bidi="zh_TW"/>
+        </w:rPr>
+        <w:t>）。保羅在第二次宣教旅程中想去羅馬的亞細亞省（以弗是其主要的城），但聖靈不允許他這樣做。他繼續前往馬其頓和希臘（</w:t>
+      </w:r>
+      <w:hyperlink r:id="rId65">
+        <w:r>
+          <w:rPr>
+            <w:lang w:val="zh_TW" w:bidi="zh_TW"/>
+          </w:rPr>
+          <w:rPr>
+            <w:color w:val="0000EE"/>
+            <w:u w:val="single"/>
+          </w:rPr>
+          <w:t>徒16:6</w:t>
+        </w:r>
+      </w:hyperlink>
+      <w:r>
+        <w:rPr>
+          <w:lang w:val="zh_TW" w:bidi="zh_TW"/>
+        </w:rPr>
+        <w:t>）。他在完成第二次旅程時短暫到訪以弗所（</w:t>
+      </w:r>
+      <w:hyperlink r:id="rId66">
+        <w:r>
+          <w:rPr>
+            <w:lang w:val="zh_TW" w:bidi="zh_TW"/>
+          </w:rPr>
+          <w:rPr>
+            <w:color w:val="0000EE"/>
+            <w:u w:val="single"/>
+          </w:rPr>
+          <w:t>18:19–20</w:t>
+        </w:r>
+      </w:hyperlink>
+      <w:r>
+        <w:rPr>
+          <w:lang w:val="zh_TW" w:bidi="zh_TW"/>
+        </w:rPr>
+        <w:t>）。然後在他的第三次旅程中，他以以弗所為活動中心，並在那裡度過了三年（</w:t>
+      </w:r>
+      <w:hyperlink r:id="rId67">
+        <w:r>
+          <w:rPr>
+            <w:lang w:val="zh_TW" w:bidi="zh_TW"/>
+          </w:rPr>
+          <w:rPr>
+            <w:color w:val="0000EE"/>
+            <w:u w:val="single"/>
+          </w:rPr>
+          <w:t>19:1–20:1</w:t>
+        </w:r>
+      </w:hyperlink>
+      <w:r>
+        <w:rPr>
+          <w:lang w:val="zh_TW" w:bidi="zh_TW"/>
+        </w:rPr>
+        <w:t>）。在他第一次被囚禁於羅馬期間，他寫了一封通函給以弗所和附近的教會。僅僅幾年後，他在以弗所寫了提摩太前書給提摩太。</w:t>
+      </w:r>
+    </w:p>
+    <w:p>
+      <w:pPr>
+        <w:pStyle w:val="Heading3"/>
+      </w:pPr>
+      <w:r>
+        <w:rPr>
+          <w:lang w:val="zh_TW" w:bidi="zh_TW"/>
+        </w:rPr>
+        <w:t>神學</w:t>
+      </w:r>
+    </w:p>
+    <w:p>
+      <w:pPr/>
+      <w:r>
+        <w:rPr>
+          <w:lang w:val="zh_TW" w:bidi="zh_TW"/>
+        </w:rPr>
+      </w:r>
+      <w:r>
+        <w:rPr>
+          <w:lang w:val="zh_TW" w:bidi="zh_TW"/>
+        </w:rPr>
+        <w:t>總的來說，提摩太前書的神學與其它保羅書信以及整個新約的神學一致。神的主權和愛在這封信中一再被清楚呈現。耶穌總是被描繪為真正的神以及人。救恩是藉著基督對神的信心而得的。律法不能拯救人，因為所有人都違背了律法。然而，律法是好的，是神給得救之人的指引，引導他們過討神喜悅的生活。</w:t>
+      </w:r>
+    </w:p>
+    <w:p>
+      <w:pPr/>
+      <w:r>
+        <w:rPr>
+          <w:lang w:val="zh_TW" w:bidi="zh_TW"/>
+        </w:rPr>
+      </w:r>
+      <w:r>
+        <w:rPr>
+          <w:lang w:val="zh_TW" w:bidi="zh_TW"/>
+        </w:rPr>
+        <w:t>教會在這封信中佔有重要地位。所有基督徒都應該成為教會的一部分。他們從教會中獲得了大量關於培養基督徒品格的資源，並且他們在教會中服事神可以比獨自一人服事神有效得多。教會需要組織才能有效地完成其工作。教會必須時刻努力避免異端，並教導福音的真理。</w:t>
+      </w:r>
+    </w:p>
+    <w:p>
+      <w:pPr>
+        <w:pStyle w:val="Heading3"/>
+      </w:pPr>
+      <w:r>
+        <w:rPr>
+          <w:lang w:val="zh_TW" w:bidi="zh_TW"/>
+        </w:rPr>
+        <w:t>內容</w:t>
+      </w:r>
+    </w:p>
+    <w:p>
+      <w:pPr>
+        <w:pStyle w:val="Heading4"/>
+      </w:pPr>
+      <w:r>
+        <w:rPr>
+          <w:lang w:val="zh_TW" w:bidi="zh_TW"/>
+        </w:rPr>
+        <w:t>問安（</w:t>
+      </w:r>
+      <w:hyperlink r:id="rId68">
+        <w:r>
+          <w:rPr>
+            <w:lang w:val="zh_TW" w:bidi="zh_TW"/>
+          </w:rPr>
+          <w:rPr>
+            <w:color w:val="0000EE"/>
+            <w:u w:val="single"/>
+          </w:rPr>
+          <w:t>1:1–2</w:t>
+        </w:r>
+      </w:hyperlink>
       <w:r>
         <w:rPr>
           <w:lang w:val="zh_TW" w:bidi="zh_TW"/>
         </w:rPr>
         <w:t>）</w:t>
       </w:r>
-      <w:r>
-        <w:rPr>
-          <w:lang w:val="zh_TW" w:bidi="zh_TW"/>
-        </w:rPr>
-        <w:t>」（</w:t>
-      </w:r>
-      <w:hyperlink r:id="rId29">
-        <w:r>
-          <w:rPr>
-            <w:lang w:val="zh_TW" w:bidi="zh_TW"/>
-          </w:rPr>
-          <w:rPr>
-            <w:color w:val="0000EE"/>
-            <w:u w:val="single"/>
-          </w:rPr>
-          <w:t>撒上28:2</w:t>
-        </w:r>
-      </w:hyperlink>
-      <w:r>
-        <w:rPr>
-          <w:lang w:val="zh_TW" w:bidi="zh_TW"/>
-        </w:rPr>
-        <w:t>；參：</w:t>
-      </w:r>
-      <w:hyperlink r:id="rId30">
-        <w:r>
-          <w:rPr>
-            <w:lang w:val="zh_TW" w:bidi="zh_TW"/>
-          </w:rPr>
-          <w:rPr>
-            <w:color w:val="0000EE"/>
-            <w:u w:val="single"/>
-          </w:rPr>
-          <w:t>士9:53</w:t>
-        </w:r>
-      </w:hyperlink>
+    </w:p>
+    <w:p>
+      <w:pPr/>
+      <w:r>
+        <w:rPr>
+          <w:lang w:val="zh_TW" w:bidi="zh_TW"/>
+        </w:rPr>
+      </w:r>
+      <w:r>
+        <w:rPr>
+          <w:lang w:val="zh_TW" w:bidi="zh_TW"/>
+        </w:rPr>
+        <w:t>作者自稱保羅，並描述自己是由神揀選並由父神和祂的兒子基督耶穌授權的使徒。保羅有權對年輕的牧者和教會說權威的話語。</w:t>
+      </w:r>
+    </w:p>
+    <w:p>
+      <w:pPr/>
+      <w:r>
+        <w:rPr>
+          <w:lang w:val="zh_TW" w:bidi="zh_TW"/>
+        </w:rPr>
+      </w:r>
+      <w:r>
+        <w:rPr>
+          <w:lang w:val="zh_TW" w:bidi="zh_TW"/>
+        </w:rPr>
+        <w:t>這封信是寫給提摩太的，保羅所親愛的屬靈孩子，保羅給他三重祝福——從神而來的恩惠、憐憫、平安。</w:t>
+      </w:r>
+    </w:p>
+    <w:p>
+      <w:pPr>
+        <w:pStyle w:val="Heading4"/>
+      </w:pPr>
+      <w:r>
+        <w:rPr>
+          <w:lang w:val="zh_TW" w:bidi="zh_TW"/>
+        </w:rPr>
+        <w:t>處理異端（</w:t>
+      </w:r>
+      <w:hyperlink r:id="rId69">
+        <w:r>
+          <w:rPr>
+            <w:lang w:val="zh_TW" w:bidi="zh_TW"/>
+          </w:rPr>
+          <w:rPr>
+            <w:color w:val="0000EE"/>
+            <w:u w:val="single"/>
+          </w:rPr>
+          <w:t>1:3–20</w:t>
+        </w:r>
+      </w:hyperlink>
+      <w:r>
+        <w:rPr>
+          <w:lang w:val="zh_TW" w:bidi="zh_TW"/>
+        </w:rPr>
+        <w:t>）</w:t>
+      </w:r>
+    </w:p>
+    <w:p>
+      <w:pPr/>
+      <w:r>
+        <w:rPr>
+          <w:lang w:val="zh_TW" w:bidi="zh_TW"/>
+        </w:rPr>
+      </w:r>
+      <w:r>
+        <w:rPr>
+          <w:lang w:val="zh_TW" w:bidi="zh_TW"/>
+        </w:rPr>
+        <w:t>保羅留下提摩太在以弗所的原因之一是希望他「囑咐那幾個人不可傳異教」（</w:t>
+      </w:r>
+      <w:hyperlink r:id="rId63">
+        <w:r>
+          <w:rPr>
+            <w:lang w:val="zh_TW" w:bidi="zh_TW"/>
+          </w:rPr>
+          <w:rPr>
+            <w:color w:val="0000EE"/>
+            <w:u w:val="single"/>
+          </w:rPr>
+          <w:t>1:3</w:t>
+        </w:r>
+      </w:hyperlink>
+      <w:r>
+        <w:rPr>
+          <w:lang w:val="zh_TW" w:bidi="zh_TW"/>
+        </w:rPr>
+        <w:t>）。保羅相信一個人所信的和他所做的一樣重要。這裡的異端被描述為一種早期諾斯底主義異端，這是一種危險的異端，困擾教會已有數個世紀。</w:t>
+      </w:r>
+    </w:p>
+    <w:p>
+      <w:pPr/>
+      <w:r>
+        <w:rPr>
+          <w:lang w:val="zh_TW" w:bidi="zh_TW"/>
+        </w:rPr>
+      </w:r>
+      <w:r>
+        <w:rPr>
+          <w:lang w:val="zh_TW" w:bidi="zh_TW"/>
+        </w:rPr>
+        <w:t>這些早期的諾斯底主義者聲稱比普通基督徒對真理擁有更深的洞見。他們將神視為靈，將人視為物質，並將神和人區分開來。他們認為兩者之間的橋樑不是耶穌基督這位唯一的中保，而是由無數不同等級的天使、化身、伊安（aeons）等等所構成。他們爭論神話和虛構的事，他們尋求救恩的方法是試圖取悅一連串無窮無盡的天使鎖鏈來獲得拯救，而不是藉著信心接受神所賜的救恩。但保羅深知，唯有神的恩典才能拯救罪人。</w:t>
+      </w:r>
+    </w:p>
+    <w:p>
+      <w:pPr>
+        <w:pStyle w:val="Heading4"/>
+      </w:pPr>
+      <w:r>
+        <w:rPr>
+          <w:lang w:val="zh_TW" w:bidi="zh_TW"/>
+        </w:rPr>
+        <w:t>教會中的正確敬拜（</w:t>
+      </w:r>
+      <w:hyperlink r:id="rId70">
+        <w:r>
+          <w:rPr>
+            <w:lang w:val="zh_TW" w:bidi="zh_TW"/>
+          </w:rPr>
+          <w:rPr>
+            <w:color w:val="0000EE"/>
+            <w:u w:val="single"/>
+          </w:rPr>
+          <w:t>2:1–15</w:t>
+        </w:r>
+      </w:hyperlink>
+      <w:r>
+        <w:rPr>
+          <w:lang w:val="zh_TW" w:bidi="zh_TW"/>
+        </w:rPr>
+        <w:t>）</w:t>
+      </w:r>
+    </w:p>
+    <w:p>
+      <w:pPr/>
+      <w:r>
+        <w:rPr>
+          <w:lang w:val="zh_TW" w:bidi="zh_TW"/>
+        </w:rPr>
+      </w:r>
+      <w:r>
+        <w:rPr>
+          <w:lang w:val="zh_TW" w:bidi="zh_TW"/>
+        </w:rPr>
+        <w:t>「我勸你，第一要為萬人懇求、禱告、代求、祝謝」（</w:t>
+      </w:r>
+      <w:hyperlink r:id="rId71">
+        <w:r>
+          <w:rPr>
+            <w:lang w:val="zh_TW" w:bidi="zh_TW"/>
+          </w:rPr>
+          <w:rPr>
+            <w:color w:val="0000EE"/>
+            <w:u w:val="single"/>
+          </w:rPr>
+          <w:t>2:1</w:t>
+        </w:r>
+      </w:hyperlink>
+      <w:r>
+        <w:rPr>
+          <w:lang w:val="zh_TW" w:bidi="zh_TW"/>
+        </w:rPr>
+        <w:t>）。禱告是基督教會敬拜中極其重要的一部分。保羅強調為國家中高位上的人作特別禱告的重要性（即使國是以尼祿為皇帝的羅馬帝國）。保羅在</w:t>
+      </w:r>
+      <w:hyperlink r:id="rId72">
+        <w:r>
+          <w:rPr>
+            <w:lang w:val="zh_TW" w:bidi="zh_TW"/>
+          </w:rPr>
+          <w:rPr>
+            <w:color w:val="0000EE"/>
+            <w:u w:val="single"/>
+          </w:rPr>
+          <w:t>羅馬書第十三章</w:t>
+        </w:r>
+      </w:hyperlink>
+      <w:r>
+        <w:rPr>
+          <w:lang w:val="zh_TW" w:bidi="zh_TW"/>
+        </w:rPr>
+        <w:t>中清楚地教導這一點，而耶穌也告訴祂的門徒要把屬於凱撒的東西交給凱撒（</w:t>
+      </w:r>
+      <w:hyperlink r:id="rId73">
+        <w:r>
+          <w:rPr>
+            <w:lang w:val="zh_TW" w:bidi="zh_TW"/>
+          </w:rPr>
+          <w:rPr>
+            <w:color w:val="0000EE"/>
+            <w:u w:val="single"/>
+          </w:rPr>
+          <w:t>太22:17</w:t>
+        </w:r>
+      </w:hyperlink>
+      <w:r>
+        <w:rPr>
+          <w:lang w:val="zh_TW" w:bidi="zh_TW"/>
+        </w:rPr>
+        <w:t>）。</w:t>
+      </w:r>
+    </w:p>
+    <w:p>
+      <w:pPr/>
+      <w:r>
+        <w:rPr>
+          <w:lang w:val="zh_TW" w:bidi="zh_TW"/>
+        </w:rPr>
+      </w:r>
+      <w:r>
+        <w:rPr>
+          <w:lang w:val="zh_TW" w:bidi="zh_TW"/>
+        </w:rPr>
+        <w:t>基督徒男女應該向神祈禱，舉起聖潔的手，這些手應當遠離罪、怒氣和怨恨。保羅特別勸誡姊妹們：「又願女人廉恥、自守，以正派衣裳為妝飾，不以編髮、黃金、珍珠，和貴價的衣裳為妝飾，只要有善行，這才與自稱是敬神的女人相宜。」（</w:t>
+      </w:r>
+      <w:hyperlink r:id="rId74">
+        <w:r>
+          <w:rPr>
+            <w:lang w:val="zh_TW" w:bidi="zh_TW"/>
+          </w:rPr>
+          <w:rPr>
+            <w:color w:val="0000EE"/>
+            <w:u w:val="single"/>
+          </w:rPr>
+          <w:t>提前2:9–10</w:t>
+        </w:r>
+      </w:hyperlink>
+      <w:r>
+        <w:rPr>
+          <w:lang w:val="zh_TW" w:bidi="zh_TW"/>
+        </w:rPr>
+        <w:t>）。然後保羅說：「不許女人講道，也不許她轄管男人，只要沉靜」（</w:t>
+      </w:r>
+      <w:hyperlink r:id="rId75">
+        <w:r>
+          <w:rPr>
+            <w:lang w:val="zh_TW" w:bidi="zh_TW"/>
+          </w:rPr>
+          <w:rPr>
+            <w:color w:val="0000EE"/>
+            <w:u w:val="single"/>
+          </w:rPr>
+          <w:t>12</w:t>
+        </w:r>
+      </w:hyperlink>
+      <w:r>
+        <w:rPr>
+          <w:lang w:val="zh_TW" w:bidi="zh_TW"/>
+        </w:rPr>
+        <w:t>節）。這並不意味著他們不能在教會聚會中發言。使徒行傳和哥林多前書清楚表明，婦女可以在教會聚會中禱告、說預言和作見證。但教導的職責是由男性擔任，因為作為長老（男性）的職責就是教導。因此，教導和行使權柄是密不可分的。</w:t>
+      </w:r>
+    </w:p>
+    <w:p>
+      <w:pPr>
+        <w:pStyle w:val="Heading4"/>
+      </w:pPr>
+      <w:r>
+        <w:rPr>
+          <w:lang w:val="zh_TW" w:bidi="zh_TW"/>
+        </w:rPr>
+        <w:t>教會中的適當組織（</w:t>
+      </w:r>
+      <w:hyperlink r:id="rId76">
+        <w:r>
+          <w:rPr>
+            <w:lang w:val="zh_TW" w:bidi="zh_TW"/>
+          </w:rPr>
+          <w:rPr>
+            <w:color w:val="0000EE"/>
+            <w:u w:val="single"/>
+          </w:rPr>
+          <w:t>3:1–5:25</w:t>
+        </w:r>
+      </w:hyperlink>
+      <w:r>
+        <w:rPr>
+          <w:lang w:val="zh_TW" w:bidi="zh_TW"/>
+        </w:rPr>
+        <w:t>）</w:t>
+      </w:r>
+    </w:p>
+    <w:p>
+      <w:pPr/>
+      <w:r>
+        <w:rPr>
+          <w:lang w:val="zh_TW" w:bidi="zh_TW"/>
+        </w:rPr>
+      </w:r>
+      <w:r>
+        <w:rPr>
+          <w:lang w:val="zh_TW" w:bidi="zh_TW"/>
+        </w:rPr>
+        <w:t>關於早期教會的組織，首要問題是誰是監督。這處經文的第一節是：「人若想要得監督的職分，就是羨慕善工」（</w:t>
+      </w:r>
+      <w:hyperlink r:id="rId77">
+        <w:r>
+          <w:rPr>
+            <w:lang w:val="zh_TW" w:bidi="zh_TW"/>
+          </w:rPr>
+          <w:rPr>
+            <w:color w:val="0000EE"/>
+            <w:u w:val="single"/>
+          </w:rPr>
+          <w:t>3:1）</w:t>
+        </w:r>
+      </w:hyperlink>
+      <w:r>
+        <w:rPr>
+          <w:lang w:val="zh_TW" w:bidi="zh_TW"/>
+        </w:rPr>
+        <w:t>。在所有教牧書信中，監督顯然是地方教會內的一個職分，而不是一個管理多個教會的職員，例如在公元二世紀初期發展起來的主教職位。而且根據</w:t>
+      </w:r>
+      <w:hyperlink r:id="rId78">
+        <w:r>
+          <w:rPr>
+            <w:lang w:val="zh_TW" w:bidi="zh_TW"/>
+          </w:rPr>
+          <w:rPr>
+            <w:color w:val="0000EE"/>
+            <w:u w:val="single"/>
+          </w:rPr>
+          <w:t>提多書一章4至6節</w:t>
+        </w:r>
+      </w:hyperlink>
+      <w:r>
+        <w:rPr>
+          <w:lang w:val="zh_TW" w:bidi="zh_TW"/>
+        </w:rPr>
+        <w:t>，保羅將長老和監督這兩個詞交替使用，因此大多數學者相信保羅認為這兩者是可以互換的。提摩太自己是教會中類似現代牧師的角色，並且有長老（監督）和執事幫助他管理教會。</w:t>
+      </w:r>
+    </w:p>
+    <w:p>
+      <w:pPr/>
+      <w:r>
+        <w:rPr>
+          <w:lang w:val="zh_TW" w:bidi="zh_TW"/>
+        </w:rPr>
+      </w:r>
+      <w:r>
+        <w:rPr>
+          <w:lang w:val="zh_TW" w:bidi="zh_TW"/>
+        </w:rPr>
+        <w:t>在教會中成為長老是一個值得追求的目標。但是，一個人必須具備高資格才能當選這樣負責任的職位。他應該受到教會其他成員和教會外部人士的尊重。大多數的資格都很清楚，但其中幾個值得特別注意。</w:t>
+      </w:r>
+    </w:p>
+    <w:p>
+      <w:pPr/>
+      <w:r>
+        <w:rPr>
+          <w:lang w:val="zh_TW" w:bidi="zh_TW"/>
+        </w:rPr>
+      </w:r>
+      <w:r>
+        <w:rPr>
+          <w:lang w:val="zh_TW" w:bidi="zh_TW"/>
+        </w:rPr>
+        <w:t>「作監督的，必須無可指責，只作一個婦人的丈夫」（</w:t>
+      </w:r>
+      <w:hyperlink r:id="rId79">
+        <w:r>
+          <w:rPr>
+            <w:lang w:val="zh_TW" w:bidi="zh_TW"/>
+          </w:rPr>
+          <w:rPr>
+            <w:color w:val="0000EE"/>
+            <w:u w:val="single"/>
+          </w:rPr>
+          <w:t>3:2</w:t>
+        </w:r>
+      </w:hyperlink>
+      <w:r>
+        <w:rPr>
+          <w:lang w:val="zh_TW" w:bidi="zh_TW"/>
+        </w:rPr>
+        <w:t>）。希臘文的字面意思是「一個女人的男人」。這顯然禁止一夫多妻制，並排除對妻子不忠的男人。它可能不會排除一個離婚後再婚的男人，也不會排除一個從未有過妻子的單身男子。教會應該堅持其領袖在性道德上有很高的標準。</w:t>
+      </w:r>
+    </w:p>
+    <w:p>
+      <w:pPr/>
+      <w:r>
+        <w:rPr>
+          <w:lang w:val="zh_TW" w:bidi="zh_TW"/>
+        </w:rPr>
+      </w:r>
+      <w:r>
+        <w:rPr>
+          <w:lang w:val="zh_TW" w:bidi="zh_TW"/>
+        </w:rPr>
+        <w:t>如果一個人無法管理好自己的家庭，他也無法在教會中行使紀律。這個人也不應該酗酒。保羅並未要求完全禁酒，但他明確要求長老不可被烈酒支配。而且擔任長老高職的人不應該是新信徒（字面意義為初信者），以免因驕傲而失去做長老的資格。總的來說，只有品格優良的人才能當選為教會的長老或監督。</w:t>
+      </w:r>
+    </w:p>
+    <w:p>
+      <w:pPr/>
+      <w:r>
+        <w:rPr>
+          <w:lang w:val="zh_TW" w:bidi="zh_TW"/>
+        </w:rPr>
+      </w:r>
+      <w:r>
+        <w:rPr>
+          <w:lang w:val="zh_TW" w:bidi="zh_TW"/>
+        </w:rPr>
+        <w:t>接著，保羅繼續談到執事的職分：「作執事的，也是如此：必須端莊，不一口兩舌，不好喝酒，不貪不義之財」（</w:t>
+      </w:r>
+      <w:hyperlink r:id="rId80">
+        <w:r>
+          <w:rPr>
+            <w:lang w:val="zh_TW" w:bidi="zh_TW"/>
+          </w:rPr>
+          <w:rPr>
+            <w:color w:val="0000EE"/>
+            <w:u w:val="single"/>
+          </w:rPr>
+          <w:t>3:8</w:t>
+        </w:r>
+      </w:hyperlink>
+      <w:r>
+        <w:rPr>
+          <w:lang w:val="zh_TW" w:bidi="zh_TW"/>
+        </w:rPr>
+        <w:t>）。執事的資格幾乎與長老的資格相同。在被選為執事之前，他們應該有教會工作的經驗。</w:t>
+      </w:r>
+      <w:hyperlink r:id="rId81">
+        <w:r>
+          <w:rPr>
+            <w:lang w:val="zh_TW" w:bidi="zh_TW"/>
+          </w:rPr>
+          <w:rPr>
+            <w:color w:val="0000EE"/>
+            <w:u w:val="single"/>
+          </w:rPr>
+          <w:t>提摩太前書三章11節</w:t>
+        </w:r>
+      </w:hyperlink>
+      <w:r>
+        <w:rPr>
+          <w:lang w:val="zh_TW" w:bidi="zh_TW"/>
+        </w:rPr>
+        <w:t>將相同的資格應用於有志成為執事的婦女和/或執事的妻子。第</w:t>
+      </w:r>
+      <w:hyperlink r:id="rId82">
+        <w:r>
+          <w:rPr>
+            <w:lang w:val="zh_TW" w:bidi="zh_TW"/>
+          </w:rPr>
+          <w:rPr>
+            <w:color w:val="0000EE"/>
+            <w:u w:val="single"/>
+          </w:rPr>
+          <w:t>12節</w:t>
+        </w:r>
+      </w:hyperlink>
+      <w:r>
+        <w:rPr>
+          <w:lang w:val="zh_TW" w:bidi="zh_TW"/>
+        </w:rPr>
+        <w:t>繼續說明執事的資格。</w:t>
+      </w:r>
+    </w:p>
+    <w:p>
+      <w:pPr/>
+      <w:r>
+        <w:rPr>
+          <w:lang w:val="zh_TW" w:bidi="zh_TW"/>
+        </w:rPr>
+      </w:r>
+      <w:r>
+        <w:rPr>
+          <w:lang w:val="zh_TW" w:bidi="zh_TW"/>
+        </w:rPr>
+        <w:t>在第</w:t>
+      </w:r>
+      <w:hyperlink r:id="rId83">
+        <w:r>
+          <w:rPr>
+            <w:lang w:val="zh_TW" w:bidi="zh_TW"/>
+          </w:rPr>
+          <w:rPr>
+            <w:color w:val="0000EE"/>
+            <w:u w:val="single"/>
+          </w:rPr>
+          <w:t>四</w:t>
+        </w:r>
+      </w:hyperlink>
+      <w:r>
+        <w:rPr>
+          <w:lang w:val="zh_TW" w:bidi="zh_TW"/>
+        </w:rPr>
+        <w:t>章中，保羅敦促提摩太在教會中發揮他的領導作用，特別是在他與異端的關係上。一些諾斯底異端教導一種虛假的禁欲主義，禁止婚姻和某些食物。但神賜給我們這些東西是為了使用和享受，以榮耀神。提摩太的牧職責任是教導人神的真理，不要讓自己捲入異端無神和荒謬傳說的爭論中（</w:t>
+      </w:r>
+      <w:hyperlink r:id="rId84">
+        <w:r>
+          <w:rPr>
+            <w:lang w:val="zh_TW" w:bidi="zh_TW"/>
+          </w:rPr>
+          <w:rPr>
+            <w:color w:val="0000EE"/>
+            <w:u w:val="single"/>
+          </w:rPr>
+          <w:t>4:7</w:t>
+        </w:r>
+      </w:hyperlink>
+      <w:r>
+        <w:rPr>
+          <w:lang w:val="zh_TW" w:bidi="zh_TW"/>
+        </w:rPr>
+        <w:t>）。保羅敦促提摩太通過不斷的靈性操練來保持靈性健壯，這比鍛鍊身體更重要。</w:t>
+      </w:r>
+    </w:p>
+    <w:p>
+      <w:pPr/>
+      <w:r>
+        <w:rPr>
+          <w:lang w:val="zh_TW" w:bidi="zh_TW"/>
+        </w:rPr>
+      </w:r>
+      <w:r>
+        <w:rPr>
+          <w:lang w:val="zh_TW" w:bidi="zh_TW"/>
+        </w:rPr>
+        <w:t>保羅認識到提摩太是一個年輕人，一些年長的基督徒可能會因為他年輕而看輕他。提摩太應該更加努力以贏得他們的尊重——「在言語、行為、愛心、信心、清潔上，都作信徒的榜樣」（</w:t>
+      </w:r>
+      <w:hyperlink r:id="rId85">
+        <w:r>
+          <w:rPr>
+            <w:lang w:val="zh_TW" w:bidi="zh_TW"/>
+          </w:rPr>
+          <w:rPr>
+            <w:color w:val="0000EE"/>
+            <w:u w:val="single"/>
+          </w:rPr>
+          <w:t>4:12</w:t>
+        </w:r>
+      </w:hyperlink>
+      <w:r>
+        <w:rPr>
+          <w:lang w:val="zh_TW" w:bidi="zh_TW"/>
+        </w:rPr>
+        <w:t>）。因為神已經呼召提摩太，並且教會藉按手禮任命了他，提摩太應該努力履行這些崇高的責任。</w:t>
+      </w:r>
+    </w:p>
+    <w:p>
+      <w:pPr/>
+      <w:r>
+        <w:rPr>
+          <w:lang w:val="zh_TW" w:bidi="zh_TW"/>
+        </w:rPr>
+      </w:r>
+      <w:r>
+        <w:rPr>
+          <w:lang w:val="zh_TW" w:bidi="zh_TW"/>
+        </w:rPr>
+        <w:t>保羅給了提摩太一些實際的建議，告訴他一個年輕的傳道人應該如何處理教會中不同年齡和性別的群體。他應該像對待自己的父親一樣對待年長的男人，像對待自己的母親一樣對待年長的女人，像對待自己的兄弟一樣對待年輕的男人，像對待自己的姐妹一樣對待年輕的女人——並特別強調：「總要清清潔潔的」（</w:t>
+      </w:r>
+      <w:hyperlink r:id="rId86">
+        <w:r>
+          <w:rPr>
+            <w:lang w:val="zh_TW" w:bidi="zh_TW"/>
+          </w:rPr>
+          <w:rPr>
+            <w:color w:val="0000EE"/>
+            <w:u w:val="single"/>
+          </w:rPr>
+          <w:t>5:2</w:t>
+        </w:r>
+      </w:hyperlink>
+      <w:r>
+        <w:rPr>
+          <w:lang w:val="zh_TW" w:bidi="zh_TW"/>
+        </w:rPr>
+        <w:t>）。</w:t>
+      </w:r>
+    </w:p>
+    <w:p>
+      <w:pPr/>
+      <w:r>
+        <w:rPr>
+          <w:lang w:val="zh_TW" w:bidi="zh_TW"/>
+        </w:rPr>
+      </w:r>
+      <w:r>
+        <w:rPr>
+          <w:lang w:val="zh_TW" w:bidi="zh_TW"/>
+        </w:rPr>
+        <w:t>保羅還告訴提摩太如何處理寡婦的問題。在那個時候，極少婦女可以工作，且當時還沒有保險和社會保障，失去丈夫的婦女往往陷入絕望的境地。早期教會制定了一個寡婦名冊，以便能夠照顧她們的需要。年輕的寡婦應該被勸勉再婚，讓新的丈夫來支持她們。有能力的家庭應該認識到他們有責任照顧自己有需要的親人。教會因此有責任照顧那些沒有家人照顧的年長寡婦。教會在履行其慈善義務時，必須明智、公平，妥善分配有限的資源，以達到最大的益處。</w:t>
+      </w:r>
+    </w:p>
+    <w:p>
+      <w:pPr/>
+      <w:r>
+        <w:rPr>
+          <w:lang w:val="zh_TW" w:bidi="zh_TW"/>
+        </w:rPr>
+      </w:r>
+      <w:r>
+        <w:rPr>
+          <w:lang w:val="zh_TW" w:bidi="zh_TW"/>
+        </w:rPr>
+        <w:t>即使在早期教會，教會領袖也因其工作而獲得報酬。保羅說他們應該「當以為配受加倍的敬奉」（</w:t>
+      </w:r>
+      <w:hyperlink r:id="rId87">
+        <w:r>
+          <w:rPr>
+            <w:lang w:val="zh_TW" w:bidi="zh_TW"/>
+          </w:rPr>
+          <w:rPr>
+            <w:color w:val="0000EE"/>
+            <w:u w:val="single"/>
+          </w:rPr>
+          <w:t>5:17</w:t>
+        </w:r>
+      </w:hyperlink>
+      <w:r>
+        <w:rPr>
+          <w:lang w:val="zh_TW" w:bidi="zh_TW"/>
+        </w:rPr>
+        <w:t>）。教會的領袖不應該被選立得太快，他們的罪過也不應被忽視。即便是提摩太本人，也被警告要遠離罪惡。這處經文最後再次討論了教會領袖的罪（</w:t>
+      </w:r>
+      <w:hyperlink r:id="rId88">
+        <w:r>
+          <w:rPr>
+            <w:lang w:val="zh_TW" w:bidi="zh_TW"/>
+          </w:rPr>
+          <w:rPr>
+            <w:color w:val="0000EE"/>
+            <w:u w:val="single"/>
+          </w:rPr>
+          <w:t>24–25節</w:t>
+        </w:r>
+      </w:hyperlink>
+      <w:r>
+        <w:rPr>
+          <w:lang w:val="zh_TW" w:bidi="zh_TW"/>
+        </w:rPr>
+        <w:t>）。當一個人的罪行明顯時，罪人必須由教會懲戒。有時候，一個人的罪可能不被其他人發現，但神知道並會處理。相反，領袖們的許多善行也是如此。</w:t>
+      </w:r>
+    </w:p>
+    <w:p>
+      <w:pPr>
+        <w:pStyle w:val="Heading4"/>
+      </w:pPr>
+      <w:r>
+        <w:rPr>
+          <w:lang w:val="zh_TW" w:bidi="zh_TW"/>
+        </w:rPr>
+        <w:t>一些關於基督徒生活的實際教導（</w:t>
+      </w:r>
+      <w:hyperlink r:id="rId89">
+        <w:r>
+          <w:rPr>
+            <w:lang w:val="zh_TW" w:bidi="zh_TW"/>
+          </w:rPr>
+          <w:rPr>
+            <w:color w:val="0000EE"/>
+            <w:u w:val="single"/>
+          </w:rPr>
+          <w:t>6:1–21</w:t>
+        </w:r>
+      </w:hyperlink>
+      <w:r>
+        <w:rPr>
+          <w:lang w:val="zh_TW" w:bidi="zh_TW"/>
+        </w:rPr>
+        <w:t>）</w:t>
+      </w:r>
+    </w:p>
+    <w:p>
+      <w:pPr/>
+      <w:r>
+        <w:rPr>
+          <w:lang w:val="zh_TW" w:bidi="zh_TW"/>
+        </w:rPr>
+      </w:r>
+      <w:r>
+        <w:rPr>
+          <w:lang w:val="zh_TW" w:bidi="zh_TW"/>
+        </w:rPr>
+        <w:t>奴隸制度在當時是被普遍接受的制度。保羅教導基督徒奴隸要做忠實的奴隸，而基督徒主人也應該做良善的主人。在許多世紀後，基督教的原則最終會導致奴隸制度的終結，但在保羅的時代，無論是保羅還是其他人，都不可能發起一場廢除奴隸制的運動。</w:t>
+      </w:r>
+    </w:p>
+    <w:p>
+      <w:pPr/>
+      <w:r>
+        <w:rPr>
+          <w:lang w:val="zh_TW" w:bidi="zh_TW"/>
+        </w:rPr>
+      </w:r>
+      <w:r>
+        <w:rPr>
+          <w:lang w:val="zh_TW" w:bidi="zh_TW"/>
+        </w:rPr>
+        <w:t>保羅敦促提摩太遠離異端的教導，堅守傳揚福音的真理。</w:t>
+      </w:r>
+    </w:p>
+    <w:p>
+      <w:pPr/>
+      <w:r>
+        <w:rPr>
+          <w:lang w:val="zh_TW" w:bidi="zh_TW"/>
+        </w:rPr>
+      </w:r>
+      <w:r>
+        <w:rPr>
+          <w:lang w:val="zh_TW" w:bidi="zh_TW"/>
+        </w:rPr>
+        <w:t>有兩個部分（</w:t>
+      </w:r>
+      <w:hyperlink r:id="rId90">
+        <w:r>
+          <w:rPr>
+            <w:lang w:val="zh_TW" w:bidi="zh_TW"/>
+          </w:rPr>
+          <w:rPr>
+            <w:color w:val="0000EE"/>
+            <w:u w:val="single"/>
+          </w:rPr>
+          <w:t>6:6–10、17–19</w:t>
+        </w:r>
+      </w:hyperlink>
+      <w:r>
+        <w:rPr>
+          <w:lang w:val="zh_TW" w:bidi="zh_TW"/>
+        </w:rPr>
+        <w:t>）討論基督徒對財富的態度。在這裡，保羅緊密遵循耶穌的教導。金錢可能會成為人們心中的偶像，帶來各種罪惡，但它也可以用來事奉神，成為積存在天上的財寶。</w:t>
+      </w:r>
+    </w:p>
+    <w:p>
+      <w:pPr/>
+      <w:r>
+        <w:rPr>
+          <w:lang w:val="zh_TW" w:bidi="zh_TW"/>
+        </w:rPr>
+      </w:r>
+      <w:r>
+        <w:rPr>
+          <w:lang w:val="zh_TW" w:bidi="zh_TW"/>
+        </w:rPr>
+        <w:t>最後，保羅在另外兩個部分（</w:t>
+      </w:r>
+      <w:hyperlink r:id="rId91">
+        <w:r>
+          <w:rPr>
+            <w:lang w:val="zh_TW" w:bidi="zh_TW"/>
+          </w:rPr>
+          <w:rPr>
+            <w:color w:val="0000EE"/>
+            <w:u w:val="single"/>
+          </w:rPr>
+          <w:t>6:11–16，20–21</w:t>
+        </w:r>
+      </w:hyperlink>
+      <w:r>
+        <w:rPr>
+          <w:lang w:val="zh_TW" w:bidi="zh_TW"/>
+        </w:rPr>
+        <w:t>），鼓勵提摩太要竭盡全力，成為真正屬於神的人。他應該像神的士兵一樣打那美好的仗。這一生往往是艱難的，但提摩太應該將他的眼目定睛在榮耀基督的再來上。</w:t>
+      </w:r>
+    </w:p>
+    <w:p>
+      <w:pPr/>
+      <w:r>
+        <w:rPr>
+          <w:lang w:val="zh_TW" w:bidi="zh_TW"/>
+        </w:rPr>
+      </w:r>
+      <w:r>
+        <w:rPr>
+          <w:i/>
+          <w:lang w:val="zh_TW" w:bidi="zh_TW"/>
+        </w:rPr>
+        <w:t>另見</w:t>
+      </w:r>
+      <w:r>
+        <w:rPr>
+          <w:lang w:val="zh_TW" w:bidi="zh_TW"/>
+        </w:rPr>
+        <w:t xml:space="preserve"> </w:t>
+      </w:r>
+      <w:r>
+        <w:rPr>
+          <w:lang w:val="zh_TW" w:bidi="zh_TW"/>
+        </w:rPr>
+        <w:t>提摩太後書</w:t>
+      </w:r>
       <w:r>
         <w:rPr>
           <w:lang w:val="zh_TW" w:bidi="zh_TW"/>
         </w:rPr>
         <w:t>；</w:t>
       </w:r>
-      <w:hyperlink r:id="rId31">
-        <w:r>
-          <w:rPr>
-            <w:lang w:val="zh_TW" w:bidi="zh_TW"/>
-          </w:rPr>
-          <w:rPr>
-            <w:color w:val="0000EE"/>
-            <w:u w:val="single"/>
-          </w:rPr>
-          <w:t>詩68:21</w:t>
-        </w:r>
-      </w:hyperlink>
-      <w:r>
-        <w:rPr>
-          <w:lang w:val="zh_TW" w:bidi="zh_TW"/>
-        </w:rPr>
-        <w:t>）。</w:t>
-      </w:r>
-    </w:p>
-    <w:p>
-      <w:pPr/>
-      <w:r>
-        <w:rPr>
-          <w:lang w:val="zh_TW" w:bidi="zh_TW"/>
-        </w:rPr>
-      </w:r>
-      <w:r>
-        <w:rPr>
-          <w:lang w:val="zh_TW" w:bidi="zh_TW"/>
-        </w:rPr>
-        <w:t>希臘哲學家使用身體的特徵來代表宇宙。這個身體的頭部——稱為「宙斯」或理性——被視為是來創造和維持其餘成員（天體、人類、動物、植物和無生命的物體）的部分。宇宙，或「身體」，其存在歸功於「頭部」。</w:t>
-      </w:r>
-    </w:p>
-    <w:p>
-      <w:pPr/>
-      <w:r>
-        <w:rPr>
-          <w:lang w:val="zh_TW" w:bidi="zh_TW"/>
-        </w:rPr>
-      </w:r>
-      <w:r>
-        <w:rPr>
-          <w:lang w:val="zh_TW" w:bidi="zh_TW"/>
-        </w:rPr>
-        <w:t>在公元前460年（通常被認為是希波克拉底〔Hippocrates〕最早著作的日期）和公元200年（發展希波克拉底研究的蓋倫〔Galen〕去世）之間，希臘醫學科學逐漸理解頭部是智慧的所在。身體之所以能夠有效地運作，是因為大腦能夠解釋從身體（眼睛、耳朵、皮膚等）接收到的數據，並且能夠根據接收到的數據向身體的各個部份發出適當的信號，大腦解釋和指導的能力使身體的存在完全依賴於它。</w:t>
-      </w:r>
-    </w:p>
-    <w:p>
-      <w:pPr/>
-      <w:r>
-        <w:rPr>
-          <w:lang w:val="zh_TW" w:bidi="zh_TW"/>
-        </w:rPr>
-      </w:r>
-      <w:r>
-        <w:rPr>
-          <w:lang w:val="zh_TW" w:bidi="zh_TW"/>
-        </w:rPr>
-        <w:t>在新約中，這個詞指的是人類的頭部（</w:t>
-      </w:r>
-      <w:hyperlink r:id="rId32">
-        <w:r>
-          <w:rPr>
-            <w:lang w:val="zh_TW" w:bidi="zh_TW"/>
-          </w:rPr>
-          <w:rPr>
-            <w:color w:val="0000EE"/>
-            <w:u w:val="single"/>
-          </w:rPr>
-          <w:t>太5:36</w:t>
-        </w:r>
-      </w:hyperlink>
-      <w:r>
-        <w:rPr>
-          <w:lang w:val="zh_TW" w:bidi="zh_TW"/>
-        </w:rPr>
-        <w:t>，</w:t>
-      </w:r>
-      <w:hyperlink r:id="rId33">
-        <w:r>
-          <w:rPr>
-            <w:lang w:val="zh_TW" w:bidi="zh_TW"/>
-          </w:rPr>
-          <w:rPr>
-            <w:color w:val="0000EE"/>
-            <w:u w:val="single"/>
-          </w:rPr>
-          <w:t>6:17</w:t>
-        </w:r>
-      </w:hyperlink>
-      <w:r>
-        <w:rPr>
-          <w:lang w:val="zh_TW" w:bidi="zh_TW"/>
-        </w:rPr>
-        <w:t>，</w:t>
-      </w:r>
-      <w:hyperlink r:id="rId34">
-        <w:r>
-          <w:rPr>
-            <w:lang w:val="zh_TW" w:bidi="zh_TW"/>
-          </w:rPr>
-          <w:rPr>
-            <w:color w:val="0000EE"/>
-            <w:u w:val="single"/>
-          </w:rPr>
-          <w:t>14:8</w:t>
-        </w:r>
-      </w:hyperlink>
-      <w:r>
-        <w:rPr>
-          <w:lang w:val="zh_TW" w:bidi="zh_TW"/>
-        </w:rPr>
-        <w:t>，</w:t>
-      </w:r>
-      <w:hyperlink r:id="rId35">
-        <w:r>
-          <w:rPr>
-            <w:lang w:val="zh_TW" w:bidi="zh_TW"/>
-          </w:rPr>
-          <w:rPr>
-            <w:color w:val="0000EE"/>
-            <w:u w:val="single"/>
-          </w:rPr>
-          <w:t>26:7</w:t>
-        </w:r>
-      </w:hyperlink>
-      <w:r>
-        <w:rPr>
-          <w:lang w:val="zh_TW" w:bidi="zh_TW"/>
-        </w:rPr>
-        <w:t>；</w:t>
-      </w:r>
-      <w:hyperlink r:id="rId36">
-        <w:r>
-          <w:rPr>
-            <w:lang w:val="zh_TW" w:bidi="zh_TW"/>
-          </w:rPr>
-          <w:rPr>
-            <w:color w:val="0000EE"/>
-            <w:u w:val="single"/>
-          </w:rPr>
-          <w:t>可6:27</w:t>
-        </w:r>
-      </w:hyperlink>
-      <w:r>
-        <w:rPr>
-          <w:lang w:val="zh_TW" w:bidi="zh_TW"/>
-        </w:rPr>
-        <w:t>，</w:t>
-      </w:r>
-      <w:hyperlink r:id="rId37">
-        <w:r>
-          <w:rPr>
-            <w:lang w:val="zh_TW" w:bidi="zh_TW"/>
-          </w:rPr>
-          <w:rPr>
-            <w:color w:val="0000EE"/>
-            <w:u w:val="single"/>
-          </w:rPr>
-          <w:t>14:3</w:t>
-        </w:r>
-      </w:hyperlink>
-      <w:r>
-        <w:rPr>
-          <w:lang w:val="zh_TW" w:bidi="zh_TW"/>
-        </w:rPr>
-        <w:t>；</w:t>
-      </w:r>
-      <w:hyperlink r:id="rId38">
-        <w:r>
-          <w:rPr>
-            <w:lang w:val="zh_TW" w:bidi="zh_TW"/>
-          </w:rPr>
-          <w:rPr>
-            <w:color w:val="0000EE"/>
-            <w:u w:val="single"/>
-          </w:rPr>
-          <w:t>路7:46</w:t>
-        </w:r>
-      </w:hyperlink>
-      <w:r>
-        <w:rPr>
-          <w:lang w:val="zh_TW" w:bidi="zh_TW"/>
-        </w:rPr>
-        <w:t>；</w:t>
-      </w:r>
-      <w:hyperlink r:id="rId39">
-        <w:r>
-          <w:rPr>
-            <w:lang w:val="zh_TW" w:bidi="zh_TW"/>
-          </w:rPr>
-          <w:rPr>
-            <w:color w:val="0000EE"/>
-            <w:u w:val="single"/>
-          </w:rPr>
-          <w:t>約13:9</w:t>
-        </w:r>
-      </w:hyperlink>
-      <w:r>
-        <w:rPr>
-          <w:lang w:val="zh_TW" w:bidi="zh_TW"/>
-        </w:rPr>
-        <w:t>，</w:t>
-      </w:r>
-      <w:hyperlink r:id="rId40">
-        <w:r>
-          <w:rPr>
-            <w:lang w:val="zh_TW" w:bidi="zh_TW"/>
-          </w:rPr>
-          <w:rPr>
-            <w:color w:val="0000EE"/>
-            <w:u w:val="single"/>
-          </w:rPr>
-          <w:t>20:7</w:t>
-        </w:r>
-      </w:hyperlink>
-      <w:r>
-        <w:rPr>
-          <w:lang w:val="zh_TW" w:bidi="zh_TW"/>
-        </w:rPr>
-        <w:t>），指天啟生物（</w:t>
-      </w:r>
-      <w:hyperlink r:id="rId41">
-        <w:r>
-          <w:rPr>
-            <w:lang w:val="zh_TW" w:bidi="zh_TW"/>
-          </w:rPr>
-          <w:rPr>
-            <w:color w:val="0000EE"/>
-            <w:u w:val="single"/>
-          </w:rPr>
-          <w:t>啟1:14</w:t>
-        </w:r>
-      </w:hyperlink>
-      <w:r>
-        <w:rPr>
-          <w:lang w:val="zh_TW" w:bidi="zh_TW"/>
-        </w:rPr>
-        <w:t>，</w:t>
-      </w:r>
-      <w:hyperlink r:id="rId42">
-        <w:r>
-          <w:rPr>
-            <w:lang w:val="zh_TW" w:bidi="zh_TW"/>
-          </w:rPr>
-          <w:rPr>
-            <w:color w:val="0000EE"/>
-            <w:u w:val="single"/>
-          </w:rPr>
-          <w:t>4:4</w:t>
-        </w:r>
-      </w:hyperlink>
-      <w:r>
-        <w:rPr>
-          <w:lang w:val="zh_TW" w:bidi="zh_TW"/>
-        </w:rPr>
-        <w:t>，</w:t>
-      </w:r>
-      <w:hyperlink r:id="rId43">
-        <w:r>
-          <w:rPr>
-            <w:lang w:val="zh_TW" w:bidi="zh_TW"/>
-          </w:rPr>
-          <w:rPr>
-            <w:color w:val="0000EE"/>
-            <w:u w:val="single"/>
-          </w:rPr>
-          <w:t>12:1</w:t>
-        </w:r>
-      </w:hyperlink>
-      <w:r>
-        <w:rPr>
-          <w:lang w:val="zh_TW" w:bidi="zh_TW"/>
-        </w:rPr>
-        <w:t>），以及動物（</w:t>
-      </w:r>
-      <w:hyperlink r:id="rId44">
-        <w:r>
-          <w:rPr>
-            <w:lang w:val="zh_TW" w:bidi="zh_TW"/>
-          </w:rPr>
-          <w:rPr>
-            <w:color w:val="0000EE"/>
-            <w:u w:val="single"/>
-          </w:rPr>
-          <w:t>啟9:7、17、19</w:t>
-        </w:r>
-      </w:hyperlink>
-      <w:r>
-        <w:rPr>
-          <w:lang w:val="zh_TW" w:bidi="zh_TW"/>
-        </w:rPr>
-        <w:t>，</w:t>
-      </w:r>
-      <w:hyperlink r:id="rId45">
-        <w:r>
-          <w:rPr>
-            <w:lang w:val="zh_TW" w:bidi="zh_TW"/>
-          </w:rPr>
-          <w:rPr>
-            <w:color w:val="0000EE"/>
-            <w:u w:val="single"/>
-          </w:rPr>
-          <w:t>12:3</w:t>
-        </w:r>
-      </w:hyperlink>
-      <w:r>
-        <w:rPr>
-          <w:lang w:val="zh_TW" w:bidi="zh_TW"/>
-        </w:rPr>
-        <w:t>）。此外，它出現在諸如「</w:t>
-      </w:r>
-      <w:r>
-        <w:rPr>
-          <w:lang w:val="zh_TW" w:bidi="zh_TW"/>
-        </w:rPr>
-        <w:t>炭火堆在他的頭上</w:t>
-      </w:r>
-      <w:r>
-        <w:rPr>
-          <w:lang w:val="zh_TW" w:bidi="zh_TW"/>
-        </w:rPr>
-        <w:t>」這樣的表達中，意指以善報惡（</w:t>
-      </w:r>
-      <w:hyperlink r:id="rId46">
-        <w:r>
-          <w:rPr>
-            <w:lang w:val="zh_TW" w:bidi="zh_TW"/>
-          </w:rPr>
-          <w:rPr>
-            <w:color w:val="0000EE"/>
-            <w:u w:val="single"/>
-          </w:rPr>
-          <w:t>羅12:20</w:t>
-        </w:r>
-      </w:hyperlink>
-      <w:r>
-        <w:rPr>
-          <w:lang w:val="zh_TW" w:bidi="zh_TW"/>
-        </w:rPr>
-        <w:t>；參：</w:t>
-      </w:r>
-      <w:hyperlink r:id="rId47">
-        <w:r>
-          <w:rPr>
-            <w:lang w:val="zh_TW" w:bidi="zh_TW"/>
-          </w:rPr>
-          <w:rPr>
-            <w:color w:val="0000EE"/>
-            <w:u w:val="single"/>
-          </w:rPr>
-          <w:t>太5:44</w:t>
-        </w:r>
-      </w:hyperlink>
-      <w:r>
-        <w:rPr>
-          <w:lang w:val="zh_TW" w:bidi="zh_TW"/>
-        </w:rPr>
-        <w:t>）；「剪髮」或「</w:t>
-      </w:r>
-      <w:r>
-        <w:rPr>
-          <w:lang w:val="zh_TW" w:bidi="zh_TW"/>
-        </w:rPr>
-        <w:t>剃</w:t>
-      </w:r>
-      <w:r>
-        <w:rPr>
-          <w:lang w:val="zh_TW" w:bidi="zh_TW"/>
-        </w:rPr>
-        <w:t>頭」表示一個誓言（</w:t>
-      </w:r>
-      <w:hyperlink r:id="rId48">
-        <w:r>
-          <w:rPr>
-            <w:lang w:val="zh_TW" w:bidi="zh_TW"/>
-          </w:rPr>
-          <w:rPr>
-            <w:color w:val="0000EE"/>
-            <w:u w:val="single"/>
-          </w:rPr>
-          <w:t>徒21:24</w:t>
-        </w:r>
-      </w:hyperlink>
-      <w:r>
-        <w:rPr>
-          <w:lang w:val="zh_TW" w:bidi="zh_TW"/>
-        </w:rPr>
-        <w:t>）；以及「</w:t>
-      </w:r>
-      <w:r>
-        <w:rPr>
-          <w:lang w:val="zh_TW" w:bidi="zh_TW"/>
-        </w:rPr>
-        <w:t>枕頭</w:t>
-      </w:r>
-      <w:r>
-        <w:rPr>
-          <w:lang w:val="zh_TW" w:bidi="zh_TW"/>
-        </w:rPr>
-        <w:t>」，意指睡覺（</w:t>
-      </w:r>
-      <w:hyperlink r:id="rId49">
-        <w:r>
-          <w:rPr>
-            <w:lang w:val="zh_TW" w:bidi="zh_TW"/>
-          </w:rPr>
-          <w:rPr>
-            <w:color w:val="0000EE"/>
-            <w:u w:val="single"/>
-          </w:rPr>
-          <w:t>太8:20</w:t>
-        </w:r>
-      </w:hyperlink>
-      <w:r>
-        <w:rPr>
-          <w:lang w:val="zh_TW" w:bidi="zh_TW"/>
-        </w:rPr>
-        <w:t>；</w:t>
-      </w:r>
-      <w:hyperlink r:id="rId50">
-        <w:r>
-          <w:rPr>
-            <w:lang w:val="zh_TW" w:bidi="zh_TW"/>
-          </w:rPr>
-          <w:rPr>
-            <w:color w:val="0000EE"/>
-            <w:u w:val="single"/>
-          </w:rPr>
-          <w:t>路9:58</w:t>
-        </w:r>
-      </w:hyperlink>
-      <w:r>
-        <w:rPr>
-          <w:lang w:val="zh_TW" w:bidi="zh_TW"/>
-        </w:rPr>
-        <w:t>）。</w:t>
-      </w:r>
-    </w:p>
-    <w:p>
-      <w:pPr/>
-      <w:r>
-        <w:rPr>
-          <w:lang w:val="zh_TW" w:bidi="zh_TW"/>
-        </w:rPr>
-      </w:r>
-      <w:r>
-        <w:rPr>
-          <w:lang w:val="zh_TW" w:bidi="zh_TW"/>
-        </w:rPr>
-        <w:t>使徒保羅借用了舊約中對該詞語的隱喻，來表達神對基督的權柄、基督對人的權柄，以及男人對婦女的權柄（</w:t>
-      </w:r>
-      <w:hyperlink r:id="rId51">
-        <w:r>
-          <w:rPr>
-            <w:lang w:val="zh_TW" w:bidi="zh_TW"/>
-          </w:rPr>
-          <w:rPr>
-            <w:color w:val="0000EE"/>
-            <w:u w:val="single"/>
-          </w:rPr>
-          <w:t>林前11:3–16；</w:t>
-        </w:r>
-      </w:hyperlink>
-      <w:r>
-        <w:rPr>
-          <w:lang w:val="zh_TW" w:bidi="zh_TW"/>
-        </w:rPr>
-        <w:t>參：</w:t>
-      </w:r>
-      <w:hyperlink r:id="rId52">
-        <w:r>
-          <w:rPr>
-            <w:lang w:val="zh_TW" w:bidi="zh_TW"/>
-          </w:rPr>
-          <w:rPr>
-            <w:color w:val="0000EE"/>
-            <w:u w:val="single"/>
-          </w:rPr>
-          <w:t>弗 5:23</w:t>
-        </w:r>
-      </w:hyperlink>
-      <w:r>
-        <w:rPr>
-          <w:lang w:val="zh_TW" w:bidi="zh_TW"/>
-        </w:rPr>
-        <w:t>）。在這些關係的亮光中，保羅鼓勵哥林多的婦女在敬拜時戴上面紗，面紗賦予婦女在神面前與男人平等敬拜的權柄。這詞再次被用來表達基督對宇宙的主權（</w:t>
-      </w:r>
-      <w:hyperlink r:id="rId53">
-        <w:r>
-          <w:rPr>
-            <w:lang w:val="zh_TW" w:bidi="zh_TW"/>
-          </w:rPr>
-          <w:rPr>
-            <w:color w:val="0000EE"/>
-            <w:u w:val="single"/>
-          </w:rPr>
-          <w:t>弗1:21–22</w:t>
-        </w:r>
-      </w:hyperlink>
-      <w:r>
-        <w:rPr>
-          <w:lang w:val="zh_TW" w:bidi="zh_TW"/>
-        </w:rPr>
-        <w:t>；</w:t>
-      </w:r>
-      <w:hyperlink r:id="rId54">
-        <w:r>
-          <w:rPr>
-            <w:lang w:val="zh_TW" w:bidi="zh_TW"/>
-          </w:rPr>
-          <w:rPr>
-            <w:color w:val="0000EE"/>
-            <w:u w:val="single"/>
-          </w:rPr>
-          <w:t>西2:10</w:t>
-        </w:r>
-      </w:hyperlink>
-      <w:r>
-        <w:rPr>
-          <w:lang w:val="zh_TW" w:bidi="zh_TW"/>
-        </w:rPr>
-        <w:t>）。</w:t>
-      </w:r>
-    </w:p>
-    <w:p>
-      <w:pPr/>
-      <w:r>
-        <w:rPr>
-          <w:lang w:val="zh_TW" w:bidi="zh_TW"/>
-        </w:rPr>
-      </w:r>
-      <w:r>
-        <w:rPr>
-          <w:lang w:val="zh_TW" w:bidi="zh_TW"/>
-        </w:rPr>
-        <w:t>保羅使用頭與身體的表達來說明基督與祂自己教會之間的關係（</w:t>
-      </w:r>
-      <w:hyperlink r:id="rId55">
-        <w:r>
-          <w:rPr>
-            <w:lang w:val="zh_TW" w:bidi="zh_TW"/>
-          </w:rPr>
-          <w:rPr>
-            <w:color w:val="0000EE"/>
-            <w:u w:val="single"/>
-          </w:rPr>
-          <w:t>弗4:15</w:t>
-        </w:r>
-      </w:hyperlink>
-      <w:r>
-        <w:rPr>
-          <w:lang w:val="zh_TW" w:bidi="zh_TW"/>
-        </w:rPr>
-        <w:t>，</w:t>
-      </w:r>
-      <w:hyperlink r:id="rId52">
-        <w:r>
-          <w:rPr>
-            <w:lang w:val="zh_TW" w:bidi="zh_TW"/>
-          </w:rPr>
-          <w:rPr>
-            <w:color w:val="0000EE"/>
-            <w:u w:val="single"/>
-          </w:rPr>
-          <w:t>5:23</w:t>
-        </w:r>
-      </w:hyperlink>
-      <w:r>
-        <w:rPr>
-          <w:lang w:val="zh_TW" w:bidi="zh_TW"/>
-        </w:rPr>
-        <w:t>；參</w:t>
-      </w:r>
-      <w:hyperlink r:id="rId56">
-        <w:r>
-          <w:rPr>
-            <w:lang w:val="zh_TW" w:bidi="zh_TW"/>
-          </w:rPr>
-          <w:rPr>
-            <w:color w:val="0000EE"/>
-            <w:u w:val="single"/>
-          </w:rPr>
-          <w:t>林前12:12–27</w:t>
-        </w:r>
-      </w:hyperlink>
-      <w:r>
-        <w:rPr>
-          <w:lang w:val="zh_TW" w:bidi="zh_TW"/>
-        </w:rPr>
-        <w:t>）。除了舊約的意義外，在保羅時代中，當時的人對醫學上的理解可能提供了見解，因為基督不僅是教會的主宰者，也是提供其方向和團結的動力。教會存在的能力及其活動的焦點根植於其「頭」，就是耶穌基督的工作。在這個理解中，現代解經家認為，頭不僅意味著「權柄」，更意味著「源頭」一詞。因此，作為頭的人是源頭，是供應者。這些解釋者認為神是基督的供應者，基督是教會的供應者，而男人是婦女的供應者。</w:t>
+      <w:r>
+        <w:rPr>
+          <w:lang w:val="zh_TW" w:bidi="zh_TW"/>
+        </w:rPr>
+        <w:t>提多書</w:t>
+      </w:r>
+      <w:r>
+        <w:rPr>
+          <w:lang w:val="zh_TW" w:bidi="zh_TW"/>
+        </w:rPr>
+        <w:t>。</w:t>
       </w:r>
       <w:r>
         <w:rPr>
@@ -3087,6 +5259,18 @@
   </w:num>
   <w:num w:numId="13" w16cid:durableId="592781308">
     <w:abstractNumId w:val="11"/>
+  </w:num>
+  <w:num w:numId="14">
+    <w:abstractNumId w:val="3"/>
+    <w:lvlOverride w:ilvl="0">
+      <w:startOverride w:val="1"/>
+    </w:lvlOverride>
+  </w:num>
+  <w:num w:numId="15">
+    <w:abstractNumId w:val="3"/>
+    <w:lvlOverride w:ilvl="0">
+      <w:startOverride w:val="1"/>
+    </w:lvlOverride>
   </w:num>
   <w:numIdMacAtCleanup w:val="10"/>
 </w:numbering>

--- a/zht/docx/141.content.docx
+++ b/zht/docx/141.content.docx
@@ -149,7 +149,7 @@
         <w:rPr>
           <w:lang w:val="zh_TW" w:bidi="zh_TW"/>
         </w:rPr>
-        <w:t>sao</w:t>
+        <w:t>ru</w:t>
       </w:r>
       <w:r>
         <w:rPr>
@@ -212,7 +212,7 @@
         <w:rPr>
           <w:lang w:val="zh_TW" w:bidi="zh_TW"/>
         </w:rPr>
-        <w:t>掃羅</w:t>
+        <w:t>乳母</w:t>
       </w:r>
       <w:r>
         <w:rPr>
@@ -231,69 +231,7 @@
         <w:rPr>
           <w:lang w:val="zh_TW" w:bidi="zh_TW"/>
         </w:rPr>
-        <w:t>這名字的意思是「求來的」，含有「向</w:t>
-      </w:r>
-      <w:r>
-        <w:rPr>
-          <w:i/>
-          <w:lang w:val="zh_TW" w:bidi="zh_TW"/>
-        </w:rPr>
-        <w:t>神</w:t>
-      </w:r>
-      <w:r>
-        <w:rPr>
-          <w:lang w:val="zh_TW" w:bidi="zh_TW"/>
-        </w:rPr>
-        <w:t>求得」的意思。這個名字歷史悠久，在聖經出現之前已有人使用。敘利亞（古代以巴拉〔Ebla〕）馬爾迪赫遺址（Tell Mardikh）出土的公元前三千年文獻中已出現過這個名字；它似乎也曾在公元前二千年的敘利亞沿海城烏加里特（Ugarit）被使用。</w:t>
-      </w:r>
-    </w:p>
-    <w:p>
-      <w:pPr/>
-      <w:r>
-        <w:rPr>
-          <w:lang w:val="zh_TW" w:bidi="zh_TW"/>
-        </w:rPr>
-      </w:r>
-      <w:r>
-        <w:rPr>
-          <w:lang w:val="zh_TW" w:bidi="zh_TW"/>
-        </w:rPr>
-        <w:t>除了常見的拼寫方式（Saul）外，較早期的英文譯本有時會把這名字拼成Shaul。除了最著名的掃羅王之外，舊約聖經還提到另一位名叫掃羅（Shaul）的人，不過關於他的資料不多（參</w:t>
-      </w:r>
-      <w:r>
-        <w:rPr>
-          <w:i/>
-          <w:lang w:val="zh_TW" w:bidi="zh_TW"/>
-        </w:rPr>
-        <w:t>掃羅〔Shaul〕</w:t>
-      </w:r>
-      <w:r>
-        <w:rPr>
-          <w:lang w:val="zh_TW" w:bidi="zh_TW"/>
-        </w:rPr>
-        <w:t>）。</w:t>
-      </w:r>
-    </w:p>
-    <w:p>
-      <w:pPr>
-        <w:pStyle w:val="ListNumber"/>
-        <w:numPr>
-          <w:ilvl w:val="0"/>
-          <w:numId w:val="14"/>
-        </w:numPr>
-        <w:spacing w:line="240" w:lineRule="auto"/>
-        <w:ind w:left="720"/>
-      </w:pPr>
-      <w:r>
-        <w:rPr>
-          <w:lang w:val="zh_TW" w:bidi="zh_TW"/>
-        </w:rPr>
-      </w:r>
-      <w:r>
-        <w:rPr>
-          <w:lang w:val="zh_TW" w:bidi="zh_TW"/>
-        </w:rPr>
-        <w:t>掃羅是以東的一位王，記載於一份古老的以東王名單中；他屬於早於以色列時代的以東（位於外約旦）諸王之一（</w:t>
+        <w:t>乳母是照顧非自己親生嬰孩的婦人，或是照顧幼兒的男子。這份工作主要是餵養並照料嬰孩。多數婦人會照顧自己的兒女，例如撒拉和哈拿（</w:t>
       </w:r>
       <w:hyperlink r:id="rId13">
         <w:r>
@@ -304,7 +242,7 @@
             <w:color w:val="0000EE"/>
             <w:u w:val="single"/>
           </w:rPr>
-          <w:t>創36:37–38</w:t>
+          <w:t>創21:7</w:t>
         </w:r>
       </w:hyperlink>
       <w:r>
@@ -322,22 +260,18 @@
             <w:color w:val="0000EE"/>
             <w:u w:val="single"/>
           </w:rPr>
-          <w:t>代上1:48–49</w:t>
+          <w:t>撒上1:23</w:t>
         </w:r>
       </w:hyperlink>
       <w:r>
         <w:rPr>
           <w:lang w:val="zh_TW" w:bidi="zh_TW"/>
         </w:rPr>
-        <w:t>）。經文說他來自「大河邊的利河伯」；這裡的「大河」可能是指以東附近的一條小河。</w:t>
+        <w:t>）。</w:t>
       </w:r>
     </w:p>
     <w:p>
-      <w:pPr>
-        <w:pStyle w:val="ListNumber"/>
-        <w:spacing w:line="240" w:lineRule="auto"/>
-        <w:ind w:left="720"/>
-      </w:pPr>
+      <w:pPr/>
       <w:r>
         <w:rPr>
           <w:lang w:val="zh_TW" w:bidi="zh_TW"/>
@@ -347,7 +281,7 @@
         <w:rPr>
           <w:lang w:val="zh_TW" w:bidi="zh_TW"/>
         </w:rPr>
-        <w:t>掃羅，掃羅是以色列第一位君王，也是舊約聖經中最著名、記載最詳盡的同名人物。他屬於便雅憫支派。便雅憫支派是以色列較小的支派之一，其地業位於迦南城耶路撒冷的北面。他的父親是基士，亞別的兒子。掃羅出生於基比亞。這是一座位於山地的小城，距離耶路撒冷以北數英里。除了外出和率軍征戰之外，基比亞一直是掃羅終生居住的家鄉。掃羅有一位妻子亞希暖，以及五個兒女——三個兒子和兩個女兒（</w:t>
+        <w:t>奶母（wet nurse，替別的婦人哺乳其孩子的婦人）常常會成為家中的一分子，並且有一個特別的地位。利百加有一位奶母，這位婦人去世的時候，聖經甚至記下她的事：「利百加的奶母底波拉死了，就葬在伯特利下邊橡樹底下；那棵樹名叫亞倫‧巴古。」（</w:t>
       </w:r>
       <w:hyperlink r:id="rId15">
         <w:r>
@@ -358,14 +292,28 @@
             <w:color w:val="0000EE"/>
             <w:u w:val="single"/>
           </w:rPr>
-          <w:t>撒上14:49–50</w:t>
+          <w:t>創35:8</w:t>
         </w:r>
       </w:hyperlink>
       <w:r>
         <w:rPr>
           <w:lang w:val="zh_TW" w:bidi="zh_TW"/>
         </w:rPr>
-        <w:t>）。他最著名的兒子約拿單後來擔任高級軍事職務，協助掃羅。掃羅的三個兒子與他一同陣亡於戰場上（</w:t>
+        <w:t>）。</w:t>
+      </w:r>
+    </w:p>
+    <w:p>
+      <w:pPr/>
+      <w:r>
+        <w:rPr>
+          <w:lang w:val="zh_TW" w:bidi="zh_TW"/>
+        </w:rPr>
+      </w:r>
+      <w:r>
+        <w:rPr>
+          <w:lang w:val="zh_TW" w:bidi="zh_TW"/>
+        </w:rPr>
+        <w:t>摩西的母親在法老的女兒付錢請她照顧摩西之後，就成了他的乳母（</w:t>
       </w:r>
       <w:hyperlink r:id="rId16">
         <w:r>
@@ -376,35 +324,14 @@
             <w:color w:val="0000EE"/>
             <w:u w:val="single"/>
           </w:rPr>
-          <w:t>31:2</w:t>
+          <w:t>出2:7</w:t>
         </w:r>
       </w:hyperlink>
       <w:r>
         <w:rPr>
           <w:lang w:val="zh_TW" w:bidi="zh_TW"/>
         </w:rPr>
-        <w:t>）。在兩個女兒之中，較著名的是小女兒米甲；她後來嫁給大衛。</w:t>
-        <w:br/>
-      </w:r>
-      <w:r>
-        <w:rPr>
-          <w:lang w:val="zh_TW" w:bidi="zh_TW"/>
-        </w:rPr>
-        <w:t>戰士掃羅</w:t>
-        <w:br/>
-      </w:r>
-      <w:r>
-        <w:rPr>
-          <w:lang w:val="zh_TW" w:bidi="zh_TW"/>
-        </w:rPr>
-        <w:t>掃羅生活在以色列各支派歷史上的關鍵時期。雖然無法確定具體年代，但他活躍於公元前11世紀後半葉，並可能在約公元前1020年至1000年間作王。在掃羅登基之前，以色列各支派已瀕臨軍事崩潰。非利士人是一個軍事力量強大的民族，定居於地中海沿岸。他們不但在沿海地區站穩陣腳，還計劃向東擴張，進而控制整個巴勒斯坦。要達成這個目標，他們首先必須消滅定居在約旦河西山地和約旦河東地區的以色列人。以色列人缺乏強大而持久的軍事領導，因此非利士人對以色列的存續構成了嚴重威脅。</w:t>
-        <w:br/>
-      </w:r>
-      <w:r>
-        <w:rPr>
-          <w:lang w:val="zh_TW" w:bidi="zh_TW"/>
-        </w:rPr>
-        <w:t>後來促成掃羅掌權的一場重大危機，是以色列軍隊在以便以謝附近、靠近亞弗的地方遭非利士人徹底擊敗（</w:t>
+        <w:t>）。王室的兒子也會由乳母照料，約阿施就是一例。他的姑姑約示巴將他和他的乳母藏起來（</w:t>
       </w:r>
       <w:hyperlink r:id="rId17">
         <w:r>
@@ -415,14 +342,28 @@
             <w:color w:val="0000EE"/>
             <w:u w:val="single"/>
           </w:rPr>
-          <w:t>撒上4:1–22</w:t>
+          <w:t>王下11:2</w:t>
         </w:r>
       </w:hyperlink>
       <w:r>
         <w:rPr>
           <w:lang w:val="zh_TW" w:bidi="zh_TW"/>
         </w:rPr>
-        <w:t>）。這場得勝使非利士人大致控制了約旦河西的以色列地區。他們又在所佔領的地區設立駐軍，藉此維持統治。非利士人擊敗以色列之後，以色列變得衰弱，使他們容易受到其它邊境敵人的攻擊。位於外約旦以色列地以東的亞捫人攻擊雅比城，並圍困該城（</w:t>
+        <w:t>）。因為約阿施躲藏了六年，並在七歲登基，所以他藏起來的時候大約一歲。他的乳母必定是一位奶母。</w:t>
+      </w:r>
+    </w:p>
+    <w:p>
+      <w:pPr/>
+      <w:r>
+        <w:rPr>
+          <w:lang w:val="zh_TW" w:bidi="zh_TW"/>
+        </w:rPr>
+      </w:r>
+      <w:r>
+        <w:rPr>
+          <w:lang w:val="zh_TW" w:bidi="zh_TW"/>
+        </w:rPr>
+        <w:t>王室的孩子會得到特別的照顧，斷奶以後也會由乳母看管。孩子通常吃奶到大約三歲，到了斷奶（停止哺乳）的時候，家裡會擺設筵席（</w:t>
       </w:r>
       <w:hyperlink r:id="rId18">
         <w:r>
@@ -433,14 +374,14 @@
             <w:color w:val="0000EE"/>
             <w:u w:val="single"/>
           </w:rPr>
-          <w:t>11:1</w:t>
+          <w:t>創21:8</w:t>
         </w:r>
       </w:hyperlink>
       <w:r>
         <w:rPr>
           <w:lang w:val="zh_TW" w:bidi="zh_TW"/>
         </w:rPr>
-        <w:t>）。掃羅召集一支由自願參戰的人組成的軍隊，解救了雅比的居民，並擊敗亞捫人（</w:t>
+        <w:t>；</w:t>
       </w:r>
       <w:hyperlink r:id="rId19">
         <w:r>
@@ -451,14 +392,14 @@
             <w:color w:val="0000EE"/>
             <w:u w:val="single"/>
           </w:rPr>
-          <w:t>11</w:t>
+          <w:t>撒上1:23–24</w:t>
         </w:r>
       </w:hyperlink>
       <w:r>
         <w:rPr>
           <w:lang w:val="zh_TW" w:bidi="zh_TW"/>
         </w:rPr>
-        <w:t>節）。這件事之後，掃羅成為王。在此之前，撒母耳已經膏立他作百姓的君或領袖；而他在雅比之役得勝後，便在吉甲的聖所正式就任王位（</w:t>
+        <w:t>）。孩子斷奶之後，就由兼為教師的乳母照管孩子。米非波設五歲的時候，他的乳母抱著他逃跑，卻失腳跌倒，使他成了瘸腿的（</w:t>
       </w:r>
       <w:hyperlink r:id="rId20">
         <w:r>
@@ -469,28 +410,14 @@
             <w:color w:val="0000EE"/>
             <w:u w:val="single"/>
           </w:rPr>
-          <w:t>15</w:t>
+          <w:t>撒下4:4</w:t>
         </w:r>
       </w:hyperlink>
       <w:r>
         <w:rPr>
           <w:lang w:val="zh_TW" w:bidi="zh_TW"/>
         </w:rPr>
-        <w:t>節）。</w:t>
-        <w:br/>
-      </w:r>
-      <w:r>
-        <w:rPr>
-          <w:lang w:val="zh_TW" w:bidi="zh_TW"/>
-        </w:rPr>
-        <w:t>以色列人擊敗了亞捫人後，士氣大振，但並沒有消除非利士人所帶來的軍事危機和威脅。事實上，掃羅登基的地點本身就很有意義。吉甲位於靠近耶利哥的約旦河谷，人們選擇在那裡舉行登基儀式，部分原因是示羅原有的聖所已落入非利士人手中。吉甲是少數仍未受非利士人控制的地區之一。因此，如果掃羅的王位要有實際意義，他就必須立刻處理非利士人的威脅；否則，將不再有以色列讓他治理。</w:t>
-        <w:br/>
-      </w:r>
-      <w:r>
-        <w:rPr>
-          <w:lang w:val="zh_TW" w:bidi="zh_TW"/>
-        </w:rPr>
-        <w:t>掃羅迅速採取行動。雖然今天已難以重建當時的詳細歷史經過，但聖經仍提供了掃羅對抗非利士人爭戰的大致輪廓。他先攻擊了基比亞的駐軍，後來又攻擊位於基比亞東北約6.4公里（4英里）的密抹駐軍（</w:t>
+        <w:t>）。拿俄米也以乳母的身分照顧她的孫子（</w:t>
       </w:r>
       <w:hyperlink r:id="rId21">
         <w:r>
@@ -501,14 +428,28 @@
             <w:color w:val="0000EE"/>
             <w:u w:val="single"/>
           </w:rPr>
-          <w:t>撒上13:16–23</w:t>
+          <w:t>得4:16</w:t>
         </w:r>
       </w:hyperlink>
       <w:r>
         <w:rPr>
           <w:lang w:val="zh_TW" w:bidi="zh_TW"/>
         </w:rPr>
-        <w:t>）。掃羅在密抹大大得勝，其中部分原因是得到兒子約拿單在爭戰中協助他。非利士軍兵潰敗，並從那一帶山區撤退（</w:t>
+        <w:t>）。</w:t>
+      </w:r>
+    </w:p>
+    <w:p>
+      <w:pPr/>
+      <w:r>
+        <w:rPr>
+          <w:lang w:val="zh_TW" w:bidi="zh_TW"/>
+        </w:rPr>
+      </w:r>
+      <w:r>
+        <w:rPr>
+          <w:lang w:val="zh_TW" w:bidi="zh_TW"/>
+        </w:rPr>
+        <w:t>男乳母很可能會擔任年幼貴冑的教師。例如，</w:t>
       </w:r>
       <w:hyperlink r:id="rId22">
         <w:r>
@@ -519,21 +460,14 @@
             <w:color w:val="0000EE"/>
             <w:u w:val="single"/>
           </w:rPr>
-          <w:t>14:15–23</w:t>
+          <w:t>列王紀下十章1節</w:t>
         </w:r>
       </w:hyperlink>
       <w:r>
         <w:rPr>
           <w:lang w:val="zh_TW" w:bidi="zh_TW"/>
         </w:rPr>
-        <w:t>）。掃羅以自己的家鄉基比亞作為軍事基地，並在那裡建造了一座堡壘。</w:t>
-        <w:br/>
-      </w:r>
-      <w:r>
-        <w:rPr>
-          <w:lang w:val="zh_TW" w:bidi="zh_TW"/>
-        </w:rPr>
-        <w:t>在首次對抗非利士人的爭戰之後，掃羅多年來一直忙於各種軍事行動。他持續與東部邊境的仇敵交戰，尤其是位於死海東面的亞捫人和摩押人（</w:t>
+        <w:t>提到了亞哈的眾子有師傅（參</w:t>
       </w:r>
       <w:hyperlink r:id="rId23">
         <w:r>
@@ -544,14 +478,14 @@
             <w:color w:val="0000EE"/>
             <w:u w:val="single"/>
           </w:rPr>
-          <w:t>撒上14:47</w:t>
+          <w:t>王下10:5</w:t>
         </w:r>
       </w:hyperlink>
       <w:r>
         <w:rPr>
           <w:lang w:val="zh_TW" w:bidi="zh_TW"/>
         </w:rPr>
-        <w:t>）。他也在南部邊境對以色列人的宿敵亞瑪力人發動大規模爭戰（</w:t>
+        <w:t>）。因此，我們應該這樣理解摩西提到自己是「乳母」的話：「這百姓豈是我懷的胎，豈是我生下來的呢？你竟對我說：『把他們抱在懷裡，如養育之父抱吃奶的孩子，直抱到你起誓應許給他們祖宗的地去。』」（</w:t>
       </w:r>
       <w:hyperlink r:id="rId24">
         <w:r>
@@ -562,28 +496,14 @@
             <w:color w:val="0000EE"/>
             <w:u w:val="single"/>
           </w:rPr>
-          <w:t>15:7</w:t>
+          <w:t>民11:12</w:t>
         </w:r>
       </w:hyperlink>
       <w:r>
         <w:rPr>
           <w:lang w:val="zh_TW" w:bidi="zh_TW"/>
         </w:rPr>
-        <w:t>），並且得勝。此外，在整個期間，他都必須時刻留意西部邊境非利士人的動向。</w:t>
-        <w:br/>
-      </w:r>
-      <w:r>
-        <w:rPr>
-          <w:lang w:val="zh_TW" w:bidi="zh_TW"/>
-        </w:rPr>
-        <w:t>掃羅身為軍事統帥，面對一項極其艱鉅的任務。他的領土大多是山地，因此較容易防守。然而，他四面都被覬覦其土地的仇敵包圍。他缺乏充足的武器（因為非利士人控制了鐵器的供應）、沒有龐大的常備軍、各地之間聯絡不易，也未能得到全體以色列人的全力支持。在這樣極為不利的情況下，他仍然取得了數年的成功。然而，最終連他的軍事才能也無法再取得成功。</w:t>
-        <w:br/>
-      </w:r>
-      <w:r>
-        <w:rPr>
-          <w:lang w:val="zh_TW" w:bidi="zh_TW"/>
-        </w:rPr>
-        <w:t>非利士人在亞弗附近集結了一支大軍（</w:t>
+        <w:t>）。保羅也把自己看作教會的「乳母」（</w:t>
       </w:r>
       <w:hyperlink r:id="rId25">
         <w:r>
@@ -594,379 +514,7 @@
             <w:color w:val="0000EE"/>
             <w:u w:val="single"/>
           </w:rPr>
-          <w:t>撒上29:1</w:t>
-        </w:r>
-      </w:hyperlink>
-      <w:r>
-        <w:rPr>
-          <w:lang w:val="zh_TW" w:bidi="zh_TW"/>
-        </w:rPr>
-        <w:t>）。然而，他們沒有直接進攻掃羅的山地領土，反而先向北推進，然後從耶斯列附近防守薄弱的地點進入以色列境內（</w:t>
-      </w:r>
-      <w:hyperlink r:id="rId26">
-        <w:r>
-          <w:rPr>
-            <w:lang w:val="zh_TW" w:bidi="zh_TW"/>
-          </w:rPr>
-          <w:rPr>
-            <w:color w:val="0000EE"/>
-            <w:u w:val="single"/>
-          </w:rPr>
-          <w:t>11</w:t>
-        </w:r>
-      </w:hyperlink>
-      <w:r>
-        <w:rPr>
-          <w:lang w:val="zh_TW" w:bidi="zh_TW"/>
-        </w:rPr>
-        <w:t>節）。掃羅試圖召集足夠的兵力來應對非利士人的威脅，卻未能成功。由於準備不足、兵力有限，他仍在基利波山準備迎戰（</w:t>
-      </w:r>
-      <w:hyperlink r:id="rId27">
-        <w:r>
-          <w:rPr>
-            <w:lang w:val="zh_TW" w:bidi="zh_TW"/>
-          </w:rPr>
-          <w:rPr>
-            <w:color w:val="0000EE"/>
-            <w:u w:val="single"/>
-          </w:rPr>
-          <w:t>31:1</w:t>
-        </w:r>
-      </w:hyperlink>
-      <w:r>
-        <w:rPr>
-          <w:lang w:val="zh_TW" w:bidi="zh_TW"/>
-        </w:rPr>
-        <w:t>）。他本不該投入這場戰役，因為這場戰役根本沒有得勝的可能。他的兒子們在戰場上陣亡；掃羅為了不落在非利士人手中，便自殺身亡（</w:t>
-      </w:r>
-      <w:hyperlink r:id="rId28">
-        <w:r>
-          <w:rPr>
-            <w:lang w:val="zh_TW" w:bidi="zh_TW"/>
-          </w:rPr>
-          <w:rPr>
-            <w:color w:val="0000EE"/>
-            <w:u w:val="single"/>
-          </w:rPr>
-          <w:t>2–6</w:t>
-        </w:r>
-      </w:hyperlink>
-      <w:r>
-        <w:rPr>
-          <w:lang w:val="zh_TW" w:bidi="zh_TW"/>
-        </w:rPr>
-        <w:t>節）。</w:t>
-        <w:br/>
-      </w:r>
-      <w:r>
-        <w:rPr>
-          <w:lang w:val="zh_TW" w:bidi="zh_TW"/>
-        </w:rPr>
-        <w:t>從軍事角度來看，掃羅是在危機時刻登上王位的。他曾避免災難臨到，並為自己的國爭取到一段喘息的時間。然而，他戰死的那場爭戰卻為以色列帶來災難。他死後留下的以色列，處境比他剛掌權時更為艱難。</w:t>
-        <w:br/>
-      </w:r>
-      <w:r>
-        <w:rPr>
-          <w:lang w:val="zh_TW" w:bidi="zh_TW"/>
-        </w:rPr>
-        <w:t>君王掃羅</w:t>
-        <w:br/>
-      </w:r>
-      <w:r>
-        <w:rPr>
-          <w:lang w:val="zh_TW" w:bidi="zh_TW"/>
-        </w:rPr>
-        <w:t>如果說掃羅作為以色列的軍事統帥已經面對艱鉅的任務，那麼作為以色列的君王，他所面對的挑戰更大。在掃羅之前，以色列一直沒有君王。以色列沒有王權，主要是出於宗教上的原因。神是以色列獨一真正的王；祂才是統治者（</w:t>
-      </w:r>
-      <w:hyperlink r:id="rId29">
-        <w:r>
-          <w:rPr>
-            <w:lang w:val="zh_TW" w:bidi="zh_TW"/>
-          </w:rPr>
-          <w:rPr>
-            <w:color w:val="0000EE"/>
-            <w:u w:val="single"/>
-          </w:rPr>
-          <w:t>出15:18</w:t>
-        </w:r>
-      </w:hyperlink>
-      <w:r>
-        <w:rPr>
-          <w:lang w:val="zh_TW" w:bidi="zh_TW"/>
-        </w:rPr>
-        <w:t>）。因此，雖然以色列早期歷史中曾出現一些擁有很大權力的領袖，例如摩西、約書亞和某些士師，但沒有人採用君王的稱號或職分。因為人們認為，這樣做會削弱神作為君王的核心地位。然而，律法已經為王權的出現作出安排（</w:t>
-      </w:r>
-      <w:hyperlink r:id="rId30">
-        <w:r>
-          <w:rPr>
-            <w:lang w:val="zh_TW" w:bidi="zh_TW"/>
-          </w:rPr>
-          <w:rPr>
-            <w:color w:val="0000EE"/>
-            <w:u w:val="single"/>
-          </w:rPr>
-          <w:t>申19:14–20</w:t>
-        </w:r>
-      </w:hyperlink>
-      <w:r>
-        <w:rPr>
-          <w:lang w:val="zh_TW" w:bidi="zh_TW"/>
-        </w:rPr>
-        <w:t>）；關於以色列的王權，</w:t>
-      </w:r>
-      <w:r>
-        <w:rPr>
-          <w:i/>
-          <w:lang w:val="zh_TW" w:bidi="zh_TW"/>
-        </w:rPr>
-        <w:t>見</w:t>
-      </w:r>
-      <w:r>
-        <w:rPr>
-          <w:lang w:val="zh_TW" w:bidi="zh_TW"/>
-        </w:rPr>
-        <w:t xml:space="preserve"> 王，王權。</w:t>
-        <w:br/>
-      </w:r>
-      <w:r>
-        <w:rPr>
-          <w:lang w:val="zh_TW" w:bidi="zh_TW"/>
-        </w:rPr>
-        <w:t>以色列之所以建立君主政體（monarchy），完全是出於現實需要；而這種需要正是非利士人持續不斷的軍事威脅所造成的。如果只是短暫的外敵威脅，設立一位臨時領袖（士師）便足以應付。然而，面對威脅以色列生存、長期而嚴重的危機，這種臨時措施無法解決問題。如果以色列要作為一個民族繼續存留下去（而事實上，他們當時幾乎無法存續下去），就必須建立一個中央軍事政府，對組成以色列的各支派擁有公認的權柄。因此，君主政體得以建立，掃羅也成為第一位君王，而他所面對的困難極其巨大。</w:t>
-        <w:br/>
-      </w:r>
-      <w:r>
-        <w:rPr>
-          <w:lang w:val="zh_TW" w:bidi="zh_TW"/>
-        </w:rPr>
-        <w:t>由於以色列從未有過王國，因此沒有任何先例可循。掃羅的職責究竟是甚麼？首先，他的職責是軍事方面的，因為建立君主政體本來就是為了應付軍事威脅。在這方面，掃羅在統治初期相當成功。然而，除了軍事責任之外，掃羅作為君王還面對極其艱鉅的挑戰。按照希伯來人的神學觀念，許多以色列人從一開始就反對王權，這樣的反對幾乎是無可避免的。事實上，撒母耳雖然膏立掃羅，又主持他的登基儀式，但他對王權（</w:t>
-      </w:r>
-      <w:hyperlink r:id="rId31">
-        <w:r>
-          <w:rPr>
-            <w:lang w:val="zh_TW" w:bidi="zh_TW"/>
-          </w:rPr>
-          <w:rPr>
-            <w:color w:val="0000EE"/>
-            <w:u w:val="single"/>
-          </w:rPr>
-          <w:t>撒上8:6</w:t>
-        </w:r>
-      </w:hyperlink>
-      <w:r>
-        <w:rPr>
-          <w:lang w:val="zh_TW" w:bidi="zh_TW"/>
-        </w:rPr>
-        <w:t>）以及後來對掃羅本人（</w:t>
-      </w:r>
-      <w:hyperlink r:id="rId32">
-        <w:r>
-          <w:rPr>
-            <w:lang w:val="zh_TW" w:bidi="zh_TW"/>
-          </w:rPr>
-          <w:rPr>
-            <w:color w:val="0000EE"/>
-            <w:u w:val="single"/>
-          </w:rPr>
-          <w:t>15:23</w:t>
-        </w:r>
-      </w:hyperlink>
-      <w:r>
-        <w:rPr>
-          <w:lang w:val="zh_TW" w:bidi="zh_TW"/>
-        </w:rPr>
-        <w:t>）的態度，似乎並不十分明確。此外，沒有人清楚界定君王究竟可以做甚麼。他是軍事領袖，這一點很明確；但他是否也負有宗教方面的責任呢？雖然後人對掃羅的評價往往相當苛刻，但我們不應忽略他所承擔任務的艱難。單是軍事問題，就已足以使大多數傑出人物難以應付；然而，掃羅還必須塑造君王這個全新的角色。在實際施政方面，掃羅的領導相當樸實，也值得稱許。他不像許多東方君王那樣追求排場和奢華。他的宮廷規模很小，設在自己的軍事據點基比亞；幾乎沒有證據顯示那裡擁有龐大的財富。實際上，他沒有龐大的常備軍。他身邊只有少數親信，尤其是他的兒子約拿單和元帥押尼珥。他也留意並提拔有潛力的年輕人，例如大衛。與後來大衛和所羅門宮廷的輝煌相比，掃羅的宮廷顯得簡樸而樸實。然而，掃羅作為全國領袖，與膏立他的撒母耳發生了衝突。撒母耳在掃羅作王之前，對以色列一直具有重要影響力。雖然問題主要可能出在掃羅身上，但撒母耳似乎也沒有給予太多支持和幫助。有一次，撒母耳因掃羅在吉甲等待期間代行祭司職分獻祭，而嚴厲責備並定他的罪（</w:t>
-      </w:r>
-      <w:hyperlink r:id="rId33">
-        <w:r>
-          <w:rPr>
-            <w:lang w:val="zh_TW" w:bidi="zh_TW"/>
-          </w:rPr>
-          <w:rPr>
-            <w:color w:val="0000EE"/>
-            <w:u w:val="single"/>
-          </w:rPr>
-          <w:t>撒上13:8–15</w:t>
-        </w:r>
-      </w:hyperlink>
-      <w:r>
-        <w:rPr>
-          <w:lang w:val="zh_TW" w:bidi="zh_TW"/>
-        </w:rPr>
-        <w:t>）。這樣的責備無疑有其道理，但人們也能理解掃羅所面對的困境。君王究竟是否具有祭司的職責？這個問題當時並不明確。此外，掃羅當時正處於危急關頭。他已等候撒母耳七天；隨著日子一天天過去，軍中逃兵越來越多，兵力不斷減少。因此，掃羅採取了行動。他或許不能因此獲得開脫，但人們不難理解他的作法；而這件事本身也反映出，作為一國的第一位君王是何等困難。後來，在與亞瑪力人的戰事之後，撒母耳再次宣告神定了掃羅的罪。</w:t>
-        <w:br/>
-      </w:r>
-      <w:r>
-        <w:rPr>
-          <w:lang w:val="zh_TW" w:bidi="zh_TW"/>
-        </w:rPr>
-        <w:t>掃羅是以色列的第一位君王，卻不是最偉大的君王。然而，無論人們怎樣批評掃羅的領導，都不應忽略他的長處。他面對了極其艱難的處境，並且在一段時間內取得了成功。能做到他所做到之事的人，其實寥寥可數。最終，掃羅以失敗告終；然而，如果繼承他王位的不是大衛，他的成就或許會得到更多肯定。大衛的恩賜和才能實在卓越非凡，以致掃羅那些較為平凡的成就相形見絀，人們記得的往往只剩下他的失敗。</w:t>
-        <w:br/>
-      </w:r>
-      <w:r>
-        <w:rPr>
-          <w:lang w:val="zh_TW" w:bidi="zh_TW"/>
-        </w:rPr>
-        <w:t>掃羅其人</w:t>
-        <w:br/>
-      </w:r>
-      <w:r>
-        <w:rPr>
-          <w:lang w:val="zh_TW" w:bidi="zh_TW"/>
-        </w:rPr>
-        <w:t>舊約聖經的作者以十分引人入勝的方式描寫掃羅的故事。有些舊約聖經人物的形象較為模糊，但掃羅卻是以一個有血有肉的人物形象呈現在讀者面前，無論是他的長處還是缺點，都清楚可見。從許多方面來看，掃羅是一位傑出的人物；然而，在他生命後期，他性格中的缺陷也越來越明顯。掃羅出身富裕家庭。聖經形容他身材高大、相貌俊美（</w:t>
-      </w:r>
-      <w:hyperlink r:id="rId34">
-        <w:r>
-          <w:rPr>
-            <w:lang w:val="zh_TW" w:bidi="zh_TW"/>
-          </w:rPr>
-          <w:rPr>
-            <w:color w:val="0000EE"/>
-            <w:u w:val="single"/>
-          </w:rPr>
-          <w:t>撒上9:1–2</w:t>
-        </w:r>
-      </w:hyperlink>
-      <w:r>
-        <w:rPr>
-          <w:lang w:val="zh_TW" w:bidi="zh_TW"/>
-        </w:rPr>
-        <w:t>）。他極有勇氣，而他在軍事上的成功，部分原因是他勇敢無懼。在作王初期，掃羅被描繪成一位本性寬厚的人。他善待朋友，忠於朋友；對那些反對他的人，也不輕易懷恨在心（</w:t>
-      </w:r>
-      <w:hyperlink r:id="rId35">
-        <w:r>
-          <w:rPr>
-            <w:lang w:val="zh_TW" w:bidi="zh_TW"/>
-          </w:rPr>
-          <w:rPr>
-            <w:color w:val="0000EE"/>
-            <w:u w:val="single"/>
-          </w:rPr>
-          <w:t>11:12–13</w:t>
-        </w:r>
-      </w:hyperlink>
-      <w:r>
-        <w:rPr>
-          <w:lang w:val="zh_TW" w:bidi="zh_TW"/>
-        </w:rPr>
-        <w:t>）。然而，在掃羅早年，真正使他剛強的，是他與神的關係。儘管他擁有許多天賦和才能，掃羅之所以成為王，是因為神揀選了他（</w:t>
-      </w:r>
-      <w:hyperlink r:id="rId36">
-        <w:r>
-          <w:rPr>
-            <w:lang w:val="zh_TW" w:bidi="zh_TW"/>
-          </w:rPr>
-          <w:rPr>
-            <w:color w:val="0000EE"/>
-            <w:u w:val="single"/>
-          </w:rPr>
-          <w:t>10:1</w:t>
-        </w:r>
-      </w:hyperlink>
-      <w:r>
-        <w:rPr>
-          <w:lang w:val="zh_TW" w:bidi="zh_TW"/>
-        </w:rPr>
-        <w:t>），也是因為「耶和華的靈」臨到他（</w:t>
-      </w:r>
-      <w:hyperlink r:id="rId37">
-        <w:r>
-          <w:rPr>
-            <w:lang w:val="zh_TW" w:bidi="zh_TW"/>
-          </w:rPr>
-          <w:rPr>
-            <w:color w:val="0000EE"/>
-            <w:u w:val="single"/>
-          </w:rPr>
-          <w:t>6</w:t>
-        </w:r>
-      </w:hyperlink>
-      <w:r>
-        <w:rPr>
-          <w:lang w:val="zh_TW" w:bidi="zh_TW"/>
-        </w:rPr>
-        <w:t>節）。</w:t>
-        <w:br/>
-      </w:r>
-      <w:r>
-        <w:rPr>
-          <w:lang w:val="zh_TW" w:bidi="zh_TW"/>
-        </w:rPr>
-        <w:t>掃羅於其晚年發生了改變，使他成為一個充滿悲劇色彩、令人憐憫的人。掃羅與年輕的大衛之間的許多事件，讓人看見這種轉變。大衛原本是掃羅的朋友，後來掃羅卻視他為仇敵，並成為掃羅毫無根據的猜疑和不理性嫉妒的對象。掃羅有時神智清醒，有時卻陷入憂鬱和妄想。妄想影響了他的判斷能力。他不再專注於抵抗入侵的非利士人，反而把精力轉去追捕大衛。聖經作者把這種改變描述為「耶和華的靈離開掃羅」以及「有惡魔從耶和華那裡來擾亂他」（</w:t>
-      </w:r>
-      <w:hyperlink r:id="rId38">
-        <w:r>
-          <w:rPr>
-            <w:lang w:val="zh_TW" w:bidi="zh_TW"/>
-          </w:rPr>
-          <w:rPr>
-            <w:color w:val="0000EE"/>
-            <w:u w:val="single"/>
-          </w:rPr>
-          <w:t>撒上16:14</w:t>
-        </w:r>
-      </w:hyperlink>
-      <w:r>
-        <w:rPr>
-          <w:lang w:val="zh_TW" w:bidi="zh_TW"/>
-        </w:rPr>
-        <w:t>）。許多現代學者認為，這可能是某種精神疾病的開始，例如躁鬱症；其特徵是人有時精神旺盛、思路清晰，有時卻陷入嚴重的憂鬱和妄想。然而，對古代歷史人物進行心理分析存在一定風險，主要因為現存文獻資料很少足以支持這類分析。聖經作者則從神學角度解釋掃羅的改變：神的靈離開了他。若從人的角度來看，掃羅無力承擔擺在他面前那極其艱鉅的任務。這項責任過於複雜，使他不堪重負；而且他對那位把這重大責任交託給他的神，也失去了原有的信心。最終，掃羅的人生以悲劇告終。</w:t>
-        <w:br/>
-      </w:r>
-      <w:r>
-        <w:rPr>
-          <w:i/>
-          <w:lang w:val="zh_TW" w:bidi="zh_TW"/>
-        </w:rPr>
-        <w:t>另見</w:t>
-      </w:r>
-      <w:r>
-        <w:rPr>
-          <w:lang w:val="zh_TW" w:bidi="zh_TW"/>
-        </w:rPr>
-        <w:t xml:space="preserve"> </w:t>
-      </w:r>
-      <w:r>
-        <w:rPr>
-          <w:lang w:val="zh_TW" w:bidi="zh_TW"/>
-        </w:rPr>
-        <w:t>大衛</w:t>
-      </w:r>
-      <w:r>
-        <w:rPr>
-          <w:lang w:val="zh_TW" w:bidi="zh_TW"/>
-        </w:rPr>
-        <w:t>。</w:t>
-      </w:r>
-    </w:p>
-    <w:p>
-      <w:pPr>
-        <w:pStyle w:val="ListNumber"/>
-        <w:spacing w:line="240" w:lineRule="auto"/>
-        <w:ind w:left="720"/>
-      </w:pPr>
-      <w:r>
-        <w:rPr>
-          <w:lang w:val="zh_TW" w:bidi="zh_TW"/>
-        </w:rPr>
-      </w:r>
-      <w:r>
-        <w:rPr>
-          <w:lang w:val="zh_TW" w:bidi="zh_TW"/>
-        </w:rPr>
-        <w:t>新約聖經提到的掃羅，後來改名為保羅（</w:t>
-      </w:r>
-      <w:hyperlink r:id="rId39">
-        <w:r>
-          <w:rPr>
-            <w:lang w:val="zh_TW" w:bidi="zh_TW"/>
-          </w:rPr>
-          <w:rPr>
-            <w:color w:val="0000EE"/>
-            <w:u w:val="single"/>
-          </w:rPr>
-          <w:t>徒13:9</w:t>
+          <w:t>帖前2:7</w:t>
         </w:r>
       </w:hyperlink>
       <w:r>
@@ -974,268 +522,6 @@
           <w:lang w:val="zh_TW" w:bidi="zh_TW"/>
         </w:rPr>
         <w:t>）。</w:t>
-      </w:r>
-      <w:r>
-        <w:rPr>
-          <w:i/>
-          <w:lang w:val="zh_TW" w:bidi="zh_TW"/>
-        </w:rPr>
-        <w:t>見</w:t>
-      </w:r>
-      <w:r>
-        <w:rPr>
-          <w:lang w:val="zh_TW" w:bidi="zh_TW"/>
-        </w:rPr>
-        <w:t xml:space="preserve"> </w:t>
-      </w:r>
-      <w:r>
-        <w:rPr>
-          <w:lang w:val="zh_TW" w:bidi="zh_TW"/>
-        </w:rPr>
-        <w:t>使徒保羅</w:t>
-      </w:r>
-      <w:r>
-        <w:rPr>
-          <w:lang w:val="zh_TW" w:bidi="zh_TW"/>
-        </w:rPr>
-        <w:t>。</w:t>
-      </w:r>
-      <w:r>
-        <w:rPr>
-          <w:lang w:val="zh_TW" w:bidi="zh_TW"/>
-        </w:rPr>
-      </w:r>
-      <w:r>
-        <w:rPr>
-          <w:lang w:val="zh_TW" w:bidi="zh_TW"/>
-        </w:rPr>
-      </w:r>
-    </w:p>
-    <w:p>
-      <w:pPr/>
-      <w:r>
-        <w:rPr>
-          <w:lang w:val="zh_TW" w:bidi="zh_TW"/>
-        </w:rPr>
-      </w:r>
-    </w:p>
-    <w:p>
-      <w:pPr>
-        <w:pStyle w:val="Heading2"/>
-      </w:pPr>
-      <w:r>
-        <w:rPr>
-          <w:lang w:val="zh_TW" w:bidi="zh_TW"/>
-        </w:rPr>
-        <w:t>掃羅</w:t>
-      </w:r>
-      <w:r>
-        <w:rPr>
-          <w:lang w:val="zh_TW" w:bidi="zh_TW"/>
-        </w:rPr>
-      </w:r>
-    </w:p>
-    <w:p>
-      <w:pPr>
-        <w:pStyle w:val="ListNumber"/>
-        <w:numPr>
-          <w:ilvl w:val="0"/>
-          <w:numId w:val="15"/>
-        </w:numPr>
-        <w:spacing w:line="240" w:lineRule="auto"/>
-        <w:ind w:left="720"/>
-      </w:pPr>
-      <w:r>
-        <w:rPr>
-          <w:lang w:val="zh_TW" w:bidi="zh_TW"/>
-        </w:rPr>
-      </w:r>
-      <w:r>
-        <w:rPr>
-          <w:lang w:val="zh_TW" w:bidi="zh_TW"/>
-        </w:rPr>
-        <w:t>掃羅（Shaul）是以東王掃羅（Saul）的另一個名稱，見於</w:t>
-      </w:r>
-      <w:hyperlink r:id="rId13">
-        <w:r>
-          <w:rPr>
-            <w:lang w:val="zh_TW" w:bidi="zh_TW"/>
-          </w:rPr>
-          <w:rPr>
-            <w:color w:val="0000EE"/>
-            <w:u w:val="single"/>
-          </w:rPr>
-          <w:t>創世記三十六章37至38節</w:t>
-        </w:r>
-      </w:hyperlink>
-      <w:r>
-        <w:rPr>
-          <w:lang w:val="zh_TW" w:bidi="zh_TW"/>
-        </w:rPr>
-        <w:t>和</w:t>
-      </w:r>
-      <w:hyperlink r:id="rId14">
-        <w:r>
-          <w:rPr>
-            <w:lang w:val="zh_TW" w:bidi="zh_TW"/>
-          </w:rPr>
-          <w:rPr>
-            <w:color w:val="0000EE"/>
-            <w:u w:val="single"/>
-          </w:rPr>
-          <w:t>歷代志上一章48至49節</w:t>
-        </w:r>
-      </w:hyperlink>
-      <w:r>
-        <w:rPr>
-          <w:lang w:val="zh_TW" w:bidi="zh_TW"/>
-        </w:rPr>
-        <w:t>。</w:t>
-      </w:r>
-      <w:r>
-        <w:rPr>
-          <w:i/>
-          <w:lang w:val="zh_TW" w:bidi="zh_TW"/>
-        </w:rPr>
-        <w:t xml:space="preserve">見 </w:t>
-      </w:r>
-      <w:r>
-        <w:rPr>
-          <w:lang w:val="zh_TW" w:bidi="zh_TW"/>
-        </w:rPr>
-        <w:t>掃羅 #1</w:t>
-      </w:r>
-      <w:r>
-        <w:rPr>
-          <w:lang w:val="zh_TW" w:bidi="zh_TW"/>
-        </w:rPr>
-        <w:t>。</w:t>
-      </w:r>
-    </w:p>
-    <w:p>
-      <w:pPr>
-        <w:pStyle w:val="ListNumber"/>
-        <w:spacing w:line="240" w:lineRule="auto"/>
-        <w:ind w:left="720"/>
-      </w:pPr>
-      <w:r>
-        <w:rPr>
-          <w:lang w:val="zh_TW" w:bidi="zh_TW"/>
-        </w:rPr>
-      </w:r>
-      <w:r>
-        <w:rPr>
-          <w:lang w:val="zh_TW" w:bidi="zh_TW"/>
-        </w:rPr>
-        <w:t>西緬與一位迦南婦人所生的兒子（</w:t>
-      </w:r>
-      <w:hyperlink r:id="rId40">
-        <w:r>
-          <w:rPr>
-            <w:lang w:val="zh_TW" w:bidi="zh_TW"/>
-          </w:rPr>
-          <w:rPr>
-            <w:color w:val="0000EE"/>
-            <w:u w:val="single"/>
-          </w:rPr>
-          <w:t>創46:10</w:t>
-        </w:r>
-      </w:hyperlink>
-      <w:r>
-        <w:rPr>
-          <w:lang w:val="zh_TW" w:bidi="zh_TW"/>
-        </w:rPr>
-        <w:t>；</w:t>
-      </w:r>
-      <w:hyperlink r:id="rId41">
-        <w:r>
-          <w:rPr>
-            <w:lang w:val="zh_TW" w:bidi="zh_TW"/>
-          </w:rPr>
-          <w:rPr>
-            <w:color w:val="0000EE"/>
-            <w:u w:val="single"/>
-          </w:rPr>
-          <w:t>出6:15</w:t>
-        </w:r>
-      </w:hyperlink>
-      <w:r>
-        <w:rPr>
-          <w:lang w:val="zh_TW" w:bidi="zh_TW"/>
-        </w:rPr>
-        <w:t>；</w:t>
-      </w:r>
-      <w:hyperlink r:id="rId42">
-        <w:r>
-          <w:rPr>
-            <w:lang w:val="zh_TW" w:bidi="zh_TW"/>
-          </w:rPr>
-          <w:rPr>
-            <w:color w:val="0000EE"/>
-            <w:u w:val="single"/>
-          </w:rPr>
-          <w:t>代上4:24</w:t>
-        </w:r>
-      </w:hyperlink>
-      <w:r>
-        <w:rPr>
-          <w:lang w:val="zh_TW" w:bidi="zh_TW"/>
-        </w:rPr>
-        <w:t>）。他是掃羅家族的族長（</w:t>
-      </w:r>
-      <w:hyperlink r:id="rId43">
-        <w:r>
-          <w:rPr>
-            <w:lang w:val="zh_TW" w:bidi="zh_TW"/>
-          </w:rPr>
-          <w:rPr>
-            <w:color w:val="0000EE"/>
-            <w:u w:val="single"/>
-          </w:rPr>
-          <w:t>民26:13</w:t>
-        </w:r>
-      </w:hyperlink>
-      <w:r>
-        <w:rPr>
-          <w:lang w:val="zh_TW" w:bidi="zh_TW"/>
-        </w:rPr>
-        <w:t>）。</w:t>
-      </w:r>
-    </w:p>
-    <w:p>
-      <w:pPr>
-        <w:pStyle w:val="ListNumber"/>
-        <w:spacing w:line="240" w:lineRule="auto"/>
-        <w:ind w:left="720"/>
-      </w:pPr>
-      <w:r>
-        <w:rPr>
-          <w:lang w:val="zh_TW" w:bidi="zh_TW"/>
-        </w:rPr>
-      </w:r>
-      <w:r>
-        <w:rPr>
-          <w:lang w:val="zh_TW" w:bidi="zh_TW"/>
-        </w:rPr>
-        <w:t>烏西雅的兒子（</w:t>
-      </w:r>
-      <w:hyperlink r:id="rId44">
-        <w:r>
-          <w:rPr>
-            <w:lang w:val="zh_TW" w:bidi="zh_TW"/>
-          </w:rPr>
-          <w:rPr>
-            <w:color w:val="0000EE"/>
-            <w:u w:val="single"/>
-          </w:rPr>
-          <w:t>代上6:24</w:t>
-        </w:r>
-      </w:hyperlink>
-      <w:r>
-        <w:rPr>
-          <w:lang w:val="zh_TW" w:bidi="zh_TW"/>
-        </w:rPr>
-        <w:t>；和合本譯為：少羅）。他是利未支派哥轄宗族的人。</w:t>
       </w:r>
       <w:r>
         <w:rPr>
@@ -3137,18 +2423,6 @@
   </w:num>
   <w:num w:numId="13" w16cid:durableId="592781308">
     <w:abstractNumId w:val="11"/>
-  </w:num>
-  <w:num w:numId="14">
-    <w:abstractNumId w:val="3"/>
-    <w:lvlOverride w:ilvl="0">
-      <w:startOverride w:val="1"/>
-    </w:lvlOverride>
-  </w:num>
-  <w:num w:numId="15">
-    <w:abstractNumId w:val="3"/>
-    <w:lvlOverride w:ilvl="0">
-      <w:startOverride w:val="1"/>
-    </w:lvlOverride>
   </w:num>
   <w:numIdMacAtCleanup w:val="10"/>
 </w:numbering>

--- a/zht/docx/141.content.docx
+++ b/zht/docx/141.content.docx
@@ -149,7 +149,7 @@
         <w:rPr>
           <w:lang w:val="zh_TW" w:bidi="zh_TW"/>
         </w:rPr>
-        <w:t>ru</w:t>
+        <w:t>ri</w:t>
       </w:r>
       <w:r>
         <w:rPr>
@@ -212,7 +212,7 @@
         <w:rPr>
           <w:lang w:val="zh_TW" w:bidi="zh_TW"/>
         </w:rPr>
-        <w:t>乳母</w:t>
+        <w:t>日</w:t>
       </w:r>
       <w:r>
         <w:rPr>
@@ -231,7 +231,7 @@
         <w:rPr>
           <w:lang w:val="zh_TW" w:bidi="zh_TW"/>
         </w:rPr>
-        <w:t>乳母是照顧非自己親生嬰孩的婦人，或是照顧幼兒的男子。這份工作主要是餵養並照料嬰孩。多數婦人會照顧自己的兒女，例如撒拉和哈拿（</w:t>
+        <w:t>最直接的意義，是指地球繞著自轉軸旋轉的一段時間，例如兩次日出之間的時間；也可以指這段時間裡太陽可見的部份，即「早晨」，另一部份則稱為「晚上」。「日子」這個字在舊約中出現超過二千次，在新約中出現超過三百五十次。希伯來文中「日」一詞多義，不僅僅是字面上的意思。希伯來人的一天是由晚上開始，直到第二天的晚上，這種算法大概是基於妥拉（參</w:t>
       </w:r>
       <w:hyperlink r:id="rId13">
         <w:r>
@@ -242,32 +242,25 @@
             <w:color w:val="0000EE"/>
             <w:u w:val="single"/>
           </w:rPr>
-          <w:t>創21:7</w:t>
+          <w:t>創1:14、19</w:t>
         </w:r>
       </w:hyperlink>
       <w:r>
         <w:rPr>
           <w:lang w:val="zh_TW" w:bidi="zh_TW"/>
         </w:rPr>
-        <w:t>；</w:t>
-      </w:r>
-      <w:hyperlink r:id="rId14">
-        <w:r>
-          <w:rPr>
-            <w:lang w:val="zh_TW" w:bidi="zh_TW"/>
-          </w:rPr>
-          <w:rPr>
-            <w:color w:val="0000EE"/>
-            <w:u w:val="single"/>
-          </w:rPr>
-          <w:t>撒上1:23</w:t>
-        </w:r>
-      </w:hyperlink>
-      <w:r>
-        <w:rPr>
-          <w:lang w:val="zh_TW" w:bidi="zh_TW"/>
-        </w:rPr>
-        <w:t>）。</w:t>
+        <w:t>）。這種字面上按太陽運行的二十四小時週期稱為「公曆日」（civil day）。在其他古代近東的民族中，「公曆日」的起點各有不同。希臘的習慣與希伯來人相同；巴比倫人由日出開始一天；埃及人和羅馬人則以午夜到次日午夜為一日。</w:t>
+      </w:r>
+    </w:p>
+    <w:p>
+      <w:pPr>
+        <w:pStyle w:val="Heading3"/>
+      </w:pPr>
+      <w:r>
+        <w:rPr>
+          <w:lang w:val="zh_TW" w:bidi="zh_TW"/>
+        </w:rPr>
+        <w:t>聖經中的日子與星期</w:t>
       </w:r>
     </w:p>
     <w:p>
@@ -281,7 +274,25 @@
         <w:rPr>
           <w:lang w:val="zh_TW" w:bidi="zh_TW"/>
         </w:rPr>
-        <w:t>奶母（wet nurse，替別的婦人哺乳其孩子的婦人）常常會成為家中的一分子，並且有一個特別的地位。利百加有一位奶母，這位婦人去世的時候，聖經甚至記下她的事：「利百加的奶母底波拉死了，就葬在伯特利下邊橡樹底下；那棵樹名叫亞倫‧巴古。」（</w:t>
+        <w:t>希伯來人一般認知白天（十二小時）分為早晨、正午與晚上（</w:t>
+      </w:r>
+      <w:hyperlink r:id="rId14">
+        <w:r>
+          <w:rPr>
+            <w:lang w:val="zh_TW" w:bidi="zh_TW"/>
+          </w:rPr>
+          <w:rPr>
+            <w:color w:val="0000EE"/>
+            <w:u w:val="single"/>
+          </w:rPr>
+          <w:t>詩55:17</w:t>
+        </w:r>
+      </w:hyperlink>
+      <w:r>
+        <w:rPr>
+          <w:lang w:val="zh_TW" w:bidi="zh_TW"/>
+        </w:rPr>
+        <w:t>）。這些時段有時以不同詞語表達，如黎明（</w:t>
       </w:r>
       <w:hyperlink r:id="rId15">
         <w:r>
@@ -292,14 +303,176 @@
             <w:color w:val="0000EE"/>
             <w:u w:val="single"/>
           </w:rPr>
-          <w:t>創35:8</w:t>
+          <w:t>伯3:9</w:t>
         </w:r>
       </w:hyperlink>
       <w:r>
         <w:rPr>
           <w:lang w:val="zh_TW" w:bidi="zh_TW"/>
         </w:rPr>
-        <w:t>）。</w:t>
+        <w:t>）、</w:t>
+      </w:r>
+      <w:r>
+        <w:rPr>
+          <w:lang w:val="zh_TW" w:bidi="zh_TW"/>
+        </w:rPr>
+        <w:t>太陽近午</w:t>
+      </w:r>
+      <w:r>
+        <w:rPr>
+          <w:lang w:val="zh_TW" w:bidi="zh_TW"/>
+        </w:rPr>
+        <w:t>（</w:t>
+      </w:r>
+      <w:hyperlink r:id="rId16">
+        <w:r>
+          <w:rPr>
+            <w:lang w:val="zh_TW" w:bidi="zh_TW"/>
+          </w:rPr>
+          <w:rPr>
+            <w:color w:val="0000EE"/>
+            <w:u w:val="single"/>
+          </w:rPr>
+          <w:t>撒上11:11</w:t>
+        </w:r>
+      </w:hyperlink>
+      <w:r>
+        <w:rPr>
+          <w:lang w:val="zh_TW" w:bidi="zh_TW"/>
+        </w:rPr>
+        <w:t>）、</w:t>
+      </w:r>
+      <w:r>
+        <w:rPr>
+          <w:lang w:val="zh_TW" w:bidi="zh_TW"/>
+        </w:rPr>
+        <w:t>晌午</w:t>
+      </w:r>
+      <w:r>
+        <w:rPr>
+          <w:lang w:val="zh_TW" w:bidi="zh_TW"/>
+        </w:rPr>
+        <w:t>（</w:t>
+      </w:r>
+      <w:hyperlink r:id="rId17">
+        <w:r>
+          <w:rPr>
+            <w:lang w:val="zh_TW" w:bidi="zh_TW"/>
+          </w:rPr>
+          <w:rPr>
+            <w:color w:val="0000EE"/>
+            <w:u w:val="single"/>
+          </w:rPr>
+          <w:t>創43:16</w:t>
+        </w:r>
+      </w:hyperlink>
+      <w:r>
+        <w:rPr>
+          <w:lang w:val="zh_TW" w:bidi="zh_TW"/>
+        </w:rPr>
+        <w:t>）、一天起</w:t>
+      </w:r>
+      <w:r>
+        <w:rPr>
+          <w:lang w:val="zh_TW" w:bidi="zh_TW"/>
+        </w:rPr>
+        <w:t>涼風的</w:t>
+      </w:r>
+      <w:r>
+        <w:rPr>
+          <w:lang w:val="zh_TW" w:bidi="zh_TW"/>
+        </w:rPr>
+        <w:t>時間（</w:t>
+      </w:r>
+      <w:hyperlink r:id="rId18">
+        <w:r>
+          <w:rPr>
+            <w:lang w:val="zh_TW" w:bidi="zh_TW"/>
+          </w:rPr>
+          <w:rPr>
+            <w:color w:val="0000EE"/>
+            <w:u w:val="single"/>
+          </w:rPr>
+          <w:t>3:8</w:t>
+        </w:r>
+      </w:hyperlink>
+      <w:r>
+        <w:rPr>
+          <w:lang w:val="zh_TW" w:bidi="zh_TW"/>
+        </w:rPr>
+        <w:t>）和晚上（</w:t>
+      </w:r>
+      <w:hyperlink r:id="rId19">
+        <w:r>
+          <w:rPr>
+            <w:lang w:val="zh_TW" w:bidi="zh_TW"/>
+          </w:rPr>
+          <w:rPr>
+            <w:color w:val="0000EE"/>
+            <w:u w:val="single"/>
+          </w:rPr>
+          <w:t>得2:17</w:t>
+        </w:r>
+      </w:hyperlink>
+      <w:r>
+        <w:rPr>
+          <w:lang w:val="zh_TW" w:bidi="zh_TW"/>
+        </w:rPr>
+        <w:t>）。希伯來文「兩個晚上之間」（</w:t>
+      </w:r>
+      <w:hyperlink r:id="rId20">
+        <w:r>
+          <w:rPr>
+            <w:lang w:val="zh_TW" w:bidi="zh_TW"/>
+          </w:rPr>
+          <w:rPr>
+            <w:color w:val="0000EE"/>
+            <w:u w:val="single"/>
+          </w:rPr>
+          <w:t>出12:6</w:t>
+        </w:r>
+      </w:hyperlink>
+      <w:r>
+        <w:rPr>
+          <w:lang w:val="zh_TW" w:bidi="zh_TW"/>
+        </w:rPr>
+        <w:t>；譯註：和合本譯作黃昏）大概是指黃昏、入夜的時候（</w:t>
+      </w:r>
+      <w:hyperlink r:id="rId21">
+        <w:r>
+          <w:rPr>
+            <w:lang w:val="zh_TW" w:bidi="zh_TW"/>
+          </w:rPr>
+          <w:rPr>
+            <w:color w:val="0000EE"/>
+            <w:u w:val="single"/>
+          </w:rPr>
+          <w:t>出16:12</w:t>
+        </w:r>
+      </w:hyperlink>
+      <w:r>
+        <w:rPr>
+          <w:lang w:val="zh_TW" w:bidi="zh_TW"/>
+        </w:rPr>
+        <w:t>）。按小時來劃分日子，是直到基督時代才開始的。在舊約中最接近的劃分是將白天分為四等份（</w:t>
+      </w:r>
+      <w:hyperlink r:id="rId22">
+        <w:r>
+          <w:rPr>
+            <w:lang w:val="zh_TW" w:bidi="zh_TW"/>
+          </w:rPr>
+          <w:rPr>
+            <w:color w:val="0000EE"/>
+            <w:u w:val="single"/>
+          </w:rPr>
+          <w:t>尼9:3</w:t>
+        </w:r>
+      </w:hyperlink>
+      <w:r>
+        <w:rPr>
+          <w:lang w:val="zh_TW" w:bidi="zh_TW"/>
+        </w:rPr>
+        <w:t>），或是對應了被擄前時期的夜晚，會被分為幾更。</w:t>
       </w:r>
     </w:p>
     <w:p>
@@ -313,9 +486,9 @@
         <w:rPr>
           <w:lang w:val="zh_TW" w:bidi="zh_TW"/>
         </w:rPr>
-        <w:t>摩西的母親在法老的女兒付錢請她照顧摩西之後，就成了他的乳母（</w:t>
-      </w:r>
-      <w:hyperlink r:id="rId16">
+        <w:t>除了安息日外，古希伯來人並沒有為一週中的日子命名，而是以數字來稱呼這些日子，這種做法延續到新約時代（</w:t>
+      </w:r>
+      <w:hyperlink r:id="rId23">
         <w:r>
           <w:rPr>
             <w:lang w:val="zh_TW" w:bidi="zh_TW"/>
@@ -324,32 +497,25 @@
             <w:color w:val="0000EE"/>
             <w:u w:val="single"/>
           </w:rPr>
-          <w:t>出2:7</w:t>
+          <w:t>路24:1</w:t>
         </w:r>
       </w:hyperlink>
       <w:r>
         <w:rPr>
           <w:lang w:val="zh_TW" w:bidi="zh_TW"/>
         </w:rPr>
-        <w:t>）。王室的兒子也會由乳母照料，約阿施就是一例。他的姑姑約示巴將他和他的乳母藏起來（</w:t>
-      </w:r>
-      <w:hyperlink r:id="rId17">
-        <w:r>
-          <w:rPr>
-            <w:lang w:val="zh_TW" w:bidi="zh_TW"/>
-          </w:rPr>
-          <w:rPr>
-            <w:color w:val="0000EE"/>
-            <w:u w:val="single"/>
-          </w:rPr>
-          <w:t>王下11:2</w:t>
-        </w:r>
-      </w:hyperlink>
-      <w:r>
-        <w:rPr>
-          <w:lang w:val="zh_TW" w:bidi="zh_TW"/>
-        </w:rPr>
-        <w:t>）。因為約阿施躲藏了六年，並在七歲登基，所以他藏起來的時候大約一歲。他的乳母必定是一位奶母。</w:t>
+        <w:t>）。由於希伯來人傳統上重視安息日，對猶太人來說，知道安息日何時開始尤其重要。因此，法利賽人規定：日落後天上出現三顆星星時，就算進入安息日。</w:t>
+      </w:r>
+    </w:p>
+    <w:p>
+      <w:pPr>
+        <w:pStyle w:val="Heading3"/>
+      </w:pPr>
+      <w:r>
+        <w:rPr>
+          <w:lang w:val="zh_TW" w:bidi="zh_TW"/>
+        </w:rPr>
+        <w:t>創造的日子</w:t>
       </w:r>
     </w:p>
     <w:p>
@@ -363,79 +529,7 @@
         <w:rPr>
           <w:lang w:val="zh_TW" w:bidi="zh_TW"/>
         </w:rPr>
-        <w:t>王室的孩子會得到特別的照顧，斷奶以後也會由乳母看管。孩子通常吃奶到大約三歲，到了斷奶（停止哺乳）的時候，家裡會擺設筵席（</w:t>
-      </w:r>
-      <w:hyperlink r:id="rId18">
-        <w:r>
-          <w:rPr>
-            <w:lang w:val="zh_TW" w:bidi="zh_TW"/>
-          </w:rPr>
-          <w:rPr>
-            <w:color w:val="0000EE"/>
-            <w:u w:val="single"/>
-          </w:rPr>
-          <w:t>創21:8</w:t>
-        </w:r>
-      </w:hyperlink>
-      <w:r>
-        <w:rPr>
-          <w:lang w:val="zh_TW" w:bidi="zh_TW"/>
-        </w:rPr>
-        <w:t>；</w:t>
-      </w:r>
-      <w:hyperlink r:id="rId19">
-        <w:r>
-          <w:rPr>
-            <w:lang w:val="zh_TW" w:bidi="zh_TW"/>
-          </w:rPr>
-          <w:rPr>
-            <w:color w:val="0000EE"/>
-            <w:u w:val="single"/>
-          </w:rPr>
-          <w:t>撒上1:23–24</w:t>
-        </w:r>
-      </w:hyperlink>
-      <w:r>
-        <w:rPr>
-          <w:lang w:val="zh_TW" w:bidi="zh_TW"/>
-        </w:rPr>
-        <w:t>）。孩子斷奶之後，就由兼為教師的乳母照管孩子。米非波設五歲的時候，他的乳母抱著他逃跑，卻失腳跌倒，使他成了瘸腿的（</w:t>
-      </w:r>
-      <w:hyperlink r:id="rId20">
-        <w:r>
-          <w:rPr>
-            <w:lang w:val="zh_TW" w:bidi="zh_TW"/>
-          </w:rPr>
-          <w:rPr>
-            <w:color w:val="0000EE"/>
-            <w:u w:val="single"/>
-          </w:rPr>
-          <w:t>撒下4:4</w:t>
-        </w:r>
-      </w:hyperlink>
-      <w:r>
-        <w:rPr>
-          <w:lang w:val="zh_TW" w:bidi="zh_TW"/>
-        </w:rPr>
-        <w:t>）。拿俄米也以乳母的身分照顧她的孫子（</w:t>
-      </w:r>
-      <w:hyperlink r:id="rId21">
-        <w:r>
-          <w:rPr>
-            <w:lang w:val="zh_TW" w:bidi="zh_TW"/>
-          </w:rPr>
-          <w:rPr>
-            <w:color w:val="0000EE"/>
-            <w:u w:val="single"/>
-          </w:rPr>
-          <w:t>得4:16</w:t>
-        </w:r>
-      </w:hyperlink>
-      <w:r>
-        <w:rPr>
-          <w:lang w:val="zh_TW" w:bidi="zh_TW"/>
-        </w:rPr>
-        <w:t>）。</w:t>
+        <w:t>許多人認為，創世記中提到的「日子」是二十四小時。其支持理由是經文中的短語「有晚上，有早晨」。然而，這實際上是一種蘇美（Sumerian）文學的修辭方式，以相對的兩極組合來表達「整體」。因此「晚上—早晨」並非強調精確的時間單位，而是表達整個創造循環中一個完整的階段，重點在於「完整性」而非具體時間的長度。創造的完整性是由一個又一個的階段來達成，所以，創世記的描述不一定指一段特定的時間。</w:t>
       </w:r>
     </w:p>
     <w:p>
@@ -449,9 +543,34 @@
         <w:rPr>
           <w:lang w:val="zh_TW" w:bidi="zh_TW"/>
         </w:rPr>
-        <w:t>男乳母很可能會擔任年幼貴冑的教師。例如，</w:t>
-      </w:r>
-      <w:hyperlink r:id="rId22">
+        <w:t>蘇美人所謂的「公曆日」只包括太陽可見的十二小時，因此其他國家的「法律日」則是「雙倍日」（二十四小時）。若早期的創世敘述反映了蘇美文化，那麼「晚上—早晨」就不應被理解為現代意義上的公曆日，而是指一個階段或大概的時段。</w:t>
+      </w:r>
+    </w:p>
+    <w:p>
+      <w:pPr>
+        <w:pStyle w:val="Heading3"/>
+      </w:pPr>
+      <w:r>
+        <w:rPr>
+          <w:lang w:val="zh_TW" w:bidi="zh_TW"/>
+        </w:rPr>
+        <w:t>舊約</w:t>
+      </w:r>
+    </w:p>
+    <w:p>
+      <w:pPr/>
+      <w:r>
+        <w:rPr>
+          <w:lang w:val="zh_TW" w:bidi="zh_TW"/>
+        </w:rPr>
+      </w:r>
+      <w:r>
+        <w:rPr>
+          <w:lang w:val="zh_TW" w:bidi="zh_TW"/>
+        </w:rPr>
+        <w:t>在舊約中，「日子」常常有比喻的意思，例如「耶和華的日子」（</w:t>
+      </w:r>
+      <w:hyperlink r:id="rId24">
         <w:r>
           <w:rPr>
             <w:lang w:val="zh_TW" w:bidi="zh_TW"/>
@@ -460,16 +579,16 @@
             <w:color w:val="0000EE"/>
             <w:u w:val="single"/>
           </w:rPr>
-          <w:t>列王紀下十章1節</w:t>
+          <w:t>珥1:15</w:t>
         </w:r>
       </w:hyperlink>
       <w:r>
         <w:rPr>
           <w:lang w:val="zh_TW" w:bidi="zh_TW"/>
         </w:rPr>
-        <w:t>提到了亞哈的眾子有師傅（參</w:t>
-      </w:r>
-      <w:hyperlink r:id="rId23">
+        <w:t>；</w:t>
+      </w:r>
+      <w:hyperlink r:id="rId25">
         <w:r>
           <w:rPr>
             <w:lang w:val="zh_TW" w:bidi="zh_TW"/>
@@ -478,16 +597,28 @@
             <w:color w:val="0000EE"/>
             <w:u w:val="single"/>
           </w:rPr>
-          <w:t>王下10:5</w:t>
+          <w:t>摩5:18</w:t>
         </w:r>
       </w:hyperlink>
       <w:r>
         <w:rPr>
           <w:lang w:val="zh_TW" w:bidi="zh_TW"/>
         </w:rPr>
-        <w:t>）。因此，我們應該這樣理解摩西提到自己是「乳母」的話：「這百姓豈是我懷的胎，豈是我生下來的呢？你竟對我說：『把他們抱在懷裡，如養育之父抱吃奶的孩子，直抱到你起誓應許給他們祖宗的地去。』」（</w:t>
-      </w:r>
-      <w:hyperlink r:id="rId24">
+        <w:t>）、「</w:t>
+      </w:r>
+      <w:r>
+        <w:rPr>
+          <w:lang w:val="zh_TW" w:bidi="zh_TW"/>
+        </w:rPr>
+        <w:t>遭</w:t>
+      </w:r>
+      <w:r>
+        <w:rPr>
+          <w:lang w:val="zh_TW" w:bidi="zh_TW"/>
+        </w:rPr>
+        <w:t>難的日子」（</w:t>
+      </w:r>
+      <w:hyperlink r:id="rId26">
         <w:r>
           <w:rPr>
             <w:lang w:val="zh_TW" w:bidi="zh_TW"/>
@@ -496,16 +627,28 @@
             <w:color w:val="0000EE"/>
             <w:u w:val="single"/>
           </w:rPr>
-          <w:t>民11:12</w:t>
+          <w:t>詩20:1</w:t>
         </w:r>
       </w:hyperlink>
       <w:r>
         <w:rPr>
           <w:lang w:val="zh_TW" w:bidi="zh_TW"/>
         </w:rPr>
-        <w:t>）。保羅也把自己看作教會的「乳母」（</w:t>
-      </w:r>
-      <w:hyperlink r:id="rId25">
+        <w:t>）和「</w:t>
+      </w:r>
+      <w:r>
+        <w:rPr>
+          <w:lang w:val="zh_TW" w:bidi="zh_TW"/>
+        </w:rPr>
+        <w:t>神發怒的</w:t>
+      </w:r>
+      <w:r>
+        <w:rPr>
+          <w:lang w:val="zh_TW" w:bidi="zh_TW"/>
+        </w:rPr>
+        <w:t>日子」（</w:t>
+      </w:r>
+      <w:hyperlink r:id="rId27">
         <w:r>
           <w:rPr>
             <w:lang w:val="zh_TW" w:bidi="zh_TW"/>
@@ -514,14 +657,744 @@
             <w:color w:val="0000EE"/>
             <w:u w:val="single"/>
           </w:rPr>
-          <w:t>帖前2:7</w:t>
+          <w:t>伯20:28</w:t>
         </w:r>
       </w:hyperlink>
       <w:r>
         <w:rPr>
           <w:lang w:val="zh_TW" w:bidi="zh_TW"/>
         </w:rPr>
+        <w:t>）。複數的「日子」（譯註：如「年日」、「年間」）有時用來指一位君王的統治時期（</w:t>
+      </w:r>
+      <w:hyperlink r:id="rId28">
+        <w:r>
+          <w:rPr>
+            <w:lang w:val="zh_TW" w:bidi="zh_TW"/>
+          </w:rPr>
+          <w:rPr>
+            <w:color w:val="0000EE"/>
+            <w:u w:val="single"/>
+          </w:rPr>
+          <w:t>王上10:21</w:t>
+        </w:r>
+      </w:hyperlink>
+      <w:r>
+        <w:rPr>
+          <w:lang w:val="zh_TW" w:bidi="zh_TW"/>
+        </w:rPr>
+        <w:t>）、或人的一生（</w:t>
+      </w:r>
+      <w:hyperlink r:id="rId29">
+        <w:r>
+          <w:rPr>
+            <w:lang w:val="zh_TW" w:bidi="zh_TW"/>
+          </w:rPr>
+          <w:rPr>
+            <w:color w:val="0000EE"/>
+            <w:u w:val="single"/>
+          </w:rPr>
+          <w:t>創5:4</w:t>
+        </w:r>
+      </w:hyperlink>
+      <w:r>
+        <w:rPr>
+          <w:lang w:val="zh_TW" w:bidi="zh_TW"/>
+        </w:rPr>
+        <w:t>；</w:t>
+      </w:r>
+      <w:hyperlink r:id="rId30">
+        <w:r>
+          <w:rPr>
+            <w:lang w:val="zh_TW" w:bidi="zh_TW"/>
+          </w:rPr>
+          <w:rPr>
+            <w:color w:val="0000EE"/>
+            <w:u w:val="single"/>
+          </w:rPr>
+          <w:t>王上3:14</w:t>
+        </w:r>
+      </w:hyperlink>
+      <w:r>
+        <w:rPr>
+          <w:lang w:val="zh_TW" w:bidi="zh_TW"/>
+        </w:rPr>
+        <w:t>；</w:t>
+      </w:r>
+      <w:hyperlink r:id="rId31">
+        <w:r>
+          <w:rPr>
+            <w:lang w:val="zh_TW" w:bidi="zh_TW"/>
+          </w:rPr>
+          <w:rPr>
+            <w:color w:val="0000EE"/>
+            <w:u w:val="single"/>
+          </w:rPr>
+          <w:t>詩90:12</w:t>
+        </w:r>
+      </w:hyperlink>
+      <w:r>
+        <w:rPr>
+          <w:lang w:val="zh_TW" w:bidi="zh_TW"/>
+        </w:rPr>
+        <w:t>）。在但以理書中，神被描述為「亙古常在者」（Ancient of Days，</w:t>
+      </w:r>
+      <w:hyperlink r:id="rId32">
+        <w:r>
+          <w:rPr>
+            <w:lang w:val="zh_TW" w:bidi="zh_TW"/>
+          </w:rPr>
+          <w:rPr>
+            <w:color w:val="0000EE"/>
+            <w:u w:val="single"/>
+          </w:rPr>
+          <w:t>但7:9、13</w:t>
+        </w:r>
+      </w:hyperlink>
+      <w:r>
+        <w:rPr>
+          <w:lang w:val="zh_TW" w:bidi="zh_TW"/>
+        </w:rPr>
         <w:t>）。</w:t>
+      </w:r>
+    </w:p>
+    <w:p>
+      <w:pPr/>
+      <w:r>
+        <w:rPr>
+          <w:lang w:val="zh_TW" w:bidi="zh_TW"/>
+        </w:rPr>
+      </w:r>
+      <w:r>
+        <w:rPr>
+          <w:lang w:val="zh_TW" w:bidi="zh_TW"/>
+        </w:rPr>
+        <w:t>除了為了休息和敬拜而保留的安息日之外（</w:t>
+      </w:r>
+      <w:hyperlink r:id="rId33">
+        <w:r>
+          <w:rPr>
+            <w:lang w:val="zh_TW" w:bidi="zh_TW"/>
+          </w:rPr>
+          <w:rPr>
+            <w:color w:val="0000EE"/>
+            <w:u w:val="single"/>
+          </w:rPr>
+          <w:t>創2:3</w:t>
+        </w:r>
+      </w:hyperlink>
+      <w:r>
+        <w:rPr>
+          <w:lang w:val="zh_TW" w:bidi="zh_TW"/>
+        </w:rPr>
+        <w:t>；</w:t>
+      </w:r>
+      <w:hyperlink r:id="rId34">
+        <w:r>
+          <w:rPr>
+            <w:lang w:val="zh_TW" w:bidi="zh_TW"/>
+          </w:rPr>
+          <w:rPr>
+            <w:color w:val="0000EE"/>
+            <w:u w:val="single"/>
+          </w:rPr>
+          <w:t>出20:8–11</w:t>
+        </w:r>
+      </w:hyperlink>
+      <w:r>
+        <w:rPr>
+          <w:lang w:val="zh_TW" w:bidi="zh_TW"/>
+        </w:rPr>
+        <w:t>），「日」一詞還指春天的逾越節（</w:t>
+      </w:r>
+      <w:hyperlink r:id="rId35">
+        <w:r>
+          <w:rPr>
+            <w:lang w:val="zh_TW" w:bidi="zh_TW"/>
+          </w:rPr>
+          <w:rPr>
+            <w:color w:val="0000EE"/>
+            <w:u w:val="single"/>
+          </w:rPr>
+          <w:t>出12:14</w:t>
+        </w:r>
+      </w:hyperlink>
+      <w:r>
+        <w:rPr>
+          <w:lang w:val="zh_TW" w:bidi="zh_TW"/>
+        </w:rPr>
+        <w:t>；</w:t>
+      </w:r>
+      <w:hyperlink r:id="rId36">
+        <w:r>
+          <w:rPr>
+            <w:lang w:val="zh_TW" w:bidi="zh_TW"/>
+          </w:rPr>
+          <w:rPr>
+            <w:color w:val="0000EE"/>
+            <w:u w:val="single"/>
+          </w:rPr>
+          <w:t>利23:5</w:t>
+        </w:r>
+      </w:hyperlink>
+      <w:r>
+        <w:rPr>
+          <w:lang w:val="zh_TW" w:bidi="zh_TW"/>
+        </w:rPr>
+        <w:t>）和每年秋天的贖罪日（</w:t>
+      </w:r>
+      <w:hyperlink r:id="rId37">
+        <w:r>
+          <w:rPr>
+            <w:lang w:val="zh_TW" w:bidi="zh_TW"/>
+          </w:rPr>
+          <w:rPr>
+            <w:color w:val="0000EE"/>
+            <w:u w:val="single"/>
+          </w:rPr>
+          <w:t>利16:29–31</w:t>
+        </w:r>
+      </w:hyperlink>
+      <w:r>
+        <w:rPr>
+          <w:lang w:val="zh_TW" w:bidi="zh_TW"/>
+        </w:rPr>
+        <w:t>）。與安息日一樣，在這些日子人不可工作，而是遵守指定的宗教禮儀。</w:t>
+      </w:r>
+    </w:p>
+    <w:p>
+      <w:pPr>
+        <w:pStyle w:val="Heading3"/>
+      </w:pPr>
+      <w:r>
+        <w:rPr>
+          <w:lang w:val="zh_TW" w:bidi="zh_TW"/>
+        </w:rPr>
+        <w:t>新約</w:t>
+      </w:r>
+    </w:p>
+    <w:p>
+      <w:pPr/>
+      <w:r>
+        <w:rPr>
+          <w:lang w:val="zh_TW" w:bidi="zh_TW"/>
+        </w:rPr>
+      </w:r>
+      <w:r>
+        <w:rPr>
+          <w:lang w:val="zh_TW" w:bidi="zh_TW"/>
+        </w:rPr>
+        <w:t>在新約中，「日子」的用法部分延續了閃族的傳統，不過四更夜更的制度則源於希臘和羅馬。新約時期的十二小時白天則承襲自巴比倫的天文學（參</w:t>
+      </w:r>
+      <w:hyperlink r:id="rId38">
+        <w:r>
+          <w:rPr>
+            <w:lang w:val="zh_TW" w:bidi="zh_TW"/>
+          </w:rPr>
+          <w:rPr>
+            <w:color w:val="0000EE"/>
+            <w:u w:val="single"/>
+          </w:rPr>
+          <w:t>約11:9</w:t>
+        </w:r>
+      </w:hyperlink>
+      <w:r>
+        <w:rPr>
+          <w:lang w:val="zh_TW" w:bidi="zh_TW"/>
+        </w:rPr>
+        <w:t>）。</w:t>
+      </w:r>
+    </w:p>
+    <w:p>
+      <w:pPr/>
+      <w:r>
+        <w:rPr>
+          <w:lang w:val="zh_TW" w:bidi="zh_TW"/>
+        </w:rPr>
+      </w:r>
+      <w:r>
+        <w:rPr>
+          <w:lang w:val="zh_TW" w:bidi="zh_TW"/>
+        </w:rPr>
+        <w:t>除了字面意義上的日子，新約作者也使用比喻的說法，例如「拯救的日子」（</w:t>
+      </w:r>
+      <w:hyperlink r:id="rId39">
+        <w:r>
+          <w:rPr>
+            <w:lang w:val="zh_TW" w:bidi="zh_TW"/>
+          </w:rPr>
+          <w:rPr>
+            <w:color w:val="0000EE"/>
+            <w:u w:val="single"/>
+          </w:rPr>
+          <w:t>林後6:2</w:t>
+        </w:r>
+      </w:hyperlink>
+      <w:r>
+        <w:rPr>
+          <w:lang w:val="zh_TW" w:bidi="zh_TW"/>
+        </w:rPr>
+        <w:t>） 和「耶穌基督的日子」（</w:t>
+      </w:r>
+      <w:hyperlink r:id="rId40">
+        <w:r>
+          <w:rPr>
+            <w:lang w:val="zh_TW" w:bidi="zh_TW"/>
+          </w:rPr>
+          <w:rPr>
+            <w:color w:val="0000EE"/>
+            <w:u w:val="single"/>
+          </w:rPr>
+          <w:t>腓1:6</w:t>
+        </w:r>
+      </w:hyperlink>
+      <w:r>
+        <w:rPr>
+          <w:lang w:val="zh_TW" w:bidi="zh_TW"/>
+        </w:rPr>
+        <w:t>）。「日子」也有用來指具體的時段，如「他供職的日子」（</w:t>
+      </w:r>
+      <w:hyperlink r:id="rId41">
+        <w:r>
+          <w:rPr>
+            <w:lang w:val="zh_TW" w:bidi="zh_TW"/>
+          </w:rPr>
+          <w:rPr>
+            <w:color w:val="0000EE"/>
+            <w:u w:val="single"/>
+          </w:rPr>
+          <w:t>路1:23</w:t>
+        </w:r>
+      </w:hyperlink>
+      <w:r>
+        <w:rPr>
+          <w:lang w:val="zh_TW" w:bidi="zh_TW"/>
+        </w:rPr>
+        <w:t>）。特別節期包括逾越節（</w:t>
+      </w:r>
+      <w:hyperlink r:id="rId42">
+        <w:r>
+          <w:rPr>
+            <w:lang w:val="zh_TW" w:bidi="zh_TW"/>
+          </w:rPr>
+          <w:rPr>
+            <w:color w:val="0000EE"/>
+            <w:u w:val="single"/>
+          </w:rPr>
+          <w:t>約12:1</w:t>
+        </w:r>
+      </w:hyperlink>
+      <w:r>
+        <w:rPr>
+          <w:lang w:val="zh_TW" w:bidi="zh_TW"/>
+        </w:rPr>
+        <w:t>）、「</w:t>
+      </w:r>
+      <w:r>
+        <w:rPr>
+          <w:lang w:val="zh_TW" w:bidi="zh_TW"/>
+        </w:rPr>
+        <w:t>除酵的日子」</w:t>
+      </w:r>
+      <w:r>
+        <w:rPr>
+          <w:lang w:val="zh_TW" w:bidi="zh_TW"/>
+        </w:rPr>
+        <w:t>（</w:t>
+      </w:r>
+      <w:hyperlink r:id="rId43">
+        <w:r>
+          <w:rPr>
+            <w:lang w:val="zh_TW" w:bidi="zh_TW"/>
+          </w:rPr>
+          <w:rPr>
+            <w:color w:val="0000EE"/>
+            <w:u w:val="single"/>
+          </w:rPr>
+          <w:t>徒12:3</w:t>
+        </w:r>
+      </w:hyperlink>
+      <w:r>
+        <w:rPr>
+          <w:lang w:val="zh_TW" w:bidi="zh_TW"/>
+        </w:rPr>
+        <w:t>） 和五旬節（</w:t>
+      </w:r>
+      <w:hyperlink r:id="rId44">
+        <w:r>
+          <w:rPr>
+            <w:lang w:val="zh_TW" w:bidi="zh_TW"/>
+          </w:rPr>
+          <w:rPr>
+            <w:color w:val="0000EE"/>
+            <w:u w:val="single"/>
+          </w:rPr>
+          <w:t>徒2:1</w:t>
+        </w:r>
+      </w:hyperlink>
+      <w:r>
+        <w:rPr>
+          <w:lang w:val="zh_TW" w:bidi="zh_TW"/>
+        </w:rPr>
+        <w:t>）。</w:t>
+      </w:r>
+    </w:p>
+    <w:p>
+      <w:pPr/>
+      <w:r>
+        <w:rPr>
+          <w:lang w:val="zh_TW" w:bidi="zh_TW"/>
+        </w:rPr>
+      </w:r>
+      <w:r>
+        <w:rPr>
+          <w:lang w:val="zh_TW" w:bidi="zh_TW"/>
+        </w:rPr>
+        <w:t>與舊約一樣，日子也指人的一生（</w:t>
+      </w:r>
+      <w:hyperlink r:id="rId45">
+        <w:r>
+          <w:rPr>
+            <w:lang w:val="zh_TW" w:bidi="zh_TW"/>
+          </w:rPr>
+          <w:rPr>
+            <w:color w:val="0000EE"/>
+            <w:u w:val="single"/>
+          </w:rPr>
+          <w:t>約9:4</w:t>
+        </w:r>
+      </w:hyperlink>
+      <w:r>
+        <w:rPr>
+          <w:lang w:val="zh_TW" w:bidi="zh_TW"/>
+        </w:rPr>
+        <w:t>）。基督徒被稱為「光明之子」和「白晝之子」（</w:t>
+      </w:r>
+      <w:hyperlink r:id="rId46">
+        <w:r>
+          <w:rPr>
+            <w:lang w:val="zh_TW" w:bidi="zh_TW"/>
+          </w:rPr>
+          <w:rPr>
+            <w:color w:val="0000EE"/>
+            <w:u w:val="single"/>
+          </w:rPr>
+          <w:t>帖前5:5</w:t>
+        </w:r>
+      </w:hyperlink>
+      <w:r>
+        <w:rPr>
+          <w:lang w:val="zh_TW" w:bidi="zh_TW"/>
+        </w:rPr>
+        <w:t>），較長的時期或時代也被稱為日子（</w:t>
+      </w:r>
+      <w:hyperlink r:id="rId39">
+        <w:r>
+          <w:rPr>
+            <w:lang w:val="zh_TW" w:bidi="zh_TW"/>
+          </w:rPr>
+          <w:rPr>
+            <w:color w:val="0000EE"/>
+            <w:u w:val="single"/>
+          </w:rPr>
+          <w:t>林後6:2</w:t>
+        </w:r>
+      </w:hyperlink>
+      <w:r>
+        <w:rPr>
+          <w:lang w:val="zh_TW" w:bidi="zh_TW"/>
+        </w:rPr>
+        <w:t>；</w:t>
+      </w:r>
+      <w:hyperlink r:id="rId47">
+        <w:r>
+          <w:rPr>
+            <w:lang w:val="zh_TW" w:bidi="zh_TW"/>
+          </w:rPr>
+          <w:rPr>
+            <w:color w:val="0000EE"/>
+            <w:u w:val="single"/>
+          </w:rPr>
+          <w:t>弗5:16</w:t>
+        </w:r>
+      </w:hyperlink>
+      <w:r>
+        <w:rPr>
+          <w:lang w:val="zh_TW" w:bidi="zh_TW"/>
+        </w:rPr>
+        <w:t>，</w:t>
+      </w:r>
+      <w:hyperlink r:id="rId48">
+        <w:r>
+          <w:rPr>
+            <w:lang w:val="zh_TW" w:bidi="zh_TW"/>
+          </w:rPr>
+          <w:rPr>
+            <w:color w:val="0000EE"/>
+            <w:u w:val="single"/>
+          </w:rPr>
+          <w:t>6:13</w:t>
+        </w:r>
+      </w:hyperlink>
+      <w:r>
+        <w:rPr>
+          <w:lang w:val="zh_TW" w:bidi="zh_TW"/>
+        </w:rPr>
+        <w:t>；</w:t>
+      </w:r>
+      <w:hyperlink r:id="rId49">
+        <w:r>
+          <w:rPr>
+            <w:lang w:val="zh_TW" w:bidi="zh_TW"/>
+          </w:rPr>
+          <w:rPr>
+            <w:color w:val="0000EE"/>
+            <w:u w:val="single"/>
+          </w:rPr>
+          <w:t>來5:7</w:t>
+        </w:r>
+      </w:hyperlink>
+      <w:r>
+        <w:rPr>
+          <w:lang w:val="zh_TW" w:bidi="zh_TW"/>
+        </w:rPr>
+        <w:t>）。舊約先知所強調審判的日子在新約中延續，並特別指出那是神最終審判的日子——人子（耶穌）要顯明祂是主（</w:t>
+      </w:r>
+      <w:hyperlink r:id="rId50">
+        <w:r>
+          <w:rPr>
+            <w:lang w:val="zh_TW" w:bidi="zh_TW"/>
+          </w:rPr>
+          <w:rPr>
+            <w:color w:val="0000EE"/>
+            <w:u w:val="single"/>
+          </w:rPr>
+          <w:t>路17:30</w:t>
+        </w:r>
+      </w:hyperlink>
+      <w:r>
+        <w:rPr>
+          <w:lang w:val="zh_TW" w:bidi="zh_TW"/>
+        </w:rPr>
+        <w:t>；</w:t>
+      </w:r>
+      <w:hyperlink r:id="rId51">
+        <w:r>
+          <w:rPr>
+            <w:lang w:val="zh_TW" w:bidi="zh_TW"/>
+          </w:rPr>
+          <w:rPr>
+            <w:color w:val="0000EE"/>
+            <w:u w:val="single"/>
+          </w:rPr>
+          <w:t>約6:39–44</w:t>
+        </w:r>
+      </w:hyperlink>
+      <w:r>
+        <w:rPr>
+          <w:lang w:val="zh_TW" w:bidi="zh_TW"/>
+        </w:rPr>
+        <w:t>；</w:t>
+      </w:r>
+      <w:hyperlink r:id="rId52">
+        <w:r>
+          <w:rPr>
+            <w:lang w:val="zh_TW" w:bidi="zh_TW"/>
+          </w:rPr>
+          <w:rPr>
+            <w:color w:val="0000EE"/>
+            <w:u w:val="single"/>
+          </w:rPr>
+          <w:t>林前5:5</w:t>
+        </w:r>
+      </w:hyperlink>
+      <w:r>
+        <w:rPr>
+          <w:lang w:val="zh_TW" w:bidi="zh_TW"/>
+        </w:rPr>
+        <w:t>；</w:t>
+      </w:r>
+      <w:hyperlink r:id="rId53">
+        <w:r>
+          <w:rPr>
+            <w:lang w:val="zh_TW" w:bidi="zh_TW"/>
+          </w:rPr>
+          <w:rPr>
+            <w:color w:val="0000EE"/>
+            <w:u w:val="single"/>
+          </w:rPr>
+          <w:t>帖前5:2</w:t>
+        </w:r>
+      </w:hyperlink>
+      <w:r>
+        <w:rPr>
+          <w:lang w:val="zh_TW" w:bidi="zh_TW"/>
+        </w:rPr>
+        <w:t>；</w:t>
+      </w:r>
+      <w:hyperlink r:id="rId54">
+        <w:r>
+          <w:rPr>
+            <w:lang w:val="zh_TW" w:bidi="zh_TW"/>
+          </w:rPr>
+          <w:rPr>
+            <w:color w:val="0000EE"/>
+            <w:u w:val="single"/>
+          </w:rPr>
+          <w:t>彼後2:9</w:t>
+        </w:r>
+      </w:hyperlink>
+      <w:r>
+        <w:rPr>
+          <w:lang w:val="zh_TW" w:bidi="zh_TW"/>
+        </w:rPr>
+        <w:t>，</w:t>
+      </w:r>
+      <w:hyperlink r:id="rId55">
+        <w:r>
+          <w:rPr>
+            <w:lang w:val="zh_TW" w:bidi="zh_TW"/>
+          </w:rPr>
+          <w:rPr>
+            <w:color w:val="0000EE"/>
+            <w:u w:val="single"/>
+          </w:rPr>
+          <w:t>3:7、12</w:t>
+        </w:r>
+      </w:hyperlink>
+      <w:r>
+        <w:rPr>
+          <w:lang w:val="zh_TW" w:bidi="zh_TW"/>
+        </w:rPr>
+        <w:t>；</w:t>
+      </w:r>
+      <w:hyperlink r:id="rId56">
+        <w:r>
+          <w:rPr>
+            <w:lang w:val="zh_TW" w:bidi="zh_TW"/>
+          </w:rPr>
+          <w:rPr>
+            <w:color w:val="0000EE"/>
+            <w:u w:val="single"/>
+          </w:rPr>
+          <w:t>約一4:17</w:t>
+        </w:r>
+      </w:hyperlink>
+      <w:r>
+        <w:rPr>
+          <w:lang w:val="zh_TW" w:bidi="zh_TW"/>
+        </w:rPr>
+        <w:t>；</w:t>
+      </w:r>
+      <w:hyperlink r:id="rId57">
+        <w:r>
+          <w:rPr>
+            <w:lang w:val="zh_TW" w:bidi="zh_TW"/>
+          </w:rPr>
+          <w:rPr>
+            <w:color w:val="0000EE"/>
+            <w:u w:val="single"/>
+          </w:rPr>
+          <w:t>啟16:14</w:t>
+        </w:r>
+      </w:hyperlink>
+      <w:r>
+        <w:rPr>
+          <w:lang w:val="zh_TW" w:bidi="zh_TW"/>
+        </w:rPr>
+        <w:t>）。「</w:t>
+      </w:r>
+      <w:r>
+        <w:rPr>
+          <w:lang w:val="zh_TW" w:bidi="zh_TW"/>
+        </w:rPr>
+        <w:t>永遠</w:t>
+      </w:r>
+      <w:r>
+        <w:rPr>
+          <w:lang w:val="zh_TW" w:bidi="zh_TW"/>
+        </w:rPr>
+        <w:t>」標誌著時間將成為永恆的那一刻（</w:t>
+      </w:r>
+      <w:hyperlink r:id="rId58">
+        <w:r>
+          <w:rPr>
+            <w:lang w:val="zh_TW" w:bidi="zh_TW"/>
+          </w:rPr>
+          <w:rPr>
+            <w:color w:val="0000EE"/>
+            <w:u w:val="single"/>
+          </w:rPr>
+          <w:t>彼後3:18</w:t>
+        </w:r>
+      </w:hyperlink>
+      <w:r>
+        <w:rPr>
+          <w:lang w:val="zh_TW" w:bidi="zh_TW"/>
+        </w:rPr>
+        <w:t>）。新耶路撒冷，就是神子民的居所，被描述為一個永遠白晝之地（</w:t>
+      </w:r>
+      <w:hyperlink r:id="rId59">
+        <w:r>
+          <w:rPr>
+            <w:lang w:val="zh_TW" w:bidi="zh_TW"/>
+          </w:rPr>
+          <w:rPr>
+            <w:color w:val="0000EE"/>
+            <w:u w:val="single"/>
+          </w:rPr>
+          <w:t>啟21:25</w:t>
+        </w:r>
+      </w:hyperlink>
+      <w:r>
+        <w:rPr>
+          <w:lang w:val="zh_TW" w:bidi="zh_TW"/>
+        </w:rPr>
+        <w:t>）。</w:t>
+      </w:r>
+    </w:p>
+    <w:p>
+      <w:pPr/>
+      <w:r>
+        <w:rPr>
+          <w:lang w:val="zh_TW" w:bidi="zh_TW"/>
+        </w:rPr>
+      </w:r>
+      <w:r>
+        <w:rPr>
+          <w:i/>
+          <w:lang w:val="zh_TW" w:bidi="zh_TW"/>
+        </w:rPr>
+        <w:t>另見</w:t>
+      </w:r>
+      <w:r>
+        <w:rPr>
+          <w:lang w:val="zh_TW" w:bidi="zh_TW"/>
+        </w:rPr>
+        <w:t>古代與現代曆法</w:t>
+      </w:r>
+      <w:r>
+        <w:rPr>
+          <w:lang w:val="zh_TW" w:bidi="zh_TW"/>
+        </w:rPr>
+        <w:t>；耶和華的日子</w:t>
+      </w:r>
+      <w:r>
+        <w:rPr>
+          <w:lang w:val="zh_TW" w:bidi="zh_TW"/>
+        </w:rPr>
+        <w:t>；</w:t>
+      </w:r>
+      <w:r>
+        <w:rPr>
+          <w:lang w:val="zh_TW" w:bidi="zh_TW"/>
+        </w:rPr>
+        <w:t>末世論</w:t>
+      </w:r>
+      <w:r>
+        <w:rPr>
+          <w:lang w:val="zh_TW" w:bidi="zh_TW"/>
+        </w:rPr>
+        <w:t>。</w:t>
       </w:r>
       <w:r>
         <w:rPr>

--- a/zht/docx/141.content.docx
+++ b/zht/docx/141.content.docx
@@ -233,18 +233,12 @@
         </w:rPr>
         <w:t>最直接的意義，是指地球繞著自轉軸旋轉的一段時間，例如兩次日出之間的時間；也可以指這段時間裡太陽可見的部份，即「早晨」，另一部份則稱為「晚上」。「日子」這個字在舊約中出現超過二千次，在新約中出現超過三百五十次。希伯來文中「日」一詞多義，不僅僅是字面上的意思。希伯來人的一天是由晚上開始，直到第二天的晚上，這種算法大概是基於妥拉（參</w:t>
       </w:r>
-      <w:hyperlink r:id="rId13">
-        <w:r>
-          <w:rPr>
-            <w:lang w:val="zh_TW" w:bidi="zh_TW"/>
-          </w:rPr>
-          <w:rPr>
-            <w:color w:val="0000EE"/>
-            <w:u w:val="single"/>
-          </w:rPr>
-          <w:t>創1:14、19</w:t>
-        </w:r>
-      </w:hyperlink>
+      <w:r>
+        <w:rPr>
+          <w:lang w:val="zh_TW" w:bidi="zh_TW"/>
+        </w:rPr>
+        <w:t>創1:14、19</w:t>
+      </w:r>
       <w:r>
         <w:rPr>
           <w:lang w:val="zh_TW" w:bidi="zh_TW"/>
@@ -276,36 +270,24 @@
         </w:rPr>
         <w:t>希伯來人一般認知白天（十二小時）分為早晨、正午與晚上（</w:t>
       </w:r>
-      <w:hyperlink r:id="rId14">
-        <w:r>
-          <w:rPr>
-            <w:lang w:val="zh_TW" w:bidi="zh_TW"/>
-          </w:rPr>
-          <w:rPr>
-            <w:color w:val="0000EE"/>
-            <w:u w:val="single"/>
-          </w:rPr>
-          <w:t>詩55:17</w:t>
-        </w:r>
-      </w:hyperlink>
+      <w:r>
+        <w:rPr>
+          <w:lang w:val="zh_TW" w:bidi="zh_TW"/>
+        </w:rPr>
+        <w:t>詩55:17</w:t>
+      </w:r>
       <w:r>
         <w:rPr>
           <w:lang w:val="zh_TW" w:bidi="zh_TW"/>
         </w:rPr>
         <w:t>）。這些時段有時以不同詞語表達，如黎明（</w:t>
       </w:r>
-      <w:hyperlink r:id="rId15">
-        <w:r>
-          <w:rPr>
-            <w:lang w:val="zh_TW" w:bidi="zh_TW"/>
-          </w:rPr>
-          <w:rPr>
-            <w:color w:val="0000EE"/>
-            <w:u w:val="single"/>
-          </w:rPr>
-          <w:t>伯3:9</w:t>
-        </w:r>
-      </w:hyperlink>
+      <w:r>
+        <w:rPr>
+          <w:lang w:val="zh_TW" w:bidi="zh_TW"/>
+        </w:rPr>
+        <w:t>伯3:9</w:t>
+      </w:r>
       <w:r>
         <w:rPr>
           <w:lang w:val="zh_TW" w:bidi="zh_TW"/>
@@ -324,18 +306,12 @@
         </w:rPr>
         <w:t>（</w:t>
       </w:r>
-      <w:hyperlink r:id="rId16">
-        <w:r>
-          <w:rPr>
-            <w:lang w:val="zh_TW" w:bidi="zh_TW"/>
-          </w:rPr>
-          <w:rPr>
-            <w:color w:val="0000EE"/>
-            <w:u w:val="single"/>
-          </w:rPr>
-          <w:t>撒上11:11</w:t>
-        </w:r>
-      </w:hyperlink>
+      <w:r>
+        <w:rPr>
+          <w:lang w:val="zh_TW" w:bidi="zh_TW"/>
+        </w:rPr>
+        <w:t>撒上11:11</w:t>
+      </w:r>
       <w:r>
         <w:rPr>
           <w:lang w:val="zh_TW" w:bidi="zh_TW"/>
@@ -354,18 +330,12 @@
         </w:rPr>
         <w:t>（</w:t>
       </w:r>
-      <w:hyperlink r:id="rId17">
-        <w:r>
-          <w:rPr>
-            <w:lang w:val="zh_TW" w:bidi="zh_TW"/>
-          </w:rPr>
-          <w:rPr>
-            <w:color w:val="0000EE"/>
-            <w:u w:val="single"/>
-          </w:rPr>
-          <w:t>創43:16</w:t>
-        </w:r>
-      </w:hyperlink>
+      <w:r>
+        <w:rPr>
+          <w:lang w:val="zh_TW" w:bidi="zh_TW"/>
+        </w:rPr>
+        <w:t>創43:16</w:t>
+      </w:r>
       <w:r>
         <w:rPr>
           <w:lang w:val="zh_TW" w:bidi="zh_TW"/>
@@ -384,90 +354,60 @@
         </w:rPr>
         <w:t>時間（</w:t>
       </w:r>
-      <w:hyperlink r:id="rId18">
-        <w:r>
-          <w:rPr>
-            <w:lang w:val="zh_TW" w:bidi="zh_TW"/>
-          </w:rPr>
-          <w:rPr>
-            <w:color w:val="0000EE"/>
-            <w:u w:val="single"/>
-          </w:rPr>
-          <w:t>3:8</w:t>
-        </w:r>
-      </w:hyperlink>
+      <w:r>
+        <w:rPr>
+          <w:lang w:val="zh_TW" w:bidi="zh_TW"/>
+        </w:rPr>
+        <w:t>3:8</w:t>
+      </w:r>
       <w:r>
         <w:rPr>
           <w:lang w:val="zh_TW" w:bidi="zh_TW"/>
         </w:rPr>
         <w:t>）和晚上（</w:t>
       </w:r>
-      <w:hyperlink r:id="rId19">
-        <w:r>
-          <w:rPr>
-            <w:lang w:val="zh_TW" w:bidi="zh_TW"/>
-          </w:rPr>
-          <w:rPr>
-            <w:color w:val="0000EE"/>
-            <w:u w:val="single"/>
-          </w:rPr>
-          <w:t>得2:17</w:t>
-        </w:r>
-      </w:hyperlink>
+      <w:r>
+        <w:rPr>
+          <w:lang w:val="zh_TW" w:bidi="zh_TW"/>
+        </w:rPr>
+        <w:t>得2:17</w:t>
+      </w:r>
       <w:r>
         <w:rPr>
           <w:lang w:val="zh_TW" w:bidi="zh_TW"/>
         </w:rPr>
         <w:t>）。希伯來文「兩個晚上之間」（</w:t>
       </w:r>
-      <w:hyperlink r:id="rId20">
-        <w:r>
-          <w:rPr>
-            <w:lang w:val="zh_TW" w:bidi="zh_TW"/>
-          </w:rPr>
-          <w:rPr>
-            <w:color w:val="0000EE"/>
-            <w:u w:val="single"/>
-          </w:rPr>
-          <w:t>出12:6</w:t>
-        </w:r>
-      </w:hyperlink>
+      <w:r>
+        <w:rPr>
+          <w:lang w:val="zh_TW" w:bidi="zh_TW"/>
+        </w:rPr>
+        <w:t>出12:6</w:t>
+      </w:r>
       <w:r>
         <w:rPr>
           <w:lang w:val="zh_TW" w:bidi="zh_TW"/>
         </w:rPr>
         <w:t>；譯註：和合本譯作黃昏）大概是指黃昏、入夜的時候（</w:t>
       </w:r>
-      <w:hyperlink r:id="rId21">
-        <w:r>
-          <w:rPr>
-            <w:lang w:val="zh_TW" w:bidi="zh_TW"/>
-          </w:rPr>
-          <w:rPr>
-            <w:color w:val="0000EE"/>
-            <w:u w:val="single"/>
-          </w:rPr>
-          <w:t>出16:12</w:t>
-        </w:r>
-      </w:hyperlink>
+      <w:r>
+        <w:rPr>
+          <w:lang w:val="zh_TW" w:bidi="zh_TW"/>
+        </w:rPr>
+        <w:t>出16:12</w:t>
+      </w:r>
       <w:r>
         <w:rPr>
           <w:lang w:val="zh_TW" w:bidi="zh_TW"/>
         </w:rPr>
         <w:t>）。按小時來劃分日子，是直到基督時代才開始的。在舊約中最接近的劃分是將白天分為四等份（</w:t>
       </w:r>
-      <w:hyperlink r:id="rId22">
-        <w:r>
-          <w:rPr>
-            <w:lang w:val="zh_TW" w:bidi="zh_TW"/>
-          </w:rPr>
-          <w:rPr>
-            <w:color w:val="0000EE"/>
-            <w:u w:val="single"/>
-          </w:rPr>
-          <w:t>尼9:3</w:t>
-        </w:r>
-      </w:hyperlink>
+      <w:r>
+        <w:rPr>
+          <w:lang w:val="zh_TW" w:bidi="zh_TW"/>
+        </w:rPr>
+        <w:t>尼9:3</w:t>
+      </w:r>
       <w:r>
         <w:rPr>
           <w:lang w:val="zh_TW" w:bidi="zh_TW"/>
@@ -488,18 +428,12 @@
         </w:rPr>
         <w:t>除了安息日外，古希伯來人並沒有為一週中的日子命名，而是以數字來稱呼這些日子，這種做法延續到新約時代（</w:t>
       </w:r>
-      <w:hyperlink r:id="rId23">
-        <w:r>
-          <w:rPr>
-            <w:lang w:val="zh_TW" w:bidi="zh_TW"/>
-          </w:rPr>
-          <w:rPr>
-            <w:color w:val="0000EE"/>
-            <w:u w:val="single"/>
-          </w:rPr>
-          <w:t>路24:1</w:t>
-        </w:r>
-      </w:hyperlink>
+      <w:r>
+        <w:rPr>
+          <w:lang w:val="zh_TW" w:bidi="zh_TW"/>
+        </w:rPr>
+        <w:t>路24:1</w:t>
+      </w:r>
       <w:r>
         <w:rPr>
           <w:lang w:val="zh_TW" w:bidi="zh_TW"/>
@@ -570,36 +504,24 @@
         </w:rPr>
         <w:t>在舊約中，「日子」常常有比喻的意思，例如「耶和華的日子」（</w:t>
       </w:r>
-      <w:hyperlink r:id="rId24">
-        <w:r>
-          <w:rPr>
-            <w:lang w:val="zh_TW" w:bidi="zh_TW"/>
-          </w:rPr>
-          <w:rPr>
-            <w:color w:val="0000EE"/>
-            <w:u w:val="single"/>
-          </w:rPr>
-          <w:t>珥1:15</w:t>
-        </w:r>
-      </w:hyperlink>
+      <w:r>
+        <w:rPr>
+          <w:lang w:val="zh_TW" w:bidi="zh_TW"/>
+        </w:rPr>
+        <w:t>珥1:15</w:t>
+      </w:r>
       <w:r>
         <w:rPr>
           <w:lang w:val="zh_TW" w:bidi="zh_TW"/>
         </w:rPr>
         <w:t>；</w:t>
       </w:r>
-      <w:hyperlink r:id="rId25">
-        <w:r>
-          <w:rPr>
-            <w:lang w:val="zh_TW" w:bidi="zh_TW"/>
-          </w:rPr>
-          <w:rPr>
-            <w:color w:val="0000EE"/>
-            <w:u w:val="single"/>
-          </w:rPr>
-          <w:t>摩5:18</w:t>
-        </w:r>
-      </w:hyperlink>
+      <w:r>
+        <w:rPr>
+          <w:lang w:val="zh_TW" w:bidi="zh_TW"/>
+        </w:rPr>
+        <w:t>摩5:18</w:t>
+      </w:r>
       <w:r>
         <w:rPr>
           <w:lang w:val="zh_TW" w:bidi="zh_TW"/>
@@ -618,18 +540,12 @@
         </w:rPr>
         <w:t>難的日子」（</w:t>
       </w:r>
-      <w:hyperlink r:id="rId26">
-        <w:r>
-          <w:rPr>
-            <w:lang w:val="zh_TW" w:bidi="zh_TW"/>
-          </w:rPr>
-          <w:rPr>
-            <w:color w:val="0000EE"/>
-            <w:u w:val="single"/>
-          </w:rPr>
-          <w:t>詩20:1</w:t>
-        </w:r>
-      </w:hyperlink>
+      <w:r>
+        <w:rPr>
+          <w:lang w:val="zh_TW" w:bidi="zh_TW"/>
+        </w:rPr>
+        <w:t>詩20:1</w:t>
+      </w:r>
       <w:r>
         <w:rPr>
           <w:lang w:val="zh_TW" w:bidi="zh_TW"/>
@@ -648,108 +564,72 @@
         </w:rPr>
         <w:t>日子」（</w:t>
       </w:r>
-      <w:hyperlink r:id="rId27">
-        <w:r>
-          <w:rPr>
-            <w:lang w:val="zh_TW" w:bidi="zh_TW"/>
-          </w:rPr>
-          <w:rPr>
-            <w:color w:val="0000EE"/>
-            <w:u w:val="single"/>
-          </w:rPr>
-          <w:t>伯20:28</w:t>
-        </w:r>
-      </w:hyperlink>
+      <w:r>
+        <w:rPr>
+          <w:lang w:val="zh_TW" w:bidi="zh_TW"/>
+        </w:rPr>
+        <w:t>伯20:28</w:t>
+      </w:r>
       <w:r>
         <w:rPr>
           <w:lang w:val="zh_TW" w:bidi="zh_TW"/>
         </w:rPr>
         <w:t>）。複數的「日子」（譯註：如「年日」、「年間」）有時用來指一位君王的統治時期（</w:t>
       </w:r>
-      <w:hyperlink r:id="rId28">
-        <w:r>
-          <w:rPr>
-            <w:lang w:val="zh_TW" w:bidi="zh_TW"/>
-          </w:rPr>
-          <w:rPr>
-            <w:color w:val="0000EE"/>
-            <w:u w:val="single"/>
-          </w:rPr>
-          <w:t>王上10:21</w:t>
-        </w:r>
-      </w:hyperlink>
+      <w:r>
+        <w:rPr>
+          <w:lang w:val="zh_TW" w:bidi="zh_TW"/>
+        </w:rPr>
+        <w:t>王上10:21</w:t>
+      </w:r>
       <w:r>
         <w:rPr>
           <w:lang w:val="zh_TW" w:bidi="zh_TW"/>
         </w:rPr>
         <w:t>）、或人的一生（</w:t>
       </w:r>
-      <w:hyperlink r:id="rId29">
-        <w:r>
-          <w:rPr>
-            <w:lang w:val="zh_TW" w:bidi="zh_TW"/>
-          </w:rPr>
-          <w:rPr>
-            <w:color w:val="0000EE"/>
-            <w:u w:val="single"/>
-          </w:rPr>
-          <w:t>創5:4</w:t>
-        </w:r>
-      </w:hyperlink>
+      <w:r>
+        <w:rPr>
+          <w:lang w:val="zh_TW" w:bidi="zh_TW"/>
+        </w:rPr>
+        <w:t>創5:4</w:t>
+      </w:r>
       <w:r>
         <w:rPr>
           <w:lang w:val="zh_TW" w:bidi="zh_TW"/>
         </w:rPr>
         <w:t>；</w:t>
       </w:r>
-      <w:hyperlink r:id="rId30">
-        <w:r>
-          <w:rPr>
-            <w:lang w:val="zh_TW" w:bidi="zh_TW"/>
-          </w:rPr>
-          <w:rPr>
-            <w:color w:val="0000EE"/>
-            <w:u w:val="single"/>
-          </w:rPr>
-          <w:t>王上3:14</w:t>
-        </w:r>
-      </w:hyperlink>
+      <w:r>
+        <w:rPr>
+          <w:lang w:val="zh_TW" w:bidi="zh_TW"/>
+        </w:rPr>
+        <w:t>王上3:14</w:t>
+      </w:r>
       <w:r>
         <w:rPr>
           <w:lang w:val="zh_TW" w:bidi="zh_TW"/>
         </w:rPr>
         <w:t>；</w:t>
       </w:r>
-      <w:hyperlink r:id="rId31">
-        <w:r>
-          <w:rPr>
-            <w:lang w:val="zh_TW" w:bidi="zh_TW"/>
-          </w:rPr>
-          <w:rPr>
-            <w:color w:val="0000EE"/>
-            <w:u w:val="single"/>
-          </w:rPr>
-          <w:t>詩90:12</w:t>
-        </w:r>
-      </w:hyperlink>
+      <w:r>
+        <w:rPr>
+          <w:lang w:val="zh_TW" w:bidi="zh_TW"/>
+        </w:rPr>
+        <w:t>詩90:12</w:t>
+      </w:r>
       <w:r>
         <w:rPr>
           <w:lang w:val="zh_TW" w:bidi="zh_TW"/>
         </w:rPr>
         <w:t>）。在但以理書中，神被描述為「亙古常在者」（Ancient of Days，</w:t>
       </w:r>
-      <w:hyperlink r:id="rId32">
-        <w:r>
-          <w:rPr>
-            <w:lang w:val="zh_TW" w:bidi="zh_TW"/>
-          </w:rPr>
-          <w:rPr>
-            <w:color w:val="0000EE"/>
-            <w:u w:val="single"/>
-          </w:rPr>
-          <w:t>但7:9、13</w:t>
-        </w:r>
-      </w:hyperlink>
+      <w:r>
+        <w:rPr>
+          <w:lang w:val="zh_TW" w:bidi="zh_TW"/>
+        </w:rPr>
+        <w:t>但7:9、13</w:t>
+      </w:r>
       <w:r>
         <w:rPr>
           <w:lang w:val="zh_TW" w:bidi="zh_TW"/>
@@ -770,90 +650,60 @@
         </w:rPr>
         <w:t>除了為了休息和敬拜而保留的安息日之外（</w:t>
       </w:r>
-      <w:hyperlink r:id="rId33">
-        <w:r>
-          <w:rPr>
-            <w:lang w:val="zh_TW" w:bidi="zh_TW"/>
-          </w:rPr>
-          <w:rPr>
-            <w:color w:val="0000EE"/>
-            <w:u w:val="single"/>
-          </w:rPr>
-          <w:t>創2:3</w:t>
-        </w:r>
-      </w:hyperlink>
+      <w:r>
+        <w:rPr>
+          <w:lang w:val="zh_TW" w:bidi="zh_TW"/>
+        </w:rPr>
+        <w:t>創2:3</w:t>
+      </w:r>
       <w:r>
         <w:rPr>
           <w:lang w:val="zh_TW" w:bidi="zh_TW"/>
         </w:rPr>
         <w:t>；</w:t>
       </w:r>
-      <w:hyperlink r:id="rId34">
-        <w:r>
-          <w:rPr>
-            <w:lang w:val="zh_TW" w:bidi="zh_TW"/>
-          </w:rPr>
-          <w:rPr>
-            <w:color w:val="0000EE"/>
-            <w:u w:val="single"/>
-          </w:rPr>
-          <w:t>出20:8–11</w:t>
-        </w:r>
-      </w:hyperlink>
+      <w:r>
+        <w:rPr>
+          <w:lang w:val="zh_TW" w:bidi="zh_TW"/>
+        </w:rPr>
+        <w:t>出20:8–11</w:t>
+      </w:r>
       <w:r>
         <w:rPr>
           <w:lang w:val="zh_TW" w:bidi="zh_TW"/>
         </w:rPr>
         <w:t>），「日」一詞還指春天的逾越節（</w:t>
       </w:r>
-      <w:hyperlink r:id="rId35">
-        <w:r>
-          <w:rPr>
-            <w:lang w:val="zh_TW" w:bidi="zh_TW"/>
-          </w:rPr>
-          <w:rPr>
-            <w:color w:val="0000EE"/>
-            <w:u w:val="single"/>
-          </w:rPr>
-          <w:t>出12:14</w:t>
-        </w:r>
-      </w:hyperlink>
+      <w:r>
+        <w:rPr>
+          <w:lang w:val="zh_TW" w:bidi="zh_TW"/>
+        </w:rPr>
+        <w:t>出12:14</w:t>
+      </w:r>
       <w:r>
         <w:rPr>
           <w:lang w:val="zh_TW" w:bidi="zh_TW"/>
         </w:rPr>
         <w:t>；</w:t>
       </w:r>
-      <w:hyperlink r:id="rId36">
-        <w:r>
-          <w:rPr>
-            <w:lang w:val="zh_TW" w:bidi="zh_TW"/>
-          </w:rPr>
-          <w:rPr>
-            <w:color w:val="0000EE"/>
-            <w:u w:val="single"/>
-          </w:rPr>
-          <w:t>利23:5</w:t>
-        </w:r>
-      </w:hyperlink>
+      <w:r>
+        <w:rPr>
+          <w:lang w:val="zh_TW" w:bidi="zh_TW"/>
+        </w:rPr>
+        <w:t>利23:5</w:t>
+      </w:r>
       <w:r>
         <w:rPr>
           <w:lang w:val="zh_TW" w:bidi="zh_TW"/>
         </w:rPr>
         <w:t>）和每年秋天的贖罪日（</w:t>
       </w:r>
-      <w:hyperlink r:id="rId37">
-        <w:r>
-          <w:rPr>
-            <w:lang w:val="zh_TW" w:bidi="zh_TW"/>
-          </w:rPr>
-          <w:rPr>
-            <w:color w:val="0000EE"/>
-            <w:u w:val="single"/>
-          </w:rPr>
-          <w:t>利16:29–31</w:t>
-        </w:r>
-      </w:hyperlink>
+      <w:r>
+        <w:rPr>
+          <w:lang w:val="zh_TW" w:bidi="zh_TW"/>
+        </w:rPr>
+        <w:t>利16:29–31</w:t>
+      </w:r>
       <w:r>
         <w:rPr>
           <w:lang w:val="zh_TW" w:bidi="zh_TW"/>
@@ -885,18 +735,12 @@
         </w:rPr>
         <w:t>在新約中，「日子」的用法部分延續了閃族的傳統，不過四更夜更的制度則源於希臘和羅馬。新約時期的十二小時白天則承襲自巴比倫的天文學（參</w:t>
       </w:r>
-      <w:hyperlink r:id="rId38">
-        <w:r>
-          <w:rPr>
-            <w:lang w:val="zh_TW" w:bidi="zh_TW"/>
-          </w:rPr>
-          <w:rPr>
-            <w:color w:val="0000EE"/>
-            <w:u w:val="single"/>
-          </w:rPr>
-          <w:t>約11:9</w:t>
-        </w:r>
-      </w:hyperlink>
+      <w:r>
+        <w:rPr>
+          <w:lang w:val="zh_TW" w:bidi="zh_TW"/>
+        </w:rPr>
+        <w:t>約11:9</w:t>
+      </w:r>
       <w:r>
         <w:rPr>
           <w:lang w:val="zh_TW" w:bidi="zh_TW"/>
@@ -917,72 +761,48 @@
         </w:rPr>
         <w:t>除了字面意義上的日子，新約作者也使用比喻的說法，例如「拯救的日子」（</w:t>
       </w:r>
-      <w:hyperlink r:id="rId39">
-        <w:r>
-          <w:rPr>
-            <w:lang w:val="zh_TW" w:bidi="zh_TW"/>
-          </w:rPr>
-          <w:rPr>
-            <w:color w:val="0000EE"/>
-            <w:u w:val="single"/>
-          </w:rPr>
-          <w:t>林後6:2</w:t>
-        </w:r>
-      </w:hyperlink>
+      <w:r>
+        <w:rPr>
+          <w:lang w:val="zh_TW" w:bidi="zh_TW"/>
+        </w:rPr>
+        <w:t>林後6:2</w:t>
+      </w:r>
       <w:r>
         <w:rPr>
           <w:lang w:val="zh_TW" w:bidi="zh_TW"/>
         </w:rPr>
         <w:t>） 和「耶穌基督的日子」（</w:t>
       </w:r>
-      <w:hyperlink r:id="rId40">
-        <w:r>
-          <w:rPr>
-            <w:lang w:val="zh_TW" w:bidi="zh_TW"/>
-          </w:rPr>
-          <w:rPr>
-            <w:color w:val="0000EE"/>
-            <w:u w:val="single"/>
-          </w:rPr>
-          <w:t>腓1:6</w:t>
-        </w:r>
-      </w:hyperlink>
+      <w:r>
+        <w:rPr>
+          <w:lang w:val="zh_TW" w:bidi="zh_TW"/>
+        </w:rPr>
+        <w:t>腓1:6</w:t>
+      </w:r>
       <w:r>
         <w:rPr>
           <w:lang w:val="zh_TW" w:bidi="zh_TW"/>
         </w:rPr>
         <w:t>）。「日子」也有用來指具體的時段，如「他供職的日子」（</w:t>
       </w:r>
-      <w:hyperlink r:id="rId41">
-        <w:r>
-          <w:rPr>
-            <w:lang w:val="zh_TW" w:bidi="zh_TW"/>
-          </w:rPr>
-          <w:rPr>
-            <w:color w:val="0000EE"/>
-            <w:u w:val="single"/>
-          </w:rPr>
-          <w:t>路1:23</w:t>
-        </w:r>
-      </w:hyperlink>
+      <w:r>
+        <w:rPr>
+          <w:lang w:val="zh_TW" w:bidi="zh_TW"/>
+        </w:rPr>
+        <w:t>路1:23</w:t>
+      </w:r>
       <w:r>
         <w:rPr>
           <w:lang w:val="zh_TW" w:bidi="zh_TW"/>
         </w:rPr>
         <w:t>）。特別節期包括逾越節（</w:t>
       </w:r>
-      <w:hyperlink r:id="rId42">
-        <w:r>
-          <w:rPr>
-            <w:lang w:val="zh_TW" w:bidi="zh_TW"/>
-          </w:rPr>
-          <w:rPr>
-            <w:color w:val="0000EE"/>
-            <w:u w:val="single"/>
-          </w:rPr>
-          <w:t>約12:1</w:t>
-        </w:r>
-      </w:hyperlink>
+      <w:r>
+        <w:rPr>
+          <w:lang w:val="zh_TW" w:bidi="zh_TW"/>
+        </w:rPr>
+        <w:t>約12:1</w:t>
+      </w:r>
       <w:r>
         <w:rPr>
           <w:lang w:val="zh_TW" w:bidi="zh_TW"/>
@@ -1001,36 +821,24 @@
         </w:rPr>
         <w:t>（</w:t>
       </w:r>
-      <w:hyperlink r:id="rId43">
-        <w:r>
-          <w:rPr>
-            <w:lang w:val="zh_TW" w:bidi="zh_TW"/>
-          </w:rPr>
-          <w:rPr>
-            <w:color w:val="0000EE"/>
-            <w:u w:val="single"/>
-          </w:rPr>
-          <w:t>徒12:3</w:t>
-        </w:r>
-      </w:hyperlink>
+      <w:r>
+        <w:rPr>
+          <w:lang w:val="zh_TW" w:bidi="zh_TW"/>
+        </w:rPr>
+        <w:t>徒12:3</w:t>
+      </w:r>
       <w:r>
         <w:rPr>
           <w:lang w:val="zh_TW" w:bidi="zh_TW"/>
         </w:rPr>
         <w:t>） 和五旬節（</w:t>
       </w:r>
-      <w:hyperlink r:id="rId44">
-        <w:r>
-          <w:rPr>
-            <w:lang w:val="zh_TW" w:bidi="zh_TW"/>
-          </w:rPr>
-          <w:rPr>
-            <w:color w:val="0000EE"/>
-            <w:u w:val="single"/>
-          </w:rPr>
-          <w:t>徒2:1</w:t>
-        </w:r>
-      </w:hyperlink>
+      <w:r>
+        <w:rPr>
+          <w:lang w:val="zh_TW" w:bidi="zh_TW"/>
+        </w:rPr>
+        <w:t>徒2:1</w:t>
+      </w:r>
       <w:r>
         <w:rPr>
           <w:lang w:val="zh_TW" w:bidi="zh_TW"/>
@@ -1051,252 +859,168 @@
         </w:rPr>
         <w:t>與舊約一樣，日子也指人的一生（</w:t>
       </w:r>
-      <w:hyperlink r:id="rId45">
-        <w:r>
-          <w:rPr>
-            <w:lang w:val="zh_TW" w:bidi="zh_TW"/>
-          </w:rPr>
-          <w:rPr>
-            <w:color w:val="0000EE"/>
-            <w:u w:val="single"/>
-          </w:rPr>
-          <w:t>約9:4</w:t>
-        </w:r>
-      </w:hyperlink>
+      <w:r>
+        <w:rPr>
+          <w:lang w:val="zh_TW" w:bidi="zh_TW"/>
+        </w:rPr>
+        <w:t>約9:4</w:t>
+      </w:r>
       <w:r>
         <w:rPr>
           <w:lang w:val="zh_TW" w:bidi="zh_TW"/>
         </w:rPr>
         <w:t>）。基督徒被稱為「光明之子」和「白晝之子」（</w:t>
       </w:r>
-      <w:hyperlink r:id="rId46">
-        <w:r>
-          <w:rPr>
-            <w:lang w:val="zh_TW" w:bidi="zh_TW"/>
-          </w:rPr>
-          <w:rPr>
-            <w:color w:val="0000EE"/>
-            <w:u w:val="single"/>
-          </w:rPr>
-          <w:t>帖前5:5</w:t>
-        </w:r>
-      </w:hyperlink>
+      <w:r>
+        <w:rPr>
+          <w:lang w:val="zh_TW" w:bidi="zh_TW"/>
+        </w:rPr>
+        <w:t>帖前5:5</w:t>
+      </w:r>
       <w:r>
         <w:rPr>
           <w:lang w:val="zh_TW" w:bidi="zh_TW"/>
         </w:rPr>
         <w:t>），較長的時期或時代也被稱為日子（</w:t>
       </w:r>
-      <w:hyperlink r:id="rId39">
-        <w:r>
-          <w:rPr>
-            <w:lang w:val="zh_TW" w:bidi="zh_TW"/>
-          </w:rPr>
-          <w:rPr>
-            <w:color w:val="0000EE"/>
-            <w:u w:val="single"/>
-          </w:rPr>
-          <w:t>林後6:2</w:t>
-        </w:r>
-      </w:hyperlink>
+      <w:r>
+        <w:rPr>
+          <w:lang w:val="zh_TW" w:bidi="zh_TW"/>
+        </w:rPr>
+        <w:t>林後6:2</w:t>
+      </w:r>
       <w:r>
         <w:rPr>
           <w:lang w:val="zh_TW" w:bidi="zh_TW"/>
         </w:rPr>
         <w:t>；</w:t>
       </w:r>
-      <w:hyperlink r:id="rId47">
-        <w:r>
-          <w:rPr>
-            <w:lang w:val="zh_TW" w:bidi="zh_TW"/>
-          </w:rPr>
-          <w:rPr>
-            <w:color w:val="0000EE"/>
-            <w:u w:val="single"/>
-          </w:rPr>
-          <w:t>弗5:16</w:t>
-        </w:r>
-      </w:hyperlink>
+      <w:r>
+        <w:rPr>
+          <w:lang w:val="zh_TW" w:bidi="zh_TW"/>
+        </w:rPr>
+        <w:t>弗5:16</w:t>
+      </w:r>
       <w:r>
         <w:rPr>
           <w:lang w:val="zh_TW" w:bidi="zh_TW"/>
         </w:rPr>
         <w:t>，</w:t>
       </w:r>
-      <w:hyperlink r:id="rId48">
-        <w:r>
-          <w:rPr>
-            <w:lang w:val="zh_TW" w:bidi="zh_TW"/>
-          </w:rPr>
-          <w:rPr>
-            <w:color w:val="0000EE"/>
-            <w:u w:val="single"/>
-          </w:rPr>
-          <w:t>6:13</w:t>
-        </w:r>
-      </w:hyperlink>
+      <w:r>
+        <w:rPr>
+          <w:lang w:val="zh_TW" w:bidi="zh_TW"/>
+        </w:rPr>
+        <w:t>6:13</w:t>
+      </w:r>
       <w:r>
         <w:rPr>
           <w:lang w:val="zh_TW" w:bidi="zh_TW"/>
         </w:rPr>
         <w:t>；</w:t>
       </w:r>
-      <w:hyperlink r:id="rId49">
-        <w:r>
-          <w:rPr>
-            <w:lang w:val="zh_TW" w:bidi="zh_TW"/>
-          </w:rPr>
-          <w:rPr>
-            <w:color w:val="0000EE"/>
-            <w:u w:val="single"/>
-          </w:rPr>
-          <w:t>來5:7</w:t>
-        </w:r>
-      </w:hyperlink>
+      <w:r>
+        <w:rPr>
+          <w:lang w:val="zh_TW" w:bidi="zh_TW"/>
+        </w:rPr>
+        <w:t>來5:7</w:t>
+      </w:r>
       <w:r>
         <w:rPr>
           <w:lang w:val="zh_TW" w:bidi="zh_TW"/>
         </w:rPr>
         <w:t>）。舊約先知所強調審判的日子在新約中延續，並特別指出那是神最終審判的日子——人子（耶穌）要顯明祂是主（</w:t>
       </w:r>
-      <w:hyperlink r:id="rId50">
-        <w:r>
-          <w:rPr>
-            <w:lang w:val="zh_TW" w:bidi="zh_TW"/>
-          </w:rPr>
-          <w:rPr>
-            <w:color w:val="0000EE"/>
-            <w:u w:val="single"/>
-          </w:rPr>
-          <w:t>路17:30</w:t>
-        </w:r>
-      </w:hyperlink>
+      <w:r>
+        <w:rPr>
+          <w:lang w:val="zh_TW" w:bidi="zh_TW"/>
+        </w:rPr>
+        <w:t>路17:30</w:t>
+      </w:r>
       <w:r>
         <w:rPr>
           <w:lang w:val="zh_TW" w:bidi="zh_TW"/>
         </w:rPr>
         <w:t>；</w:t>
       </w:r>
-      <w:hyperlink r:id="rId51">
-        <w:r>
-          <w:rPr>
-            <w:lang w:val="zh_TW" w:bidi="zh_TW"/>
-          </w:rPr>
-          <w:rPr>
-            <w:color w:val="0000EE"/>
-            <w:u w:val="single"/>
-          </w:rPr>
-          <w:t>約6:39–44</w:t>
-        </w:r>
-      </w:hyperlink>
+      <w:r>
+        <w:rPr>
+          <w:lang w:val="zh_TW" w:bidi="zh_TW"/>
+        </w:rPr>
+        <w:t>約6:39–44</w:t>
+      </w:r>
       <w:r>
         <w:rPr>
           <w:lang w:val="zh_TW" w:bidi="zh_TW"/>
         </w:rPr>
         <w:t>；</w:t>
       </w:r>
-      <w:hyperlink r:id="rId52">
-        <w:r>
-          <w:rPr>
-            <w:lang w:val="zh_TW" w:bidi="zh_TW"/>
-          </w:rPr>
-          <w:rPr>
-            <w:color w:val="0000EE"/>
-            <w:u w:val="single"/>
-          </w:rPr>
-          <w:t>林前5:5</w:t>
-        </w:r>
-      </w:hyperlink>
+      <w:r>
+        <w:rPr>
+          <w:lang w:val="zh_TW" w:bidi="zh_TW"/>
+        </w:rPr>
+        <w:t>林前5:5</w:t>
+      </w:r>
       <w:r>
         <w:rPr>
           <w:lang w:val="zh_TW" w:bidi="zh_TW"/>
         </w:rPr>
         <w:t>；</w:t>
       </w:r>
-      <w:hyperlink r:id="rId53">
-        <w:r>
-          <w:rPr>
-            <w:lang w:val="zh_TW" w:bidi="zh_TW"/>
-          </w:rPr>
-          <w:rPr>
-            <w:color w:val="0000EE"/>
-            <w:u w:val="single"/>
-          </w:rPr>
-          <w:t>帖前5:2</w:t>
-        </w:r>
-      </w:hyperlink>
+      <w:r>
+        <w:rPr>
+          <w:lang w:val="zh_TW" w:bidi="zh_TW"/>
+        </w:rPr>
+        <w:t>帖前5:2</w:t>
+      </w:r>
       <w:r>
         <w:rPr>
           <w:lang w:val="zh_TW" w:bidi="zh_TW"/>
         </w:rPr>
         <w:t>；</w:t>
       </w:r>
-      <w:hyperlink r:id="rId54">
-        <w:r>
-          <w:rPr>
-            <w:lang w:val="zh_TW" w:bidi="zh_TW"/>
-          </w:rPr>
-          <w:rPr>
-            <w:color w:val="0000EE"/>
-            <w:u w:val="single"/>
-          </w:rPr>
-          <w:t>彼後2:9</w:t>
-        </w:r>
-      </w:hyperlink>
+      <w:r>
+        <w:rPr>
+          <w:lang w:val="zh_TW" w:bidi="zh_TW"/>
+        </w:rPr>
+        <w:t>彼後2:9</w:t>
+      </w:r>
       <w:r>
         <w:rPr>
           <w:lang w:val="zh_TW" w:bidi="zh_TW"/>
         </w:rPr>
         <w:t>，</w:t>
       </w:r>
-      <w:hyperlink r:id="rId55">
-        <w:r>
-          <w:rPr>
-            <w:lang w:val="zh_TW" w:bidi="zh_TW"/>
-          </w:rPr>
-          <w:rPr>
-            <w:color w:val="0000EE"/>
-            <w:u w:val="single"/>
-          </w:rPr>
-          <w:t>3:7、12</w:t>
-        </w:r>
-      </w:hyperlink>
+      <w:r>
+        <w:rPr>
+          <w:lang w:val="zh_TW" w:bidi="zh_TW"/>
+        </w:rPr>
+        <w:t>3:7、12</w:t>
+      </w:r>
       <w:r>
         <w:rPr>
           <w:lang w:val="zh_TW" w:bidi="zh_TW"/>
         </w:rPr>
         <w:t>；</w:t>
       </w:r>
-      <w:hyperlink r:id="rId56">
-        <w:r>
-          <w:rPr>
-            <w:lang w:val="zh_TW" w:bidi="zh_TW"/>
-          </w:rPr>
-          <w:rPr>
-            <w:color w:val="0000EE"/>
-            <w:u w:val="single"/>
-          </w:rPr>
-          <w:t>約一4:17</w:t>
-        </w:r>
-      </w:hyperlink>
+      <w:r>
+        <w:rPr>
+          <w:lang w:val="zh_TW" w:bidi="zh_TW"/>
+        </w:rPr>
+        <w:t>約一4:17</w:t>
+      </w:r>
       <w:r>
         <w:rPr>
           <w:lang w:val="zh_TW" w:bidi="zh_TW"/>
         </w:rPr>
         <w:t>；</w:t>
       </w:r>
-      <w:hyperlink r:id="rId57">
-        <w:r>
-          <w:rPr>
-            <w:lang w:val="zh_TW" w:bidi="zh_TW"/>
-          </w:rPr>
-          <w:rPr>
-            <w:color w:val="0000EE"/>
-            <w:u w:val="single"/>
-          </w:rPr>
-          <w:t>啟16:14</w:t>
-        </w:r>
-      </w:hyperlink>
+      <w:r>
+        <w:rPr>
+          <w:lang w:val="zh_TW" w:bidi="zh_TW"/>
+        </w:rPr>
+        <w:t>啟16:14</w:t>
+      </w:r>
       <w:r>
         <w:rPr>
           <w:lang w:val="zh_TW" w:bidi="zh_TW"/>
@@ -1315,36 +1039,24 @@
         </w:rPr>
         <w:t>」標誌著時間將成為永恆的那一刻（</w:t>
       </w:r>
-      <w:hyperlink r:id="rId58">
-        <w:r>
-          <w:rPr>
-            <w:lang w:val="zh_TW" w:bidi="zh_TW"/>
-          </w:rPr>
-          <w:rPr>
-            <w:color w:val="0000EE"/>
-            <w:u w:val="single"/>
-          </w:rPr>
-          <w:t>彼後3:18</w:t>
-        </w:r>
-      </w:hyperlink>
+      <w:r>
+        <w:rPr>
+          <w:lang w:val="zh_TW" w:bidi="zh_TW"/>
+        </w:rPr>
+        <w:t>彼後3:18</w:t>
+      </w:r>
       <w:r>
         <w:rPr>
           <w:lang w:val="zh_TW" w:bidi="zh_TW"/>
         </w:rPr>
         <w:t>）。新耶路撒冷，就是神子民的居所，被描述為一個永遠白晝之地（</w:t>
       </w:r>
-      <w:hyperlink r:id="rId59">
-        <w:r>
-          <w:rPr>
-            <w:lang w:val="zh_TW" w:bidi="zh_TW"/>
-          </w:rPr>
-          <w:rPr>
-            <w:color w:val="0000EE"/>
-            <w:u w:val="single"/>
-          </w:rPr>
-          <w:t>啟21:25</w:t>
-        </w:r>
-      </w:hyperlink>
+      <w:r>
+        <w:rPr>
+          <w:lang w:val="zh_TW" w:bidi="zh_TW"/>
+        </w:rPr>
+        <w:t>啟21:25</w:t>
+      </w:r>
       <w:r>
         <w:rPr>
           <w:lang w:val="zh_TW" w:bidi="zh_TW"/>
